--- a/Session03/src/main/BÁO CÁO SAU BUỔI THỰC HÀNH.docx
+++ b/Session03/src/main/BÁO CÁO SAU BUỔI THỰC HÀNH.docx
@@ -196,7 +196,7 @@
           <w:sz w:val="26"/>
           <w:szCs w:val="26"/>
         </w:rPr>
-        <w:t>Xây dựng ứng dụng StudentHub với Spring MVC</w:t>
+        <w:t>Xây dựng hệ thống quản lý khóa học EDU-PATH với Spring MVC + Thymeleaf</w:t>
       </w:r>
     </w:p>
     <w:p>
@@ -503,20 +503,21 @@
           <w:left w:val="none" w:sz="0" w:space="14" w:color="auto"/>
         </w:pBdr>
         <w:shd w:val="clear" w:color="auto" w:fill="FFFFFF"/>
-        <w:spacing w:before="120" w:line="360" w:lineRule="auto"/>
-        <w:ind w:left="720"/>
-        <w:rPr>
-          <w:rFonts w:ascii="Roboto" w:eastAsia="Roboto" w:hAnsi="Roboto" w:cs="Roboto"/>
-          <w:sz w:val="26"/>
-          <w:szCs w:val="26"/>
-          <w:lang w:val="en-US"/>
-        </w:rPr>
-      </w:pPr>
-      <w:r>
-        <w:rPr>
-          <w:rFonts w:ascii="Roboto" w:eastAsia="Roboto" w:hAnsi="Roboto" w:cs="Roboto"/>
-          <w:sz w:val="26"/>
-          <w:szCs w:val="26"/>
+        <w:spacing w:line="360" w:lineRule="auto"/>
+        <w:ind w:firstLine="360"/>
+        <w:rPr>
+          <w:rFonts w:ascii="Roboto" w:eastAsia="Roboto" w:hAnsi="Roboto" w:cs="Roboto"/>
+          <w:sz w:val="26"/>
+          <w:szCs w:val="26"/>
+          <w:lang w:val="en-US"/>
+        </w:rPr>
+      </w:pPr>
+      <w:r>
+        <w:rPr>
+          <w:rFonts w:ascii="Roboto" w:eastAsia="Roboto" w:hAnsi="Roboto" w:cs="Roboto"/>
+          <w:sz w:val="26"/>
+          <w:szCs w:val="26"/>
+          <w:lang w:val="en-US"/>
         </w:rPr>
         <w:t xml:space="preserve">Trong buổi thực hành, em đã xây dựng một ứng dụng web theo mô hình </w:t>
       </w:r>
@@ -527,26 +528,18 @@
           <w:bCs/>
           <w:sz w:val="26"/>
           <w:szCs w:val="26"/>
-        </w:rPr>
-        <w:t>Spring MVC thuần</w:t>
-      </w:r>
-      <w:r>
-        <w:rPr>
-          <w:rFonts w:ascii="Roboto" w:eastAsia="Roboto" w:hAnsi="Roboto" w:cs="Roboto"/>
-          <w:sz w:val="26"/>
-          <w:szCs w:val="26"/>
-        </w:rPr>
-        <w:t xml:space="preserve"> để quản lý và hiển thị dữ liệu sinh viên (StudentHub).</w:t>
-      </w:r>
-      <w:r>
-        <w:rPr>
-          <w:rFonts w:ascii="Roboto" w:eastAsia="Roboto" w:hAnsi="Roboto" w:cs="Roboto"/>
-          <w:sz w:val="26"/>
-          <w:szCs w:val="26"/>
-          <w:lang w:val="en-US"/>
-        </w:rPr>
-        <w:br/>
-        <w:t>Giải pháp chính là:</w:t>
+          <w:lang w:val="en-US"/>
+        </w:rPr>
+        <w:t>Spring MVC kết hợp Thymeleaf Layout Dialect</w:t>
+      </w:r>
+      <w:r>
+        <w:rPr>
+          <w:rFonts w:ascii="Roboto" w:eastAsia="Roboto" w:hAnsi="Roboto" w:cs="Roboto"/>
+          <w:sz w:val="26"/>
+          <w:szCs w:val="26"/>
+          <w:lang w:val="en-US"/>
+        </w:rPr>
+        <w:t xml:space="preserve"> để quản lý các khóa học tiếng Anh (EDU-PATH).</w:t>
       </w:r>
     </w:p>
     <w:p>
@@ -562,29 +555,23 @@
         <w:spacing w:line="360" w:lineRule="auto"/>
         <w:rPr>
           <w:rFonts w:ascii="Roboto" w:eastAsia="Roboto" w:hAnsi="Roboto" w:cs="Roboto"/>
-          <w:sz w:val="26"/>
-          <w:szCs w:val="26"/>
-          <w:lang w:val="en-US"/>
-        </w:rPr>
-      </w:pPr>
-      <w:r>
-        <w:rPr>
-          <w:rFonts w:ascii="Roboto" w:eastAsia="Roboto" w:hAnsi="Roboto" w:cs="Roboto"/>
-          <w:sz w:val="26"/>
-          <w:szCs w:val="26"/>
-          <w:lang w:val="en-US"/>
-        </w:rPr>
-        <w:t>Phân tích yêu cầu (SRS):</w:t>
-      </w:r>
-      <w:r>
-        <w:rPr>
-          <w:rFonts w:ascii="Roboto" w:eastAsia="Roboto" w:hAnsi="Roboto" w:cs="Roboto"/>
-          <w:sz w:val="26"/>
-          <w:szCs w:val="26"/>
-          <w:lang w:val="en-US"/>
-        </w:rPr>
-        <w:br/>
-        <w:t xml:space="preserve">Xác định 4 chức năng chính: </w:t>
+          <w:b/>
+          <w:bCs/>
+          <w:sz w:val="26"/>
+          <w:szCs w:val="26"/>
+          <w:lang w:val="en-US"/>
+        </w:rPr>
+      </w:pPr>
+      <w:r>
+        <w:rPr>
+          <w:rFonts w:ascii="Roboto" w:eastAsia="Roboto" w:hAnsi="Roboto" w:cs="Roboto"/>
+          <w:b/>
+          <w:bCs/>
+          <w:sz w:val="26"/>
+          <w:szCs w:val="26"/>
+          <w:lang w:val="en-US"/>
+        </w:rPr>
+        <w:t>Giải pháp chính:</w:t>
       </w:r>
     </w:p>
     <w:p>
@@ -600,19 +587,113 @@
         <w:spacing w:line="360" w:lineRule="auto"/>
         <w:rPr>
           <w:rFonts w:ascii="Roboto" w:eastAsia="Roboto" w:hAnsi="Roboto" w:cs="Roboto"/>
-          <w:sz w:val="26"/>
-          <w:szCs w:val="26"/>
-          <w:lang w:val="en-US"/>
-        </w:rPr>
-      </w:pPr>
-      <w:r>
-        <w:rPr>
-          <w:rFonts w:ascii="Roboto" w:eastAsia="Roboto" w:hAnsi="Roboto" w:cs="Roboto"/>
-          <w:sz w:val="26"/>
-          <w:szCs w:val="26"/>
-          <w:lang w:val="en-US"/>
-        </w:rPr>
-        <w:t xml:space="preserve">Hiển thị danh sách sinh viên (có sắp xếp) </w:t>
+          <w:b/>
+          <w:bCs/>
+          <w:sz w:val="26"/>
+          <w:szCs w:val="26"/>
+          <w:lang w:val="en-US"/>
+        </w:rPr>
+      </w:pPr>
+      <w:r>
+        <w:rPr>
+          <w:rFonts w:ascii="Roboto" w:eastAsia="Roboto" w:hAnsi="Roboto" w:cs="Roboto"/>
+          <w:b/>
+          <w:bCs/>
+          <w:sz w:val="26"/>
+          <w:szCs w:val="26"/>
+          <w:lang w:val="en-US"/>
+        </w:rPr>
+        <w:t>Phân tích yêu cầu (SRS):</w:t>
+      </w:r>
+    </w:p>
+    <w:p>
+      <w:pPr>
+        <w:pBdr>
+          <w:left w:val="none" w:sz="0" w:space="14" w:color="auto"/>
+        </w:pBdr>
+        <w:shd w:val="clear" w:color="auto" w:fill="FFFFFF"/>
+        <w:spacing w:line="360" w:lineRule="auto"/>
+        <w:ind w:left="1800"/>
+        <w:rPr>
+          <w:rFonts w:ascii="Roboto" w:eastAsia="Roboto" w:hAnsi="Roboto" w:cs="Roboto"/>
+          <w:sz w:val="26"/>
+          <w:szCs w:val="26"/>
+          <w:lang w:val="en-US"/>
+        </w:rPr>
+      </w:pPr>
+      <w:r>
+        <w:rPr>
+          <w:rFonts w:ascii="Roboto" w:eastAsia="Roboto" w:hAnsi="Roboto" w:cs="Roboto"/>
+          <w:sz w:val="26"/>
+          <w:szCs w:val="26"/>
+          <w:lang w:val="en-US"/>
+        </w:rPr>
+        <w:t>Xác định 5 chức năng chính:</w:t>
+      </w:r>
+    </w:p>
+    <w:p>
+      <w:pPr>
+        <w:pBdr>
+          <w:left w:val="none" w:sz="0" w:space="14" w:color="auto"/>
+        </w:pBdr>
+        <w:shd w:val="clear" w:color="auto" w:fill="FFFFFF"/>
+        <w:spacing w:line="360" w:lineRule="auto"/>
+        <w:ind w:left="1800"/>
+        <w:rPr>
+          <w:rFonts w:ascii="Roboto" w:eastAsia="Roboto" w:hAnsi="Roboto" w:cs="Roboto"/>
+          <w:sz w:val="26"/>
+          <w:szCs w:val="26"/>
+          <w:lang w:val="en-US"/>
+        </w:rPr>
+      </w:pPr>
+      <w:r>
+        <w:rPr>
+          <w:rFonts w:ascii="Roboto" w:eastAsia="Roboto" w:hAnsi="Roboto" w:cs="Roboto"/>
+          <w:sz w:val="26"/>
+          <w:szCs w:val="26"/>
+          <w:lang w:val="en-US"/>
+        </w:rPr>
+        <w:t>a. Hiển thị danh sách &amp; lọc khóa học</w:t>
+      </w:r>
+      <w:r>
+        <w:rPr>
+          <w:rFonts w:ascii="Roboto" w:eastAsia="Roboto" w:hAnsi="Roboto" w:cs="Roboto"/>
+          <w:sz w:val="26"/>
+          <w:szCs w:val="26"/>
+          <w:lang w:val="en-US"/>
+        </w:rPr>
+        <w:br/>
+        <w:t>b. Xem chi tiết khóa học</w:t>
+      </w:r>
+      <w:r>
+        <w:rPr>
+          <w:rFonts w:ascii="Roboto" w:eastAsia="Roboto" w:hAnsi="Roboto" w:cs="Roboto"/>
+          <w:sz w:val="26"/>
+          <w:szCs w:val="26"/>
+          <w:lang w:val="en-US"/>
+        </w:rPr>
+        <w:br/>
+        <w:t>c. Cập nhật thông tin khóa học</w:t>
+      </w:r>
+      <w:r>
+        <w:rPr>
+          <w:rFonts w:ascii="Roboto" w:eastAsia="Roboto" w:hAnsi="Roboto" w:cs="Roboto"/>
+          <w:sz w:val="26"/>
+          <w:szCs w:val="26"/>
+          <w:lang w:val="en-US"/>
+        </w:rPr>
+        <w:br/>
+        <w:t>d. Xóa / hủy khóa học theo điều kiện</w:t>
+      </w:r>
+      <w:r>
+        <w:rPr>
+          <w:rFonts w:ascii="Roboto" w:eastAsia="Roboto" w:hAnsi="Roboto" w:cs="Roboto"/>
+          <w:sz w:val="26"/>
+          <w:szCs w:val="26"/>
+          <w:lang w:val="en-US"/>
+        </w:rPr>
+        <w:br/>
+        <w:t>e. Xây dựng layout dùng chung (Thymeleaf Layout)</w:t>
       </w:r>
     </w:p>
     <w:p>
@@ -628,19 +709,318 @@
         <w:spacing w:line="360" w:lineRule="auto"/>
         <w:rPr>
           <w:rFonts w:ascii="Roboto" w:eastAsia="Roboto" w:hAnsi="Roboto" w:cs="Roboto"/>
-          <w:sz w:val="26"/>
-          <w:szCs w:val="26"/>
-          <w:lang w:val="en-US"/>
-        </w:rPr>
-      </w:pPr>
-      <w:r>
-        <w:rPr>
-          <w:rFonts w:ascii="Roboto" w:eastAsia="Roboto" w:hAnsi="Roboto" w:cs="Roboto"/>
-          <w:sz w:val="26"/>
-          <w:szCs w:val="26"/>
-          <w:lang w:val="en-US"/>
-        </w:rPr>
-        <w:t xml:space="preserve">Xem chi tiết sinh viên </w:t>
+          <w:b/>
+          <w:bCs/>
+          <w:sz w:val="26"/>
+          <w:szCs w:val="26"/>
+          <w:lang w:val="en-US"/>
+        </w:rPr>
+      </w:pPr>
+      <w:r>
+        <w:rPr>
+          <w:rFonts w:ascii="Roboto" w:eastAsia="Roboto" w:hAnsi="Roboto" w:cs="Roboto"/>
+          <w:b/>
+          <w:bCs/>
+          <w:sz w:val="26"/>
+          <w:szCs w:val="26"/>
+          <w:lang w:val="en-US"/>
+        </w:rPr>
+        <w:t>• Thiết kế kiến trúc 4 tầng:</w:t>
+      </w:r>
+    </w:p>
+    <w:p>
+      <w:pPr>
+        <w:pBdr>
+          <w:left w:val="none" w:sz="0" w:space="14" w:color="auto"/>
+        </w:pBdr>
+        <w:shd w:val="clear" w:color="auto" w:fill="FFFFFF"/>
+        <w:spacing w:line="360" w:lineRule="auto"/>
+        <w:ind w:left="1800"/>
+        <w:rPr>
+          <w:rFonts w:ascii="Roboto" w:eastAsia="Roboto" w:hAnsi="Roboto" w:cs="Roboto"/>
+          <w:sz w:val="26"/>
+          <w:szCs w:val="26"/>
+          <w:lang w:val="en-US"/>
+        </w:rPr>
+      </w:pPr>
+      <w:r>
+        <w:rPr>
+          <w:rFonts w:ascii="Roboto" w:eastAsia="Roboto" w:hAnsi="Roboto" w:cs="Roboto"/>
+          <w:sz w:val="26"/>
+          <w:szCs w:val="26"/>
+          <w:lang w:val="en-US"/>
+        </w:rPr>
+        <w:t xml:space="preserve">a. </w:t>
+      </w:r>
+      <w:r>
+        <w:rPr>
+          <w:rFonts w:ascii="Roboto" w:eastAsia="Roboto" w:hAnsi="Roboto" w:cs="Roboto"/>
+          <w:b/>
+          <w:bCs/>
+          <w:sz w:val="26"/>
+          <w:szCs w:val="26"/>
+          <w:lang w:val="en-US"/>
+        </w:rPr>
+        <w:t>Configuration</w:t>
+      </w:r>
+    </w:p>
+    <w:p>
+      <w:pPr>
+        <w:pBdr>
+          <w:left w:val="none" w:sz="0" w:space="14" w:color="auto"/>
+        </w:pBdr>
+        <w:shd w:val="clear" w:color="auto" w:fill="FFFFFF"/>
+        <w:spacing w:line="360" w:lineRule="auto"/>
+        <w:ind w:left="1800"/>
+        <w:rPr>
+          <w:rFonts w:ascii="Roboto" w:eastAsia="Roboto" w:hAnsi="Roboto" w:cs="Roboto"/>
+          <w:sz w:val="26"/>
+          <w:szCs w:val="26"/>
+          <w:lang w:val="en-US"/>
+        </w:rPr>
+      </w:pPr>
+      <w:r>
+        <w:rPr>
+          <w:rFonts w:ascii="Roboto" w:eastAsia="Roboto" w:hAnsi="Roboto" w:cs="Roboto"/>
+          <w:sz w:val="26"/>
+          <w:szCs w:val="26"/>
+          <w:lang w:val="en-US"/>
+        </w:rPr>
+        <w:t xml:space="preserve">Cấu hình Spring MVC </w:t>
+      </w:r>
+    </w:p>
+    <w:p>
+      <w:pPr>
+        <w:pBdr>
+          <w:left w:val="none" w:sz="0" w:space="14" w:color="auto"/>
+        </w:pBdr>
+        <w:shd w:val="clear" w:color="auto" w:fill="FFFFFF"/>
+        <w:spacing w:line="360" w:lineRule="auto"/>
+        <w:ind w:left="1800"/>
+        <w:rPr>
+          <w:rFonts w:ascii="Roboto" w:eastAsia="Roboto" w:hAnsi="Roboto" w:cs="Roboto"/>
+          <w:sz w:val="26"/>
+          <w:szCs w:val="26"/>
+          <w:lang w:val="en-US"/>
+        </w:rPr>
+      </w:pPr>
+      <w:r>
+        <w:rPr>
+          <w:rFonts w:ascii="Roboto" w:eastAsia="Roboto" w:hAnsi="Roboto" w:cs="Roboto"/>
+          <w:sz w:val="26"/>
+          <w:szCs w:val="26"/>
+          <w:lang w:val="en-US"/>
+        </w:rPr>
+        <w:t xml:space="preserve">Tích hợp Thymeleaf + Layout Dialect </w:t>
+      </w:r>
+    </w:p>
+    <w:p>
+      <w:pPr>
+        <w:pBdr>
+          <w:left w:val="none" w:sz="0" w:space="14" w:color="auto"/>
+        </w:pBdr>
+        <w:shd w:val="clear" w:color="auto" w:fill="FFFFFF"/>
+        <w:spacing w:line="360" w:lineRule="auto"/>
+        <w:ind w:left="1800"/>
+        <w:rPr>
+          <w:rFonts w:ascii="Roboto" w:eastAsia="Roboto" w:hAnsi="Roboto" w:cs="Roboto"/>
+          <w:sz w:val="26"/>
+          <w:szCs w:val="26"/>
+          <w:lang w:val="en-US"/>
+        </w:rPr>
+      </w:pPr>
+      <w:r>
+        <w:rPr>
+          <w:rFonts w:ascii="Roboto" w:eastAsia="Roboto" w:hAnsi="Roboto" w:cs="Roboto"/>
+          <w:sz w:val="26"/>
+          <w:szCs w:val="26"/>
+          <w:lang w:val="en-US"/>
+        </w:rPr>
+        <w:t xml:space="preserve">b. </w:t>
+      </w:r>
+      <w:r>
+        <w:rPr>
+          <w:rFonts w:ascii="Roboto" w:eastAsia="Roboto" w:hAnsi="Roboto" w:cs="Roboto"/>
+          <w:b/>
+          <w:bCs/>
+          <w:sz w:val="26"/>
+          <w:szCs w:val="26"/>
+          <w:lang w:val="en-US"/>
+        </w:rPr>
+        <w:t>Controller</w:t>
+      </w:r>
+    </w:p>
+    <w:p>
+      <w:pPr>
+        <w:pBdr>
+          <w:left w:val="none" w:sz="0" w:space="14" w:color="auto"/>
+        </w:pBdr>
+        <w:shd w:val="clear" w:color="auto" w:fill="FFFFFF"/>
+        <w:spacing w:line="360" w:lineRule="auto"/>
+        <w:ind w:left="1800"/>
+        <w:rPr>
+          <w:rFonts w:ascii="Roboto" w:eastAsia="Roboto" w:hAnsi="Roboto" w:cs="Roboto"/>
+          <w:sz w:val="26"/>
+          <w:szCs w:val="26"/>
+          <w:lang w:val="en-US"/>
+        </w:rPr>
+      </w:pPr>
+      <w:r>
+        <w:rPr>
+          <w:rFonts w:ascii="Roboto" w:eastAsia="Roboto" w:hAnsi="Roboto" w:cs="Roboto"/>
+          <w:sz w:val="26"/>
+          <w:szCs w:val="26"/>
+          <w:lang w:val="en-US"/>
+        </w:rPr>
+        <w:t xml:space="preserve">Xử lý request (GET, POST) </w:t>
+      </w:r>
+    </w:p>
+    <w:p>
+      <w:pPr>
+        <w:pBdr>
+          <w:left w:val="none" w:sz="0" w:space="14" w:color="auto"/>
+        </w:pBdr>
+        <w:shd w:val="clear" w:color="auto" w:fill="FFFFFF"/>
+        <w:spacing w:line="360" w:lineRule="auto"/>
+        <w:ind w:left="1800"/>
+        <w:rPr>
+          <w:rFonts w:ascii="Roboto" w:eastAsia="Roboto" w:hAnsi="Roboto" w:cs="Roboto"/>
+          <w:sz w:val="26"/>
+          <w:szCs w:val="26"/>
+          <w:lang w:val="en-US"/>
+        </w:rPr>
+      </w:pPr>
+      <w:r>
+        <w:rPr>
+          <w:rFonts w:ascii="Roboto" w:eastAsia="Roboto" w:hAnsi="Roboto" w:cs="Roboto"/>
+          <w:sz w:val="26"/>
+          <w:szCs w:val="26"/>
+          <w:lang w:val="en-US"/>
+        </w:rPr>
+        <w:lastRenderedPageBreak/>
+        <w:t xml:space="preserve">Điều hướng URL và binding dữ liệu </w:t>
+      </w:r>
+    </w:p>
+    <w:p>
+      <w:pPr>
+        <w:pBdr>
+          <w:left w:val="none" w:sz="0" w:space="14" w:color="auto"/>
+        </w:pBdr>
+        <w:shd w:val="clear" w:color="auto" w:fill="FFFFFF"/>
+        <w:spacing w:line="360" w:lineRule="auto"/>
+        <w:ind w:left="1800"/>
+        <w:rPr>
+          <w:rFonts w:ascii="Roboto" w:eastAsia="Roboto" w:hAnsi="Roboto" w:cs="Roboto"/>
+          <w:sz w:val="26"/>
+          <w:szCs w:val="26"/>
+          <w:lang w:val="en-US"/>
+        </w:rPr>
+      </w:pPr>
+      <w:r>
+        <w:rPr>
+          <w:rFonts w:ascii="Roboto" w:eastAsia="Roboto" w:hAnsi="Roboto" w:cs="Roboto"/>
+          <w:sz w:val="26"/>
+          <w:szCs w:val="26"/>
+          <w:lang w:val="en-US"/>
+        </w:rPr>
+        <w:t xml:space="preserve">c. </w:t>
+      </w:r>
+      <w:r>
+        <w:rPr>
+          <w:rFonts w:ascii="Roboto" w:eastAsia="Roboto" w:hAnsi="Roboto" w:cs="Roboto"/>
+          <w:b/>
+          <w:bCs/>
+          <w:sz w:val="26"/>
+          <w:szCs w:val="26"/>
+          <w:lang w:val="en-US"/>
+        </w:rPr>
+        <w:t>Service</w:t>
+      </w:r>
+    </w:p>
+    <w:p>
+      <w:pPr>
+        <w:pBdr>
+          <w:left w:val="none" w:sz="0" w:space="14" w:color="auto"/>
+        </w:pBdr>
+        <w:shd w:val="clear" w:color="auto" w:fill="FFFFFF"/>
+        <w:spacing w:line="360" w:lineRule="auto"/>
+        <w:ind w:left="1800"/>
+        <w:rPr>
+          <w:rFonts w:ascii="Roboto" w:eastAsia="Roboto" w:hAnsi="Roboto" w:cs="Roboto"/>
+          <w:sz w:val="26"/>
+          <w:szCs w:val="26"/>
+          <w:lang w:val="en-US"/>
+        </w:rPr>
+      </w:pPr>
+      <w:r>
+        <w:rPr>
+          <w:rFonts w:ascii="Roboto" w:eastAsia="Roboto" w:hAnsi="Roboto" w:cs="Roboto"/>
+          <w:sz w:val="26"/>
+          <w:szCs w:val="26"/>
+          <w:lang w:val="en-US"/>
+        </w:rPr>
+        <w:t xml:space="preserve">Xử lý nghiệp vụ: filter, validate, update, delete logic </w:t>
+      </w:r>
+    </w:p>
+    <w:p>
+      <w:pPr>
+        <w:pBdr>
+          <w:left w:val="none" w:sz="0" w:space="14" w:color="auto"/>
+        </w:pBdr>
+        <w:shd w:val="clear" w:color="auto" w:fill="FFFFFF"/>
+        <w:spacing w:line="360" w:lineRule="auto"/>
+        <w:ind w:left="1800"/>
+        <w:rPr>
+          <w:rFonts w:ascii="Roboto" w:eastAsia="Roboto" w:hAnsi="Roboto" w:cs="Roboto"/>
+          <w:sz w:val="26"/>
+          <w:szCs w:val="26"/>
+          <w:lang w:val="en-US"/>
+        </w:rPr>
+      </w:pPr>
+      <w:r>
+        <w:rPr>
+          <w:rFonts w:ascii="Roboto" w:eastAsia="Roboto" w:hAnsi="Roboto" w:cs="Roboto"/>
+          <w:sz w:val="26"/>
+          <w:szCs w:val="26"/>
+          <w:lang w:val="en-US"/>
+        </w:rPr>
+        <w:t xml:space="preserve">d. </w:t>
+      </w:r>
+      <w:r>
+        <w:rPr>
+          <w:rFonts w:ascii="Roboto" w:eastAsia="Roboto" w:hAnsi="Roboto" w:cs="Roboto"/>
+          <w:b/>
+          <w:bCs/>
+          <w:sz w:val="26"/>
+          <w:szCs w:val="26"/>
+          <w:lang w:val="en-US"/>
+        </w:rPr>
+        <w:t>Repository</w:t>
+      </w:r>
+    </w:p>
+    <w:p>
+      <w:pPr>
+        <w:pBdr>
+          <w:left w:val="none" w:sz="0" w:space="14" w:color="auto"/>
+        </w:pBdr>
+        <w:shd w:val="clear" w:color="auto" w:fill="FFFFFF"/>
+        <w:spacing w:line="360" w:lineRule="auto"/>
+        <w:ind w:left="1800"/>
+        <w:rPr>
+          <w:rFonts w:ascii="Roboto" w:eastAsia="Roboto" w:hAnsi="Roboto" w:cs="Roboto"/>
+          <w:sz w:val="26"/>
+          <w:szCs w:val="26"/>
+          <w:lang w:val="en-US"/>
+        </w:rPr>
+      </w:pPr>
+      <w:r>
+        <w:rPr>
+          <w:rFonts w:ascii="Roboto" w:eastAsia="Roboto" w:hAnsi="Roboto" w:cs="Roboto"/>
+          <w:sz w:val="26"/>
+          <w:szCs w:val="26"/>
+          <w:lang w:val="en-US"/>
+        </w:rPr>
+        <w:t xml:space="preserve">Dữ liệu giả lập bằng List&lt;Course&gt; (mock data ≥ 5 khóa học) </w:t>
       </w:r>
     </w:p>
     <w:p>
@@ -656,19 +1036,211 @@
         <w:spacing w:line="360" w:lineRule="auto"/>
         <w:rPr>
           <w:rFonts w:ascii="Roboto" w:eastAsia="Roboto" w:hAnsi="Roboto" w:cs="Roboto"/>
-          <w:sz w:val="26"/>
-          <w:szCs w:val="26"/>
-          <w:lang w:val="en-US"/>
-        </w:rPr>
-      </w:pPr>
-      <w:r>
-        <w:rPr>
-          <w:rFonts w:ascii="Roboto" w:eastAsia="Roboto" w:hAnsi="Roboto" w:cs="Roboto"/>
-          <w:sz w:val="26"/>
-          <w:szCs w:val="26"/>
-          <w:lang w:val="en-US"/>
-        </w:rPr>
-        <w:t xml:space="preserve">Tìm kiếm/lọc qua URL </w:t>
+          <w:b/>
+          <w:bCs/>
+          <w:sz w:val="26"/>
+          <w:szCs w:val="26"/>
+          <w:lang w:val="en-US"/>
+        </w:rPr>
+      </w:pPr>
+      <w:r>
+        <w:rPr>
+          <w:rFonts w:ascii="Roboto" w:eastAsia="Roboto" w:hAnsi="Roboto" w:cs="Roboto"/>
+          <w:b/>
+          <w:bCs/>
+          <w:sz w:val="26"/>
+          <w:szCs w:val="26"/>
+          <w:lang w:val="en-US"/>
+        </w:rPr>
+        <w:t>• Xây dựng Layout (Thymeleaf Layout Dialect):</w:t>
+      </w:r>
+    </w:p>
+    <w:p>
+      <w:pPr>
+        <w:pBdr>
+          <w:left w:val="none" w:sz="0" w:space="14" w:color="auto"/>
+        </w:pBdr>
+        <w:shd w:val="clear" w:color="auto" w:fill="FFFFFF"/>
+        <w:spacing w:line="360" w:lineRule="auto"/>
+        <w:ind w:left="1800"/>
+        <w:rPr>
+          <w:rFonts w:ascii="Roboto" w:eastAsia="Roboto" w:hAnsi="Roboto" w:cs="Roboto"/>
+          <w:sz w:val="26"/>
+          <w:szCs w:val="26"/>
+          <w:lang w:val="en-US"/>
+        </w:rPr>
+      </w:pPr>
+      <w:r>
+        <w:rPr>
+          <w:rFonts w:ascii="Roboto" w:eastAsia="Roboto" w:hAnsi="Roboto" w:cs="Roboto"/>
+          <w:sz w:val="26"/>
+          <w:szCs w:val="26"/>
+          <w:lang w:val="en-US"/>
+        </w:rPr>
+        <w:t xml:space="preserve">File gốc: main-layout.html </w:t>
+      </w:r>
+    </w:p>
+    <w:p>
+      <w:pPr>
+        <w:pBdr>
+          <w:left w:val="none" w:sz="0" w:space="14" w:color="auto"/>
+        </w:pBdr>
+        <w:shd w:val="clear" w:color="auto" w:fill="FFFFFF"/>
+        <w:spacing w:line="360" w:lineRule="auto"/>
+        <w:ind w:left="1800"/>
+        <w:rPr>
+          <w:rFonts w:ascii="Roboto" w:eastAsia="Roboto" w:hAnsi="Roboto" w:cs="Roboto"/>
+          <w:sz w:val="26"/>
+          <w:szCs w:val="26"/>
+          <w:lang w:val="en-US"/>
+        </w:rPr>
+      </w:pPr>
+      <w:r>
+        <w:rPr>
+          <w:rFonts w:ascii="Roboto" w:eastAsia="Roboto" w:hAnsi="Roboto" w:cs="Roboto"/>
+          <w:sz w:val="26"/>
+          <w:szCs w:val="26"/>
+          <w:lang w:val="en-US"/>
+        </w:rPr>
+        <w:t xml:space="preserve">Thành phần: </w:t>
+      </w:r>
+    </w:p>
+    <w:p>
+      <w:pPr>
+        <w:pBdr>
+          <w:left w:val="none" w:sz="0" w:space="14" w:color="auto"/>
+        </w:pBdr>
+        <w:shd w:val="clear" w:color="auto" w:fill="FFFFFF"/>
+        <w:spacing w:line="360" w:lineRule="auto"/>
+        <w:ind w:left="1800"/>
+        <w:rPr>
+          <w:rFonts w:ascii="Roboto" w:eastAsia="Roboto" w:hAnsi="Roboto" w:cs="Roboto"/>
+          <w:sz w:val="26"/>
+          <w:szCs w:val="26"/>
+          <w:lang w:val="en-US"/>
+        </w:rPr>
+      </w:pPr>
+      <w:r>
+        <w:rPr>
+          <w:rFonts w:ascii="Roboto" w:eastAsia="Roboto" w:hAnsi="Roboto" w:cs="Roboto"/>
+          <w:sz w:val="26"/>
+          <w:szCs w:val="26"/>
+          <w:lang w:val="en-US"/>
+        </w:rPr>
+        <w:t xml:space="preserve">Header (Logo + Slogan) </w:t>
+      </w:r>
+    </w:p>
+    <w:p>
+      <w:pPr>
+        <w:pBdr>
+          <w:left w:val="none" w:sz="0" w:space="14" w:color="auto"/>
+        </w:pBdr>
+        <w:shd w:val="clear" w:color="auto" w:fill="FFFFFF"/>
+        <w:spacing w:line="360" w:lineRule="auto"/>
+        <w:ind w:left="1800"/>
+        <w:rPr>
+          <w:rFonts w:ascii="Roboto" w:eastAsia="Roboto" w:hAnsi="Roboto" w:cs="Roboto"/>
+          <w:sz w:val="26"/>
+          <w:szCs w:val="26"/>
+          <w:lang w:val="en-US"/>
+        </w:rPr>
+      </w:pPr>
+      <w:r>
+        <w:rPr>
+          <w:rFonts w:ascii="Roboto" w:eastAsia="Roboto" w:hAnsi="Roboto" w:cs="Roboto"/>
+          <w:sz w:val="26"/>
+          <w:szCs w:val="26"/>
+          <w:lang w:val="en-US"/>
+        </w:rPr>
+        <w:t xml:space="preserve">Navbar (Menu điều hướng) </w:t>
+      </w:r>
+    </w:p>
+    <w:p>
+      <w:pPr>
+        <w:pBdr>
+          <w:left w:val="none" w:sz="0" w:space="14" w:color="auto"/>
+        </w:pBdr>
+        <w:shd w:val="clear" w:color="auto" w:fill="FFFFFF"/>
+        <w:spacing w:line="360" w:lineRule="auto"/>
+        <w:ind w:left="1800"/>
+        <w:rPr>
+          <w:rFonts w:ascii="Roboto" w:eastAsia="Roboto" w:hAnsi="Roboto" w:cs="Roboto"/>
+          <w:sz w:val="26"/>
+          <w:szCs w:val="26"/>
+          <w:lang w:val="en-US"/>
+        </w:rPr>
+      </w:pPr>
+      <w:r>
+        <w:rPr>
+          <w:rFonts w:ascii="Roboto" w:eastAsia="Roboto" w:hAnsi="Roboto" w:cs="Roboto"/>
+          <w:sz w:val="26"/>
+          <w:szCs w:val="26"/>
+          <w:lang w:val="en-US"/>
+        </w:rPr>
+        <w:t xml:space="preserve">Content (layout:fragment) </w:t>
+      </w:r>
+    </w:p>
+    <w:p>
+      <w:pPr>
+        <w:pBdr>
+          <w:left w:val="none" w:sz="0" w:space="14" w:color="auto"/>
+        </w:pBdr>
+        <w:shd w:val="clear" w:color="auto" w:fill="FFFFFF"/>
+        <w:spacing w:line="360" w:lineRule="auto"/>
+        <w:ind w:left="1800"/>
+        <w:rPr>
+          <w:rFonts w:ascii="Roboto" w:eastAsia="Roboto" w:hAnsi="Roboto" w:cs="Roboto"/>
+          <w:sz w:val="26"/>
+          <w:szCs w:val="26"/>
+          <w:lang w:val="en-US"/>
+        </w:rPr>
+      </w:pPr>
+      <w:r>
+        <w:rPr>
+          <w:rFonts w:ascii="Times New Roman" w:eastAsia="Roboto" w:hAnsi="Times New Roman" w:cs="Times New Roman"/>
+          <w:sz w:val="26"/>
+          <w:szCs w:val="26"/>
+          <w:lang w:val="en-US"/>
+        </w:rPr>
+        <w:t>→</w:t>
+      </w:r>
+      <w:r>
+        <w:rPr>
+          <w:rFonts w:ascii="Roboto" w:eastAsia="Roboto" w:hAnsi="Roboto" w:cs="Roboto"/>
+          <w:sz w:val="26"/>
+          <w:szCs w:val="26"/>
+          <w:lang w:val="en-US"/>
+        </w:rPr>
+        <w:t xml:space="preserve"> Tất cả các trang con kế thừa layout </w:t>
+      </w:r>
+      <w:r>
+        <w:rPr>
+          <w:rFonts w:ascii="Times New Roman" w:eastAsia="Roboto" w:hAnsi="Times New Roman" w:cs="Times New Roman"/>
+          <w:sz w:val="26"/>
+          <w:szCs w:val="26"/>
+          <w:lang w:val="en-US"/>
+        </w:rPr>
+        <w:t>→</w:t>
+      </w:r>
+      <w:r>
+        <w:rPr>
+          <w:rFonts w:ascii="Roboto" w:eastAsia="Roboto" w:hAnsi="Roboto" w:cs="Roboto"/>
+          <w:sz w:val="26"/>
+          <w:szCs w:val="26"/>
+          <w:lang w:val="en-US"/>
+        </w:rPr>
+        <w:t xml:space="preserve"> đảm bảo </w:t>
+      </w:r>
+      <w:r>
+        <w:rPr>
+          <w:rFonts w:ascii="Roboto" w:eastAsia="Roboto" w:hAnsi="Roboto" w:cs="Roboto"/>
+          <w:b/>
+          <w:bCs/>
+          <w:sz w:val="26"/>
+          <w:szCs w:val="26"/>
+          <w:lang w:val="en-US"/>
+        </w:rPr>
+        <w:t>DRY (Don't Repeat Yourself)</w:t>
       </w:r>
     </w:p>
     <w:p>
@@ -684,47 +1256,311 @@
         <w:spacing w:line="360" w:lineRule="auto"/>
         <w:rPr>
           <w:rFonts w:ascii="Roboto" w:eastAsia="Roboto" w:hAnsi="Roboto" w:cs="Roboto"/>
-          <w:sz w:val="26"/>
-          <w:szCs w:val="26"/>
-          <w:lang w:val="en-US"/>
-        </w:rPr>
-      </w:pPr>
-      <w:r>
-        <w:rPr>
-          <w:rFonts w:ascii="Roboto" w:eastAsia="Roboto" w:hAnsi="Roboto" w:cs="Roboto"/>
-          <w:sz w:val="26"/>
-          <w:szCs w:val="26"/>
-          <w:lang w:val="en-US"/>
-        </w:rPr>
-        <w:t xml:space="preserve">Dashboard thống kê </w:t>
+          <w:b/>
+          <w:bCs/>
+          <w:sz w:val="26"/>
+          <w:szCs w:val="26"/>
+          <w:lang w:val="en-US"/>
+        </w:rPr>
+      </w:pPr>
+      <w:r>
+        <w:rPr>
+          <w:rFonts w:ascii="Roboto" w:eastAsia="Roboto" w:hAnsi="Roboto" w:cs="Roboto"/>
+          <w:b/>
+          <w:bCs/>
+          <w:sz w:val="26"/>
+          <w:szCs w:val="26"/>
+          <w:lang w:val="en-US"/>
+        </w:rPr>
+        <w:t>• Xử lý danh sách &amp; lọc khóa học:</w:t>
       </w:r>
     </w:p>
     <w:p>
       <w:pPr>
-        <w:numPr>
-          <w:ilvl w:val="0"/>
-          <w:numId w:val="38"/>
-        </w:numPr>
         <w:pBdr>
           <w:left w:val="none" w:sz="0" w:space="14" w:color="auto"/>
         </w:pBdr>
         <w:shd w:val="clear" w:color="auto" w:fill="FFFFFF"/>
         <w:spacing w:line="360" w:lineRule="auto"/>
-        <w:rPr>
-          <w:rFonts w:ascii="Roboto" w:eastAsia="Roboto" w:hAnsi="Roboto" w:cs="Roboto"/>
-          <w:sz w:val="26"/>
-          <w:szCs w:val="26"/>
-          <w:lang w:val="en-US"/>
-        </w:rPr>
-      </w:pPr>
-      <w:r>
-        <w:rPr>
-          <w:rFonts w:ascii="Roboto" w:eastAsia="Roboto" w:hAnsi="Roboto" w:cs="Roboto"/>
-          <w:sz w:val="26"/>
-          <w:szCs w:val="26"/>
-          <w:lang w:val="en-US"/>
-        </w:rPr>
-        <w:t xml:space="preserve">Thiết kế kiến trúc 4 tầng: </w:t>
+        <w:ind w:left="1800"/>
+        <w:rPr>
+          <w:rFonts w:ascii="Roboto" w:eastAsia="Roboto" w:hAnsi="Roboto" w:cs="Roboto"/>
+          <w:sz w:val="26"/>
+          <w:szCs w:val="26"/>
+          <w:lang w:val="en-US"/>
+        </w:rPr>
+      </w:pPr>
+      <w:r>
+        <w:rPr>
+          <w:rFonts w:ascii="Roboto" w:eastAsia="Roboto" w:hAnsi="Roboto" w:cs="Roboto"/>
+          <w:sz w:val="26"/>
+          <w:szCs w:val="26"/>
+          <w:lang w:val="en-US"/>
+        </w:rPr>
+        <w:t xml:space="preserve">Input: </w:t>
+      </w:r>
+    </w:p>
+    <w:p>
+      <w:pPr>
+        <w:pBdr>
+          <w:left w:val="none" w:sz="0" w:space="14" w:color="auto"/>
+        </w:pBdr>
+        <w:shd w:val="clear" w:color="auto" w:fill="FFFFFF"/>
+        <w:spacing w:line="360" w:lineRule="auto"/>
+        <w:ind w:left="1800"/>
+        <w:rPr>
+          <w:rFonts w:ascii="Roboto" w:eastAsia="Roboto" w:hAnsi="Roboto" w:cs="Roboto"/>
+          <w:sz w:val="26"/>
+          <w:szCs w:val="26"/>
+          <w:lang w:val="en-US"/>
+        </w:rPr>
+      </w:pPr>
+      <w:r>
+        <w:rPr>
+          <w:rFonts w:ascii="Roboto" w:eastAsia="Roboto" w:hAnsi="Roboto" w:cs="Roboto"/>
+          <w:sz w:val="26"/>
+          <w:szCs w:val="26"/>
+          <w:lang w:val="en-US"/>
+        </w:rPr>
+        <w:t xml:space="preserve">Level (Dropdown) </w:t>
+      </w:r>
+    </w:p>
+    <w:p>
+      <w:pPr>
+        <w:pBdr>
+          <w:left w:val="none" w:sz="0" w:space="14" w:color="auto"/>
+        </w:pBdr>
+        <w:shd w:val="clear" w:color="auto" w:fill="FFFFFF"/>
+        <w:spacing w:line="360" w:lineRule="auto"/>
+        <w:ind w:left="1800"/>
+        <w:rPr>
+          <w:rFonts w:ascii="Roboto" w:eastAsia="Roboto" w:hAnsi="Roboto" w:cs="Roboto"/>
+          <w:sz w:val="26"/>
+          <w:szCs w:val="26"/>
+          <w:lang w:val="en-US"/>
+        </w:rPr>
+      </w:pPr>
+      <w:r>
+        <w:rPr>
+          <w:rFonts w:ascii="Roboto" w:eastAsia="Roboto" w:hAnsi="Roboto" w:cs="Roboto"/>
+          <w:sz w:val="26"/>
+          <w:szCs w:val="26"/>
+          <w:lang w:val="en-US"/>
+        </w:rPr>
+        <w:t xml:space="preserve">Max Price </w:t>
+      </w:r>
+    </w:p>
+    <w:p>
+      <w:pPr>
+        <w:pBdr>
+          <w:left w:val="none" w:sz="0" w:space="14" w:color="auto"/>
+        </w:pBdr>
+        <w:shd w:val="clear" w:color="auto" w:fill="FFFFFF"/>
+        <w:spacing w:line="360" w:lineRule="auto"/>
+        <w:ind w:left="1800"/>
+        <w:rPr>
+          <w:rFonts w:ascii="Roboto" w:eastAsia="Roboto" w:hAnsi="Roboto" w:cs="Roboto"/>
+          <w:sz w:val="26"/>
+          <w:szCs w:val="26"/>
+          <w:lang w:val="en-US"/>
+        </w:rPr>
+      </w:pPr>
+      <w:r>
+        <w:rPr>
+          <w:rFonts w:ascii="Roboto" w:eastAsia="Roboto" w:hAnsi="Roboto" w:cs="Roboto"/>
+          <w:sz w:val="26"/>
+          <w:szCs w:val="26"/>
+          <w:lang w:val="en-US"/>
+        </w:rPr>
+        <w:t xml:space="preserve">Kỹ thuật: </w:t>
+      </w:r>
+    </w:p>
+    <w:p>
+      <w:pPr>
+        <w:pBdr>
+          <w:left w:val="none" w:sz="0" w:space="14" w:color="auto"/>
+        </w:pBdr>
+        <w:shd w:val="clear" w:color="auto" w:fill="FFFFFF"/>
+        <w:spacing w:line="360" w:lineRule="auto"/>
+        <w:ind w:left="1800"/>
+        <w:rPr>
+          <w:rFonts w:ascii="Roboto" w:eastAsia="Roboto" w:hAnsi="Roboto" w:cs="Roboto"/>
+          <w:sz w:val="26"/>
+          <w:szCs w:val="26"/>
+          <w:lang w:val="en-US"/>
+        </w:rPr>
+      </w:pPr>
+      <w:r>
+        <w:rPr>
+          <w:rFonts w:ascii="Roboto" w:eastAsia="Roboto" w:hAnsi="Roboto" w:cs="Roboto"/>
+          <w:sz w:val="26"/>
+          <w:szCs w:val="26"/>
+          <w:lang w:val="en-US"/>
+        </w:rPr>
+        <w:t xml:space="preserve">@RequestParam(defaultValue = "...") </w:t>
+      </w:r>
+    </w:p>
+    <w:p>
+      <w:pPr>
+        <w:pBdr>
+          <w:left w:val="none" w:sz="0" w:space="14" w:color="auto"/>
+        </w:pBdr>
+        <w:shd w:val="clear" w:color="auto" w:fill="FFFFFF"/>
+        <w:spacing w:line="360" w:lineRule="auto"/>
+        <w:ind w:left="1800"/>
+        <w:rPr>
+          <w:rFonts w:ascii="Roboto" w:eastAsia="Roboto" w:hAnsi="Roboto" w:cs="Roboto"/>
+          <w:sz w:val="26"/>
+          <w:szCs w:val="26"/>
+          <w:lang w:val="en-US"/>
+        </w:rPr>
+      </w:pPr>
+      <w:r>
+        <w:rPr>
+          <w:rFonts w:ascii="Roboto" w:eastAsia="Roboto" w:hAnsi="Roboto" w:cs="Roboto"/>
+          <w:sz w:val="26"/>
+          <w:szCs w:val="26"/>
+          <w:lang w:val="en-US"/>
+        </w:rPr>
+        <w:t xml:space="preserve">Stream API: </w:t>
+      </w:r>
+    </w:p>
+    <w:p>
+      <w:pPr>
+        <w:pBdr>
+          <w:left w:val="none" w:sz="0" w:space="14" w:color="auto"/>
+        </w:pBdr>
+        <w:shd w:val="clear" w:color="auto" w:fill="FFFFFF"/>
+        <w:spacing w:line="360" w:lineRule="auto"/>
+        <w:ind w:left="1800"/>
+        <w:rPr>
+          <w:rFonts w:ascii="Roboto" w:eastAsia="Roboto" w:hAnsi="Roboto" w:cs="Roboto"/>
+          <w:sz w:val="26"/>
+          <w:szCs w:val="26"/>
+          <w:lang w:val="en-US"/>
+        </w:rPr>
+      </w:pPr>
+      <w:r>
+        <w:rPr>
+          <w:rFonts w:ascii="Roboto" w:eastAsia="Roboto" w:hAnsi="Roboto" w:cs="Roboto"/>
+          <w:sz w:val="26"/>
+          <w:szCs w:val="26"/>
+          <w:lang w:val="en-US"/>
+        </w:rPr>
+        <w:t xml:space="preserve">filter() theo level </w:t>
+      </w:r>
+    </w:p>
+    <w:p>
+      <w:pPr>
+        <w:pBdr>
+          <w:left w:val="none" w:sz="0" w:space="14" w:color="auto"/>
+        </w:pBdr>
+        <w:shd w:val="clear" w:color="auto" w:fill="FFFFFF"/>
+        <w:spacing w:line="360" w:lineRule="auto"/>
+        <w:ind w:left="1800"/>
+        <w:rPr>
+          <w:rFonts w:ascii="Roboto" w:eastAsia="Roboto" w:hAnsi="Roboto" w:cs="Roboto"/>
+          <w:sz w:val="26"/>
+          <w:szCs w:val="26"/>
+          <w:lang w:val="en-US"/>
+        </w:rPr>
+      </w:pPr>
+      <w:r>
+        <w:rPr>
+          <w:rFonts w:ascii="Roboto" w:eastAsia="Roboto" w:hAnsi="Roboto" w:cs="Roboto"/>
+          <w:sz w:val="26"/>
+          <w:szCs w:val="26"/>
+          <w:lang w:val="en-US"/>
+        </w:rPr>
+        <w:t xml:space="preserve">filter() theo price </w:t>
+      </w:r>
+    </w:p>
+    <w:p>
+      <w:pPr>
+        <w:pBdr>
+          <w:left w:val="none" w:sz="0" w:space="14" w:color="auto"/>
+        </w:pBdr>
+        <w:shd w:val="clear" w:color="auto" w:fill="FFFFFF"/>
+        <w:spacing w:line="360" w:lineRule="auto"/>
+        <w:ind w:left="1800"/>
+        <w:rPr>
+          <w:rFonts w:ascii="Roboto" w:eastAsia="Roboto" w:hAnsi="Roboto" w:cs="Roboto"/>
+          <w:sz w:val="26"/>
+          <w:szCs w:val="26"/>
+          <w:lang w:val="en-US"/>
+        </w:rPr>
+      </w:pPr>
+      <w:r>
+        <w:rPr>
+          <w:rFonts w:ascii="Roboto" w:eastAsia="Roboto" w:hAnsi="Roboto" w:cs="Roboto"/>
+          <w:sz w:val="26"/>
+          <w:szCs w:val="26"/>
+          <w:lang w:val="en-US"/>
+        </w:rPr>
+        <w:t xml:space="preserve">Xử lý đặc biệt: </w:t>
+      </w:r>
+    </w:p>
+    <w:p>
+      <w:pPr>
+        <w:pBdr>
+          <w:left w:val="none" w:sz="0" w:space="14" w:color="auto"/>
+        </w:pBdr>
+        <w:shd w:val="clear" w:color="auto" w:fill="FFFFFF"/>
+        <w:spacing w:line="360" w:lineRule="auto"/>
+        <w:ind w:left="1800"/>
+        <w:rPr>
+          <w:rFonts w:ascii="Roboto" w:eastAsia="Roboto" w:hAnsi="Roboto" w:cs="Roboto"/>
+          <w:sz w:val="26"/>
+          <w:szCs w:val="26"/>
+          <w:lang w:val="en-US"/>
+        </w:rPr>
+      </w:pPr>
+      <w:r>
+        <w:rPr>
+          <w:rFonts w:ascii="Roboto" w:eastAsia="Roboto" w:hAnsi="Roboto" w:cs="Roboto"/>
+          <w:sz w:val="26"/>
+          <w:szCs w:val="26"/>
+          <w:lang w:val="en-US"/>
+        </w:rPr>
+        <w:t xml:space="preserve">Nếu list rỗng </w:t>
+      </w:r>
+      <w:r>
+        <w:rPr>
+          <w:rFonts w:ascii="Times New Roman" w:eastAsia="Roboto" w:hAnsi="Times New Roman" w:cs="Times New Roman"/>
+          <w:sz w:val="26"/>
+          <w:szCs w:val="26"/>
+          <w:lang w:val="en-US"/>
+        </w:rPr>
+        <w:t>→</w:t>
+      </w:r>
+      <w:r>
+        <w:rPr>
+          <w:rFonts w:ascii="Roboto" w:eastAsia="Roboto" w:hAnsi="Roboto" w:cs="Roboto"/>
+          <w:sz w:val="26"/>
+          <w:szCs w:val="26"/>
+          <w:lang w:val="en-US"/>
+        </w:rPr>
+        <w:t xml:space="preserve"> hiển thị message:</w:t>
+      </w:r>
+      <w:r>
+        <w:rPr>
+          <w:rFonts w:ascii="Roboto" w:eastAsia="Roboto" w:hAnsi="Roboto" w:cs="Roboto"/>
+          <w:i/>
+          <w:iCs/>
+          <w:sz w:val="26"/>
+          <w:szCs w:val="26"/>
+          <w:lang w:val="en-US"/>
+        </w:rPr>
+        <w:t>"Hiện chưa có lớp học phù hợp với trình độ này"</w:t>
+      </w:r>
+      <w:r>
+        <w:rPr>
+          <w:rFonts w:ascii="Roboto" w:eastAsia="Roboto" w:hAnsi="Roboto" w:cs="Roboto"/>
+          <w:sz w:val="26"/>
+          <w:szCs w:val="26"/>
+          <w:lang w:val="en-US"/>
+        </w:rPr>
+        <w:t xml:space="preserve"> </w:t>
       </w:r>
     </w:p>
     <w:p>
@@ -740,19 +1576,237 @@
         <w:spacing w:line="360" w:lineRule="auto"/>
         <w:rPr>
           <w:rFonts w:ascii="Roboto" w:eastAsia="Roboto" w:hAnsi="Roboto" w:cs="Roboto"/>
-          <w:sz w:val="26"/>
-          <w:szCs w:val="26"/>
-          <w:lang w:val="en-US"/>
-        </w:rPr>
-      </w:pPr>
-      <w:r>
-        <w:rPr>
-          <w:rFonts w:ascii="Roboto" w:eastAsia="Roboto" w:hAnsi="Roboto" w:cs="Roboto"/>
-          <w:sz w:val="26"/>
-          <w:szCs w:val="26"/>
-          <w:lang w:val="en-US"/>
-        </w:rPr>
-        <w:t xml:space="preserve">Configuration: Cấu hình DispatcherServlet, ViewResolver </w:t>
+          <w:b/>
+          <w:bCs/>
+          <w:sz w:val="26"/>
+          <w:szCs w:val="26"/>
+          <w:lang w:val="en-US"/>
+        </w:rPr>
+      </w:pPr>
+      <w:r>
+        <w:rPr>
+          <w:rFonts w:ascii="Roboto" w:eastAsia="Roboto" w:hAnsi="Roboto" w:cs="Roboto"/>
+          <w:b/>
+          <w:bCs/>
+          <w:sz w:val="26"/>
+          <w:szCs w:val="26"/>
+          <w:lang w:val="en-US"/>
+        </w:rPr>
+        <w:t>• Xử lý chi tiết khóa học:</w:t>
+      </w:r>
+    </w:p>
+    <w:p>
+      <w:pPr>
+        <w:pBdr>
+          <w:left w:val="none" w:sz="0" w:space="14" w:color="auto"/>
+        </w:pBdr>
+        <w:shd w:val="clear" w:color="auto" w:fill="FFFFFF"/>
+        <w:spacing w:line="360" w:lineRule="auto"/>
+        <w:ind w:left="1800"/>
+        <w:rPr>
+          <w:rFonts w:ascii="Roboto" w:eastAsia="Roboto" w:hAnsi="Roboto" w:cs="Roboto"/>
+          <w:sz w:val="26"/>
+          <w:szCs w:val="26"/>
+          <w:lang w:val="en-US"/>
+        </w:rPr>
+      </w:pPr>
+      <w:r>
+        <w:rPr>
+          <w:rFonts w:ascii="Roboto" w:eastAsia="Roboto" w:hAnsi="Roboto" w:cs="Roboto"/>
+          <w:sz w:val="26"/>
+          <w:szCs w:val="26"/>
+          <w:lang w:val="en-US"/>
+        </w:rPr>
+        <w:t>URL động:</w:t>
+      </w:r>
+    </w:p>
+    <w:p>
+      <w:pPr>
+        <w:pBdr>
+          <w:left w:val="none" w:sz="0" w:space="14" w:color="auto"/>
+        </w:pBdr>
+        <w:shd w:val="clear" w:color="auto" w:fill="FFFFFF"/>
+        <w:spacing w:line="360" w:lineRule="auto"/>
+        <w:ind w:left="1800"/>
+        <w:rPr>
+          <w:rFonts w:ascii="Roboto" w:eastAsia="Roboto" w:hAnsi="Roboto" w:cs="Roboto"/>
+          <w:sz w:val="26"/>
+          <w:szCs w:val="26"/>
+          <w:lang w:val="en-US"/>
+        </w:rPr>
+      </w:pPr>
+      <w:r>
+        <w:rPr>
+          <w:rFonts w:ascii="Roboto" w:eastAsia="Roboto" w:hAnsi="Roboto" w:cs="Roboto"/>
+          <w:sz w:val="26"/>
+          <w:szCs w:val="26"/>
+          <w:lang w:val="en-US"/>
+        </w:rPr>
+        <w:t>/course/detail/{code}</w:t>
+      </w:r>
+    </w:p>
+    <w:p>
+      <w:pPr>
+        <w:pBdr>
+          <w:left w:val="none" w:sz="0" w:space="14" w:color="auto"/>
+        </w:pBdr>
+        <w:shd w:val="clear" w:color="auto" w:fill="FFFFFF"/>
+        <w:spacing w:line="360" w:lineRule="auto"/>
+        <w:ind w:left="1800"/>
+        <w:rPr>
+          <w:rFonts w:ascii="Roboto" w:eastAsia="Roboto" w:hAnsi="Roboto" w:cs="Roboto"/>
+          <w:sz w:val="26"/>
+          <w:szCs w:val="26"/>
+          <w:lang w:val="en-US"/>
+        </w:rPr>
+      </w:pPr>
+      <w:r>
+        <w:rPr>
+          <w:rFonts w:ascii="Roboto" w:eastAsia="Roboto" w:hAnsi="Roboto" w:cs="Roboto"/>
+          <w:sz w:val="26"/>
+          <w:szCs w:val="26"/>
+          <w:lang w:val="en-US"/>
+        </w:rPr>
+        <w:t xml:space="preserve">Kỹ thuật: </w:t>
+      </w:r>
+    </w:p>
+    <w:p>
+      <w:pPr>
+        <w:pBdr>
+          <w:left w:val="none" w:sz="0" w:space="14" w:color="auto"/>
+        </w:pBdr>
+        <w:shd w:val="clear" w:color="auto" w:fill="FFFFFF"/>
+        <w:spacing w:line="360" w:lineRule="auto"/>
+        <w:ind w:left="1800"/>
+        <w:rPr>
+          <w:rFonts w:ascii="Roboto" w:eastAsia="Roboto" w:hAnsi="Roboto" w:cs="Roboto"/>
+          <w:sz w:val="26"/>
+          <w:szCs w:val="26"/>
+          <w:lang w:val="en-US"/>
+        </w:rPr>
+      </w:pPr>
+      <w:r>
+        <w:rPr>
+          <w:rFonts w:ascii="Roboto" w:eastAsia="Roboto" w:hAnsi="Roboto" w:cs="Roboto"/>
+          <w:sz w:val="26"/>
+          <w:szCs w:val="26"/>
+          <w:lang w:val="en-US"/>
+        </w:rPr>
+        <w:t xml:space="preserve">@PathVariable </w:t>
+      </w:r>
+    </w:p>
+    <w:p>
+      <w:pPr>
+        <w:pBdr>
+          <w:left w:val="none" w:sz="0" w:space="14" w:color="auto"/>
+        </w:pBdr>
+        <w:shd w:val="clear" w:color="auto" w:fill="FFFFFF"/>
+        <w:spacing w:line="360" w:lineRule="auto"/>
+        <w:ind w:left="1800"/>
+        <w:rPr>
+          <w:rFonts w:ascii="Roboto" w:eastAsia="Roboto" w:hAnsi="Roboto" w:cs="Roboto"/>
+          <w:sz w:val="26"/>
+          <w:szCs w:val="26"/>
+          <w:lang w:val="en-US"/>
+        </w:rPr>
+      </w:pPr>
+      <w:r>
+        <w:rPr>
+          <w:rFonts w:ascii="Roboto" w:eastAsia="Roboto" w:hAnsi="Roboto" w:cs="Roboto"/>
+          <w:sz w:val="26"/>
+          <w:szCs w:val="26"/>
+          <w:lang w:val="en-US"/>
+        </w:rPr>
+        <w:t xml:space="preserve">stream().filter().findFirst() </w:t>
+      </w:r>
+    </w:p>
+    <w:p>
+      <w:pPr>
+        <w:pBdr>
+          <w:left w:val="none" w:sz="0" w:space="14" w:color="auto"/>
+        </w:pBdr>
+        <w:shd w:val="clear" w:color="auto" w:fill="FFFFFF"/>
+        <w:spacing w:line="360" w:lineRule="auto"/>
+        <w:ind w:left="1800"/>
+        <w:rPr>
+          <w:rFonts w:ascii="Roboto" w:eastAsia="Roboto" w:hAnsi="Roboto" w:cs="Roboto"/>
+          <w:sz w:val="26"/>
+          <w:szCs w:val="26"/>
+          <w:lang w:val="en-US"/>
+        </w:rPr>
+      </w:pPr>
+      <w:r>
+        <w:rPr>
+          <w:rFonts w:ascii="Roboto" w:eastAsia="Roboto" w:hAnsi="Roboto" w:cs="Roboto"/>
+          <w:sz w:val="26"/>
+          <w:szCs w:val="26"/>
+          <w:lang w:val="en-US"/>
+        </w:rPr>
+        <w:lastRenderedPageBreak/>
+        <w:t xml:space="preserve">Logic hiển thị: </w:t>
+      </w:r>
+    </w:p>
+    <w:p>
+      <w:pPr>
+        <w:pBdr>
+          <w:left w:val="none" w:sz="0" w:space="14" w:color="auto"/>
+        </w:pBdr>
+        <w:shd w:val="clear" w:color="auto" w:fill="FFFFFF"/>
+        <w:spacing w:line="360" w:lineRule="auto"/>
+        <w:ind w:left="1800"/>
+        <w:rPr>
+          <w:rFonts w:ascii="Roboto" w:eastAsia="Roboto" w:hAnsi="Roboto" w:cs="Roboto"/>
+          <w:sz w:val="26"/>
+          <w:szCs w:val="26"/>
+          <w:lang w:val="en-US"/>
+        </w:rPr>
+      </w:pPr>
+      <w:r>
+        <w:rPr>
+          <w:rFonts w:ascii="Roboto" w:eastAsia="Roboto" w:hAnsi="Roboto" w:cs="Roboto"/>
+          <w:sz w:val="26"/>
+          <w:szCs w:val="26"/>
+          <w:lang w:val="en-US"/>
+        </w:rPr>
+        <w:t xml:space="preserve">Nếu isFull == true </w:t>
+      </w:r>
+      <w:r>
+        <w:rPr>
+          <w:rFonts w:ascii="Times New Roman" w:eastAsia="Roboto" w:hAnsi="Times New Roman" w:cs="Times New Roman"/>
+          <w:sz w:val="26"/>
+          <w:szCs w:val="26"/>
+          <w:lang w:val="en-US"/>
+        </w:rPr>
+        <w:t>→</w:t>
+      </w:r>
+      <w:r>
+        <w:rPr>
+          <w:rFonts w:ascii="Roboto" w:eastAsia="Roboto" w:hAnsi="Roboto" w:cs="Roboto"/>
+          <w:sz w:val="26"/>
+          <w:szCs w:val="26"/>
+          <w:lang w:val="en-US"/>
+        </w:rPr>
+        <w:t xml:space="preserve"> hiển thị:</w:t>
+      </w:r>
+      <w:r>
+        <w:rPr>
+          <w:rFonts w:ascii="Roboto" w:eastAsia="Roboto" w:hAnsi="Roboto" w:cs="Roboto"/>
+          <w:b/>
+          <w:bCs/>
+          <w:sz w:val="26"/>
+          <w:szCs w:val="26"/>
+          <w:lang w:val="en-US"/>
+        </w:rPr>
+        <w:t>HẾT CHỖ (th:if)</w:t>
+      </w:r>
+      <w:r>
+        <w:rPr>
+          <w:rFonts w:ascii="Roboto" w:eastAsia="Roboto" w:hAnsi="Roboto" w:cs="Roboto"/>
+          <w:sz w:val="26"/>
+          <w:szCs w:val="26"/>
+          <w:lang w:val="en-US"/>
+        </w:rPr>
+        <w:t xml:space="preserve"> </w:t>
       </w:r>
     </w:p>
     <w:p>
@@ -768,19 +1822,252 @@
         <w:spacing w:line="360" w:lineRule="auto"/>
         <w:rPr>
           <w:rFonts w:ascii="Roboto" w:eastAsia="Roboto" w:hAnsi="Roboto" w:cs="Roboto"/>
-          <w:sz w:val="26"/>
-          <w:szCs w:val="26"/>
-          <w:lang w:val="en-US"/>
-        </w:rPr>
-      </w:pPr>
-      <w:r>
-        <w:rPr>
-          <w:rFonts w:ascii="Roboto" w:eastAsia="Roboto" w:hAnsi="Roboto" w:cs="Roboto"/>
-          <w:sz w:val="26"/>
-          <w:szCs w:val="26"/>
-          <w:lang w:val="en-US"/>
-        </w:rPr>
-        <w:t xml:space="preserve">Controller: Xử lý request và điều hướng URL </w:t>
+          <w:b/>
+          <w:bCs/>
+          <w:sz w:val="26"/>
+          <w:szCs w:val="26"/>
+          <w:lang w:val="en-US"/>
+        </w:rPr>
+      </w:pPr>
+      <w:r>
+        <w:rPr>
+          <w:rFonts w:ascii="Roboto" w:eastAsia="Roboto" w:hAnsi="Roboto" w:cs="Roboto"/>
+          <w:b/>
+          <w:bCs/>
+          <w:sz w:val="26"/>
+          <w:szCs w:val="26"/>
+          <w:lang w:val="en-US"/>
+        </w:rPr>
+        <w:t>• Cập nhật khóa học (Form):</w:t>
+      </w:r>
+    </w:p>
+    <w:p>
+      <w:pPr>
+        <w:pBdr>
+          <w:left w:val="none" w:sz="0" w:space="14" w:color="auto"/>
+        </w:pBdr>
+        <w:shd w:val="clear" w:color="auto" w:fill="FFFFFF"/>
+        <w:spacing w:line="360" w:lineRule="auto"/>
+        <w:ind w:left="1800"/>
+        <w:rPr>
+          <w:rFonts w:ascii="Roboto" w:eastAsia="Roboto" w:hAnsi="Roboto" w:cs="Roboto"/>
+          <w:sz w:val="26"/>
+          <w:szCs w:val="26"/>
+          <w:lang w:val="en-US"/>
+        </w:rPr>
+      </w:pPr>
+      <w:r>
+        <w:rPr>
+          <w:rFonts w:ascii="Roboto" w:eastAsia="Roboto" w:hAnsi="Roboto" w:cs="Roboto"/>
+          <w:sz w:val="26"/>
+          <w:szCs w:val="26"/>
+          <w:lang w:val="en-US"/>
+        </w:rPr>
+        <w:t xml:space="preserve">Binding: </w:t>
+      </w:r>
+    </w:p>
+    <w:p>
+      <w:pPr>
+        <w:pBdr>
+          <w:left w:val="none" w:sz="0" w:space="14" w:color="auto"/>
+        </w:pBdr>
+        <w:shd w:val="clear" w:color="auto" w:fill="FFFFFF"/>
+        <w:spacing w:line="360" w:lineRule="auto"/>
+        <w:ind w:left="1800"/>
+        <w:rPr>
+          <w:rFonts w:ascii="Roboto" w:eastAsia="Roboto" w:hAnsi="Roboto" w:cs="Roboto"/>
+          <w:sz w:val="26"/>
+          <w:szCs w:val="26"/>
+          <w:lang w:val="en-US"/>
+        </w:rPr>
+      </w:pPr>
+      <w:r>
+        <w:rPr>
+          <w:rFonts w:ascii="Roboto" w:eastAsia="Roboto" w:hAnsi="Roboto" w:cs="Roboto"/>
+          <w:sz w:val="26"/>
+          <w:szCs w:val="26"/>
+          <w:lang w:val="en-US"/>
+        </w:rPr>
+        <w:t xml:space="preserve">th:object="${course}" </w:t>
+      </w:r>
+    </w:p>
+    <w:p>
+      <w:pPr>
+        <w:pBdr>
+          <w:left w:val="none" w:sz="0" w:space="14" w:color="auto"/>
+        </w:pBdr>
+        <w:shd w:val="clear" w:color="auto" w:fill="FFFFFF"/>
+        <w:spacing w:line="360" w:lineRule="auto"/>
+        <w:ind w:left="1800"/>
+        <w:rPr>
+          <w:rFonts w:ascii="Roboto" w:eastAsia="Roboto" w:hAnsi="Roboto" w:cs="Roboto"/>
+          <w:sz w:val="26"/>
+          <w:szCs w:val="26"/>
+          <w:lang w:val="en-US"/>
+        </w:rPr>
+      </w:pPr>
+      <w:r>
+        <w:rPr>
+          <w:rFonts w:ascii="Roboto" w:eastAsia="Roboto" w:hAnsi="Roboto" w:cs="Roboto"/>
+          <w:sz w:val="26"/>
+          <w:szCs w:val="26"/>
+          <w:lang w:val="en-US"/>
+        </w:rPr>
+        <w:t xml:space="preserve">Controller: </w:t>
+      </w:r>
+    </w:p>
+    <w:p>
+      <w:pPr>
+        <w:pBdr>
+          <w:left w:val="none" w:sz="0" w:space="14" w:color="auto"/>
+        </w:pBdr>
+        <w:shd w:val="clear" w:color="auto" w:fill="FFFFFF"/>
+        <w:spacing w:line="360" w:lineRule="auto"/>
+        <w:ind w:left="1800"/>
+        <w:rPr>
+          <w:rFonts w:ascii="Roboto" w:eastAsia="Roboto" w:hAnsi="Roboto" w:cs="Roboto"/>
+          <w:sz w:val="26"/>
+          <w:szCs w:val="26"/>
+          <w:lang w:val="en-US"/>
+        </w:rPr>
+      </w:pPr>
+      <w:r>
+        <w:rPr>
+          <w:rFonts w:ascii="Roboto" w:eastAsia="Roboto" w:hAnsi="Roboto" w:cs="Roboto"/>
+          <w:sz w:val="26"/>
+          <w:szCs w:val="26"/>
+          <w:lang w:val="en-US"/>
+        </w:rPr>
+        <w:t xml:space="preserve">@PostMapping </w:t>
+      </w:r>
+    </w:p>
+    <w:p>
+      <w:pPr>
+        <w:pBdr>
+          <w:left w:val="none" w:sz="0" w:space="14" w:color="auto"/>
+        </w:pBdr>
+        <w:shd w:val="clear" w:color="auto" w:fill="FFFFFF"/>
+        <w:spacing w:line="360" w:lineRule="auto"/>
+        <w:ind w:left="1800"/>
+        <w:rPr>
+          <w:rFonts w:ascii="Roboto" w:eastAsia="Roboto" w:hAnsi="Roboto" w:cs="Roboto"/>
+          <w:sz w:val="26"/>
+          <w:szCs w:val="26"/>
+          <w:lang w:val="en-US"/>
+        </w:rPr>
+      </w:pPr>
+      <w:r>
+        <w:rPr>
+          <w:rFonts w:ascii="Roboto" w:eastAsia="Roboto" w:hAnsi="Roboto" w:cs="Roboto"/>
+          <w:sz w:val="26"/>
+          <w:szCs w:val="26"/>
+          <w:lang w:val="en-US"/>
+        </w:rPr>
+        <w:t>Điều hướng:</w:t>
+      </w:r>
+    </w:p>
+    <w:p>
+      <w:pPr>
+        <w:pBdr>
+          <w:left w:val="none" w:sz="0" w:space="14" w:color="auto"/>
+        </w:pBdr>
+        <w:shd w:val="clear" w:color="auto" w:fill="FFFFFF"/>
+        <w:spacing w:line="360" w:lineRule="auto"/>
+        <w:ind w:left="1800"/>
+        <w:rPr>
+          <w:rFonts w:ascii="Roboto" w:eastAsia="Roboto" w:hAnsi="Roboto" w:cs="Roboto"/>
+          <w:sz w:val="26"/>
+          <w:szCs w:val="26"/>
+          <w:lang w:val="en-US"/>
+        </w:rPr>
+      </w:pPr>
+      <w:r>
+        <w:rPr>
+          <w:rFonts w:ascii="Roboto" w:eastAsia="Roboto" w:hAnsi="Roboto" w:cs="Roboto"/>
+          <w:sz w:val="26"/>
+          <w:szCs w:val="26"/>
+          <w:lang w:val="en-US"/>
+        </w:rPr>
+        <w:t xml:space="preserve">Sử dụng </w:t>
+      </w:r>
+      <w:r>
+        <w:rPr>
+          <w:rFonts w:ascii="Roboto" w:eastAsia="Roboto" w:hAnsi="Roboto" w:cs="Roboto"/>
+          <w:b/>
+          <w:bCs/>
+          <w:sz w:val="26"/>
+          <w:szCs w:val="26"/>
+          <w:lang w:val="en-US"/>
+        </w:rPr>
+        <w:t>PRG Pattern</w:t>
+      </w:r>
+      <w:r>
+        <w:rPr>
+          <w:rFonts w:ascii="Roboto" w:eastAsia="Roboto" w:hAnsi="Roboto" w:cs="Roboto"/>
+          <w:sz w:val="26"/>
+          <w:szCs w:val="26"/>
+          <w:lang w:val="en-US"/>
+        </w:rPr>
+        <w:t xml:space="preserve"> </w:t>
+      </w:r>
+    </w:p>
+    <w:p>
+      <w:pPr>
+        <w:pBdr>
+          <w:left w:val="none" w:sz="0" w:space="14" w:color="auto"/>
+        </w:pBdr>
+        <w:shd w:val="clear" w:color="auto" w:fill="FFFFFF"/>
+        <w:spacing w:line="360" w:lineRule="auto"/>
+        <w:ind w:left="1800"/>
+        <w:rPr>
+          <w:rFonts w:ascii="Roboto" w:eastAsia="Roboto" w:hAnsi="Roboto" w:cs="Roboto"/>
+          <w:sz w:val="26"/>
+          <w:szCs w:val="26"/>
+          <w:lang w:val="en-US"/>
+        </w:rPr>
+      </w:pPr>
+      <w:r>
+        <w:rPr>
+          <w:rFonts w:ascii="Roboto" w:eastAsia="Roboto" w:hAnsi="Roboto" w:cs="Roboto"/>
+          <w:sz w:val="26"/>
+          <w:szCs w:val="26"/>
+          <w:lang w:val="en-US"/>
+        </w:rPr>
+        <w:t>redirect:/course/list</w:t>
+      </w:r>
+    </w:p>
+    <w:p>
+      <w:pPr>
+        <w:pBdr>
+          <w:left w:val="none" w:sz="0" w:space="14" w:color="auto"/>
+        </w:pBdr>
+        <w:shd w:val="clear" w:color="auto" w:fill="FFFFFF"/>
+        <w:spacing w:line="360" w:lineRule="auto"/>
+        <w:ind w:left="1800"/>
+        <w:rPr>
+          <w:rFonts w:ascii="Roboto" w:eastAsia="Roboto" w:hAnsi="Roboto" w:cs="Roboto"/>
+          <w:sz w:val="26"/>
+          <w:szCs w:val="26"/>
+          <w:lang w:val="en-US"/>
+        </w:rPr>
+      </w:pPr>
+      <w:r>
+        <w:rPr>
+          <w:rFonts w:ascii="Times New Roman" w:eastAsia="Roboto" w:hAnsi="Times New Roman" w:cs="Times New Roman"/>
+          <w:sz w:val="26"/>
+          <w:szCs w:val="26"/>
+          <w:lang w:val="en-US"/>
+        </w:rPr>
+        <w:t>→</w:t>
+      </w:r>
+      <w:r>
+        <w:rPr>
+          <w:rFonts w:ascii="Roboto" w:eastAsia="Roboto" w:hAnsi="Roboto" w:cs="Roboto"/>
+          <w:sz w:val="26"/>
+          <w:szCs w:val="26"/>
+          <w:lang w:val="en-US"/>
+        </w:rPr>
+        <w:t xml:space="preserve"> Tránh submit lại khi F5</w:t>
       </w:r>
     </w:p>
     <w:p>
@@ -796,440 +2083,194 @@
         <w:spacing w:line="360" w:lineRule="auto"/>
         <w:rPr>
           <w:rFonts w:ascii="Roboto" w:eastAsia="Roboto" w:hAnsi="Roboto" w:cs="Roboto"/>
-          <w:sz w:val="26"/>
-          <w:szCs w:val="26"/>
-          <w:lang w:val="en-US"/>
-        </w:rPr>
-      </w:pPr>
-      <w:r>
-        <w:rPr>
-          <w:rFonts w:ascii="Roboto" w:eastAsia="Roboto" w:hAnsi="Roboto" w:cs="Roboto"/>
-          <w:sz w:val="26"/>
-          <w:szCs w:val="26"/>
-          <w:lang w:val="en-US"/>
-        </w:rPr>
-        <w:t xml:space="preserve">Service: Xử lý logic nghiệp vụ (filter, sort, thống kê) </w:t>
+          <w:b/>
+          <w:bCs/>
+          <w:sz w:val="26"/>
+          <w:szCs w:val="26"/>
+          <w:lang w:val="en-US"/>
+        </w:rPr>
+      </w:pPr>
+      <w:r>
+        <w:rPr>
+          <w:rFonts w:ascii="Roboto" w:eastAsia="Roboto" w:hAnsi="Roboto" w:cs="Roboto"/>
+          <w:b/>
+          <w:bCs/>
+          <w:sz w:val="26"/>
+          <w:szCs w:val="26"/>
+          <w:lang w:val="en-US"/>
+        </w:rPr>
+        <w:t>• Xóa / Hủy khóa học:</w:t>
       </w:r>
     </w:p>
     <w:p>
       <w:pPr>
-        <w:numPr>
-          <w:ilvl w:val="1"/>
-          <w:numId w:val="38"/>
-        </w:numPr>
         <w:pBdr>
           <w:left w:val="none" w:sz="0" w:space="14" w:color="auto"/>
         </w:pBdr>
         <w:shd w:val="clear" w:color="auto" w:fill="FFFFFF"/>
         <w:spacing w:line="360" w:lineRule="auto"/>
-        <w:rPr>
-          <w:rFonts w:ascii="Roboto" w:eastAsia="Roboto" w:hAnsi="Roboto" w:cs="Roboto"/>
-          <w:sz w:val="26"/>
-          <w:szCs w:val="26"/>
-          <w:lang w:val="en-US"/>
-        </w:rPr>
-      </w:pPr>
-      <w:r>
-        <w:rPr>
-          <w:rFonts w:ascii="Roboto" w:eastAsia="Roboto" w:hAnsi="Roboto" w:cs="Roboto"/>
-          <w:sz w:val="26"/>
-          <w:szCs w:val="26"/>
-          <w:lang w:val="en-US"/>
-        </w:rPr>
-        <w:t xml:space="preserve">Repository: Chứa dữ liệu hardcoded </w:t>
+        <w:ind w:left="1800"/>
+        <w:rPr>
+          <w:rFonts w:ascii="Roboto" w:eastAsia="Roboto" w:hAnsi="Roboto" w:cs="Roboto"/>
+          <w:sz w:val="26"/>
+          <w:szCs w:val="26"/>
+          <w:lang w:val="en-US"/>
+        </w:rPr>
+      </w:pPr>
+      <w:r>
+        <w:rPr>
+          <w:rFonts w:ascii="Roboto" w:eastAsia="Roboto" w:hAnsi="Roboto" w:cs="Roboto"/>
+          <w:sz w:val="26"/>
+          <w:szCs w:val="26"/>
+          <w:lang w:val="en-US"/>
+        </w:rPr>
+        <w:t>API:</w:t>
       </w:r>
     </w:p>
     <w:p>
       <w:pPr>
-        <w:numPr>
-          <w:ilvl w:val="0"/>
-          <w:numId w:val="38"/>
-        </w:numPr>
         <w:pBdr>
           <w:left w:val="none" w:sz="0" w:space="14" w:color="auto"/>
         </w:pBdr>
         <w:shd w:val="clear" w:color="auto" w:fill="FFFFFF"/>
         <w:spacing w:line="360" w:lineRule="auto"/>
-        <w:rPr>
-          <w:rFonts w:ascii="Roboto" w:eastAsia="Roboto" w:hAnsi="Roboto" w:cs="Roboto"/>
-          <w:sz w:val="26"/>
-          <w:szCs w:val="26"/>
-          <w:lang w:val="en-US"/>
-        </w:rPr>
-      </w:pPr>
-      <w:r>
-        <w:rPr>
-          <w:rFonts w:ascii="Roboto" w:eastAsia="Roboto" w:hAnsi="Roboto" w:cs="Roboto"/>
-          <w:sz w:val="26"/>
-          <w:szCs w:val="26"/>
-          <w:lang w:val="en-US"/>
-        </w:rPr>
-        <w:t xml:space="preserve">Xử lý danh sách sinh viên: </w:t>
+        <w:ind w:left="1800"/>
+        <w:rPr>
+          <w:rFonts w:ascii="Roboto" w:eastAsia="Roboto" w:hAnsi="Roboto" w:cs="Roboto"/>
+          <w:sz w:val="26"/>
+          <w:szCs w:val="26"/>
+          <w:lang w:val="en-US"/>
+        </w:rPr>
+      </w:pPr>
+      <w:r>
+        <w:rPr>
+          <w:rFonts w:ascii="Roboto" w:eastAsia="Roboto" w:hAnsi="Roboto" w:cs="Roboto"/>
+          <w:sz w:val="26"/>
+          <w:szCs w:val="26"/>
+          <w:lang w:val="en-US"/>
+        </w:rPr>
+        <w:t>POST /course/delete/{id}</w:t>
       </w:r>
     </w:p>
     <w:p>
       <w:pPr>
-        <w:numPr>
-          <w:ilvl w:val="1"/>
-          <w:numId w:val="38"/>
-        </w:numPr>
         <w:pBdr>
           <w:left w:val="none" w:sz="0" w:space="14" w:color="auto"/>
         </w:pBdr>
         <w:shd w:val="clear" w:color="auto" w:fill="FFFFFF"/>
         <w:spacing w:line="360" w:lineRule="auto"/>
-        <w:rPr>
-          <w:rFonts w:ascii="Roboto" w:eastAsia="Roboto" w:hAnsi="Roboto" w:cs="Roboto"/>
-          <w:sz w:val="26"/>
-          <w:szCs w:val="26"/>
-          <w:lang w:val="en-US"/>
-        </w:rPr>
-      </w:pPr>
-      <w:r>
-        <w:rPr>
-          <w:rFonts w:ascii="Roboto" w:eastAsia="Roboto" w:hAnsi="Roboto" w:cs="Roboto"/>
-          <w:sz w:val="26"/>
-          <w:szCs w:val="26"/>
-          <w:lang w:val="en-US"/>
-        </w:rPr>
-        <w:t xml:space="preserve">Sử dụng List&lt;Student&gt; làm nguồn dữ liệu </w:t>
+        <w:ind w:left="1800"/>
+        <w:rPr>
+          <w:rFonts w:ascii="Roboto" w:eastAsia="Roboto" w:hAnsi="Roboto" w:cs="Roboto"/>
+          <w:sz w:val="26"/>
+          <w:szCs w:val="26"/>
+          <w:lang w:val="en-US"/>
+        </w:rPr>
+      </w:pPr>
+      <w:r>
+        <w:rPr>
+          <w:rFonts w:ascii="Roboto" w:eastAsia="Roboto" w:hAnsi="Roboto" w:cs="Roboto"/>
+          <w:sz w:val="26"/>
+          <w:szCs w:val="26"/>
+          <w:lang w:val="en-US"/>
+        </w:rPr>
+        <w:t xml:space="preserve">Logic nghiệp vụ: </w:t>
       </w:r>
     </w:p>
     <w:p>
       <w:pPr>
-        <w:numPr>
-          <w:ilvl w:val="1"/>
-          <w:numId w:val="38"/>
-        </w:numPr>
         <w:pBdr>
           <w:left w:val="none" w:sz="0" w:space="14" w:color="auto"/>
         </w:pBdr>
         <w:shd w:val="clear" w:color="auto" w:fill="FFFFFF"/>
         <w:spacing w:line="360" w:lineRule="auto"/>
-        <w:rPr>
-          <w:rFonts w:ascii="Roboto" w:eastAsia="Roboto" w:hAnsi="Roboto" w:cs="Roboto"/>
-          <w:sz w:val="26"/>
-          <w:szCs w:val="26"/>
-          <w:lang w:val="en-US"/>
-        </w:rPr>
-      </w:pPr>
-      <w:r>
-        <w:rPr>
-          <w:rFonts w:ascii="Roboto" w:eastAsia="Roboto" w:hAnsi="Roboto" w:cs="Roboto"/>
-          <w:sz w:val="26"/>
-          <w:szCs w:val="26"/>
-          <w:lang w:val="en-US"/>
-        </w:rPr>
-        <w:t xml:space="preserve">Áp dụng Stream API để: </w:t>
+        <w:ind w:left="1800"/>
+        <w:rPr>
+          <w:rFonts w:ascii="Roboto" w:eastAsia="Roboto" w:hAnsi="Roboto" w:cs="Roboto"/>
+          <w:sz w:val="26"/>
+          <w:szCs w:val="26"/>
+          <w:lang w:val="en-US"/>
+        </w:rPr>
+      </w:pPr>
+      <w:r>
+        <w:rPr>
+          <w:rFonts w:ascii="Roboto" w:eastAsia="Roboto" w:hAnsi="Roboto" w:cs="Roboto"/>
+          <w:sz w:val="26"/>
+          <w:szCs w:val="26"/>
+          <w:lang w:val="en-US"/>
+        </w:rPr>
+        <w:t>Chỉ cho phép xóa khi:</w:t>
       </w:r>
     </w:p>
     <w:p>
       <w:pPr>
-        <w:numPr>
-          <w:ilvl w:val="2"/>
-          <w:numId w:val="38"/>
-        </w:numPr>
         <w:pBdr>
           <w:left w:val="none" w:sz="0" w:space="14" w:color="auto"/>
         </w:pBdr>
         <w:shd w:val="clear" w:color="auto" w:fill="FFFFFF"/>
         <w:spacing w:line="360" w:lineRule="auto"/>
-        <w:rPr>
-          <w:rFonts w:ascii="Roboto" w:eastAsia="Roboto" w:hAnsi="Roboto" w:cs="Roboto"/>
-          <w:sz w:val="26"/>
-          <w:szCs w:val="26"/>
-          <w:lang w:val="en-US"/>
-        </w:rPr>
-      </w:pPr>
-      <w:r>
-        <w:rPr>
-          <w:rFonts w:ascii="Roboto" w:eastAsia="Roboto" w:hAnsi="Roboto" w:cs="Roboto"/>
-          <w:sz w:val="26"/>
-          <w:szCs w:val="26"/>
-          <w:lang w:val="en-US"/>
-        </w:rPr>
-        <w:lastRenderedPageBreak/>
-        <w:t xml:space="preserve">Sắp xếp (Comparator) </w:t>
+        <w:ind w:left="1800"/>
+        <w:rPr>
+          <w:rFonts w:ascii="Roboto" w:eastAsia="Roboto" w:hAnsi="Roboto" w:cs="Roboto"/>
+          <w:sz w:val="26"/>
+          <w:szCs w:val="26"/>
+          <w:lang w:val="en-US"/>
+        </w:rPr>
+      </w:pPr>
+      <w:r>
+        <w:rPr>
+          <w:rFonts w:ascii="Roboto" w:eastAsia="Roboto" w:hAnsi="Roboto" w:cs="Roboto"/>
+          <w:sz w:val="26"/>
+          <w:szCs w:val="26"/>
+          <w:lang w:val="en-US"/>
+        </w:rPr>
+        <w:t>studentCount == 0</w:t>
       </w:r>
     </w:p>
     <w:p>
       <w:pPr>
-        <w:numPr>
-          <w:ilvl w:val="2"/>
-          <w:numId w:val="38"/>
-        </w:numPr>
         <w:pBdr>
           <w:left w:val="none" w:sz="0" w:space="14" w:color="auto"/>
         </w:pBdr>
         <w:shd w:val="clear" w:color="auto" w:fill="FFFFFF"/>
         <w:spacing w:line="360" w:lineRule="auto"/>
-        <w:rPr>
-          <w:rFonts w:ascii="Roboto" w:eastAsia="Roboto" w:hAnsi="Roboto" w:cs="Roboto"/>
-          <w:sz w:val="26"/>
-          <w:szCs w:val="26"/>
-          <w:lang w:val="en-US"/>
-        </w:rPr>
-      </w:pPr>
-      <w:r>
-        <w:rPr>
-          <w:rFonts w:ascii="Roboto" w:eastAsia="Roboto" w:hAnsi="Roboto" w:cs="Roboto"/>
-          <w:sz w:val="26"/>
-          <w:szCs w:val="26"/>
-          <w:lang w:val="en-US"/>
-        </w:rPr>
-        <w:t xml:space="preserve">Lọc (filter) </w:t>
-      </w:r>
-    </w:p>
-    <w:p>
-      <w:pPr>
-        <w:numPr>
-          <w:ilvl w:val="2"/>
-          <w:numId w:val="38"/>
-        </w:numPr>
-        <w:pBdr>
-          <w:left w:val="none" w:sz="0" w:space="14" w:color="auto"/>
-        </w:pBdr>
-        <w:shd w:val="clear" w:color="auto" w:fill="FFFFFF"/>
-        <w:spacing w:line="360" w:lineRule="auto"/>
-        <w:rPr>
-          <w:rFonts w:ascii="Roboto" w:eastAsia="Roboto" w:hAnsi="Roboto" w:cs="Roboto"/>
-          <w:sz w:val="26"/>
-          <w:szCs w:val="26"/>
-          <w:lang w:val="en-US"/>
-        </w:rPr>
-      </w:pPr>
-      <w:r>
-        <w:rPr>
-          <w:rFonts w:ascii="Roboto" w:eastAsia="Roboto" w:hAnsi="Roboto" w:cs="Roboto"/>
-          <w:sz w:val="26"/>
-          <w:szCs w:val="26"/>
-          <w:lang w:val="en-US"/>
-        </w:rPr>
-        <w:t xml:space="preserve">Thống kê (average, max, groupingBy) </w:t>
-      </w:r>
-    </w:p>
-    <w:p>
-      <w:pPr>
-        <w:numPr>
-          <w:ilvl w:val="0"/>
-          <w:numId w:val="38"/>
-        </w:numPr>
-        <w:pBdr>
-          <w:left w:val="none" w:sz="0" w:space="14" w:color="auto"/>
-        </w:pBdr>
-        <w:shd w:val="clear" w:color="auto" w:fill="FFFFFF"/>
-        <w:spacing w:line="360" w:lineRule="auto"/>
-        <w:rPr>
-          <w:rFonts w:ascii="Roboto" w:eastAsia="Roboto" w:hAnsi="Roboto" w:cs="Roboto"/>
-          <w:sz w:val="26"/>
-          <w:szCs w:val="26"/>
-          <w:lang w:val="en-US"/>
-        </w:rPr>
-      </w:pPr>
-      <w:r>
-        <w:rPr>
-          <w:rFonts w:ascii="Roboto" w:eastAsia="Roboto" w:hAnsi="Roboto" w:cs="Roboto"/>
-          <w:sz w:val="26"/>
-          <w:szCs w:val="26"/>
-          <w:lang w:val="en-US"/>
-        </w:rPr>
-        <w:t xml:space="preserve">Xử lý URL động: </w:t>
-      </w:r>
-    </w:p>
-    <w:p>
-      <w:pPr>
-        <w:numPr>
-          <w:ilvl w:val="1"/>
-          <w:numId w:val="38"/>
-        </w:numPr>
-        <w:pBdr>
-          <w:left w:val="none" w:sz="0" w:space="14" w:color="auto"/>
-        </w:pBdr>
-        <w:shd w:val="clear" w:color="auto" w:fill="FFFFFF"/>
-        <w:spacing w:line="360" w:lineRule="auto"/>
-        <w:rPr>
-          <w:rFonts w:ascii="Roboto" w:eastAsia="Roboto" w:hAnsi="Roboto" w:cs="Roboto"/>
-          <w:sz w:val="26"/>
-          <w:szCs w:val="26"/>
-          <w:lang w:val="en-US"/>
-        </w:rPr>
-      </w:pPr>
-      <w:r>
-        <w:rPr>
-          <w:rFonts w:ascii="Roboto" w:eastAsia="Roboto" w:hAnsi="Roboto" w:cs="Roboto"/>
-          <w:sz w:val="26"/>
-          <w:szCs w:val="26"/>
-          <w:lang w:val="en-US"/>
-        </w:rPr>
-        <w:t xml:space="preserve">/students?sortBy=name </w:t>
-      </w:r>
-    </w:p>
-    <w:p>
-      <w:pPr>
-        <w:numPr>
-          <w:ilvl w:val="1"/>
-          <w:numId w:val="38"/>
-        </w:numPr>
-        <w:pBdr>
-          <w:left w:val="none" w:sz="0" w:space="14" w:color="auto"/>
-        </w:pBdr>
-        <w:shd w:val="clear" w:color="auto" w:fill="FFFFFF"/>
-        <w:spacing w:line="360" w:lineRule="auto"/>
-        <w:rPr>
-          <w:rFonts w:ascii="Roboto" w:eastAsia="Roboto" w:hAnsi="Roboto" w:cs="Roboto"/>
-          <w:sz w:val="26"/>
-          <w:szCs w:val="26"/>
-          <w:lang w:val="en-US"/>
-        </w:rPr>
-      </w:pPr>
-      <w:r>
-        <w:rPr>
-          <w:rFonts w:ascii="Roboto" w:eastAsia="Roboto" w:hAnsi="Roboto" w:cs="Roboto"/>
-          <w:sz w:val="26"/>
-          <w:szCs w:val="26"/>
-          <w:lang w:val="en-US"/>
-        </w:rPr>
-        <w:t xml:space="preserve">/students?search=Nguyen </w:t>
-      </w:r>
-    </w:p>
-    <w:p>
-      <w:pPr>
-        <w:numPr>
-          <w:ilvl w:val="1"/>
-          <w:numId w:val="38"/>
-        </w:numPr>
-        <w:pBdr>
-          <w:left w:val="none" w:sz="0" w:space="14" w:color="auto"/>
-        </w:pBdr>
-        <w:shd w:val="clear" w:color="auto" w:fill="FFFFFF"/>
-        <w:spacing w:line="360" w:lineRule="auto"/>
-        <w:rPr>
-          <w:rFonts w:ascii="Roboto" w:eastAsia="Roboto" w:hAnsi="Roboto" w:cs="Roboto"/>
-          <w:sz w:val="26"/>
-          <w:szCs w:val="26"/>
-          <w:lang w:val="en-US"/>
-        </w:rPr>
-      </w:pPr>
-      <w:r>
-        <w:rPr>
-          <w:rFonts w:ascii="Roboto" w:eastAsia="Roboto" w:hAnsi="Roboto" w:cs="Roboto"/>
-          <w:sz w:val="26"/>
-          <w:szCs w:val="26"/>
-          <w:lang w:val="en-US"/>
-        </w:rPr>
-        <w:t xml:space="preserve">/students?faculty=CNTT </w:t>
-      </w:r>
-    </w:p>
-    <w:p>
-      <w:pPr>
-        <w:numPr>
-          <w:ilvl w:val="0"/>
-          <w:numId w:val="38"/>
-        </w:numPr>
-        <w:pBdr>
-          <w:left w:val="none" w:sz="0" w:space="14" w:color="auto"/>
-        </w:pBdr>
-        <w:shd w:val="clear" w:color="auto" w:fill="FFFFFF"/>
-        <w:spacing w:line="360" w:lineRule="auto"/>
-        <w:rPr>
-          <w:rFonts w:ascii="Roboto" w:eastAsia="Roboto" w:hAnsi="Roboto" w:cs="Roboto"/>
-          <w:sz w:val="26"/>
-          <w:szCs w:val="26"/>
-          <w:lang w:val="en-US"/>
-        </w:rPr>
-      </w:pPr>
-      <w:r>
-        <w:rPr>
-          <w:rFonts w:ascii="Roboto" w:eastAsia="Roboto" w:hAnsi="Roboto" w:cs="Roboto"/>
-          <w:sz w:val="26"/>
-          <w:szCs w:val="26"/>
-          <w:lang w:val="en-US"/>
-        </w:rPr>
-        <w:t xml:space="preserve">Hiển thị với JSP + JSTL: </w:t>
-      </w:r>
-    </w:p>
-    <w:p>
-      <w:pPr>
-        <w:numPr>
-          <w:ilvl w:val="1"/>
-          <w:numId w:val="38"/>
-        </w:numPr>
-        <w:pBdr>
-          <w:left w:val="none" w:sz="0" w:space="14" w:color="auto"/>
-        </w:pBdr>
-        <w:shd w:val="clear" w:color="auto" w:fill="FFFFFF"/>
-        <w:spacing w:line="360" w:lineRule="auto"/>
-        <w:rPr>
-          <w:rFonts w:ascii="Roboto" w:eastAsia="Roboto" w:hAnsi="Roboto" w:cs="Roboto"/>
-          <w:sz w:val="26"/>
-          <w:szCs w:val="26"/>
-          <w:lang w:val="en-US"/>
-        </w:rPr>
-      </w:pPr>
-      <w:r>
-        <w:rPr>
-          <w:rFonts w:ascii="Roboto" w:eastAsia="Roboto" w:hAnsi="Roboto" w:cs="Roboto"/>
-          <w:sz w:val="26"/>
-          <w:szCs w:val="26"/>
-          <w:lang w:val="en-US"/>
-        </w:rPr>
-        <w:t xml:space="preserve">&lt;c:forEach&gt; để render bảng </w:t>
-      </w:r>
-    </w:p>
-    <w:p>
-      <w:pPr>
-        <w:numPr>
-          <w:ilvl w:val="1"/>
-          <w:numId w:val="38"/>
-        </w:numPr>
-        <w:pBdr>
-          <w:left w:val="none" w:sz="0" w:space="14" w:color="auto"/>
-        </w:pBdr>
-        <w:shd w:val="clear" w:color="auto" w:fill="FFFFFF"/>
-        <w:spacing w:line="360" w:lineRule="auto"/>
-        <w:rPr>
-          <w:rFonts w:ascii="Roboto" w:eastAsia="Roboto" w:hAnsi="Roboto" w:cs="Roboto"/>
-          <w:sz w:val="26"/>
-          <w:szCs w:val="26"/>
-          <w:lang w:val="en-US"/>
-        </w:rPr>
-      </w:pPr>
-      <w:r>
-        <w:rPr>
-          <w:rFonts w:ascii="Roboto" w:eastAsia="Roboto" w:hAnsi="Roboto" w:cs="Roboto"/>
-          <w:sz w:val="26"/>
-          <w:szCs w:val="26"/>
-          <w:lang w:val="en-US"/>
-        </w:rPr>
-        <w:t xml:space="preserve">${} (EL) để binding dữ liệu </w:t>
-      </w:r>
-    </w:p>
-    <w:p>
-      <w:pPr>
-        <w:numPr>
-          <w:ilvl w:val="1"/>
-          <w:numId w:val="38"/>
-        </w:numPr>
-        <w:pBdr>
-          <w:left w:val="none" w:sz="0" w:space="14" w:color="auto"/>
-        </w:pBdr>
-        <w:shd w:val="clear" w:color="auto" w:fill="FFFFFF"/>
-        <w:spacing w:line="360" w:lineRule="auto"/>
-        <w:rPr>
-          <w:rFonts w:ascii="Roboto" w:eastAsia="Roboto" w:hAnsi="Roboto" w:cs="Roboto"/>
-          <w:sz w:val="26"/>
-          <w:szCs w:val="26"/>
-          <w:lang w:val="en-US"/>
-        </w:rPr>
-      </w:pPr>
-      <w:r>
-        <w:rPr>
-          <w:rFonts w:ascii="Roboto" w:eastAsia="Roboto" w:hAnsi="Roboto" w:cs="Roboto"/>
-          <w:sz w:val="26"/>
-          <w:szCs w:val="26"/>
-          <w:lang w:val="en-US"/>
-        </w:rPr>
-        <w:t>&lt;c:if&gt; để xử lý điều kiện hiển thị màu trạng thái</w:t>
+        <w:ind w:left="1800"/>
+        <w:rPr>
+          <w:rFonts w:ascii="Roboto" w:eastAsia="Roboto" w:hAnsi="Roboto" w:cs="Roboto"/>
+          <w:sz w:val="26"/>
+          <w:szCs w:val="26"/>
+          <w:lang w:val="en-US"/>
+        </w:rPr>
+      </w:pPr>
+      <w:r>
+        <w:rPr>
+          <w:rFonts w:ascii="Roboto" w:eastAsia="Roboto" w:hAnsi="Roboto" w:cs="Roboto"/>
+          <w:sz w:val="26"/>
+          <w:szCs w:val="26"/>
+          <w:lang w:val="en-US"/>
+        </w:rPr>
+        <w:t>Nếu vi phạm:</w:t>
+      </w:r>
+      <w:r>
+        <w:rPr>
+          <w:rFonts w:ascii="Roboto" w:eastAsia="Roboto" w:hAnsi="Roboto" w:cs="Roboto"/>
+          <w:sz w:val="26"/>
+          <w:szCs w:val="26"/>
+          <w:lang w:val="en-US"/>
+        </w:rPr>
+        <w:br/>
+        <w:t>Hiển thị lỗi:</w:t>
+      </w:r>
+      <w:r>
+        <w:rPr>
+          <w:rFonts w:ascii="Roboto" w:eastAsia="Roboto" w:hAnsi="Roboto" w:cs="Roboto"/>
+          <w:i/>
+          <w:iCs/>
+          <w:sz w:val="26"/>
+          <w:szCs w:val="26"/>
+          <w:lang w:val="en-US"/>
+        </w:rPr>
+        <w:t>"Không thể hủy khóa học đã có học viên đăng ký"</w:t>
       </w:r>
     </w:p>
     <w:p>
@@ -1289,278 +2330,137 @@
     </w:p>
     <w:p>
       <w:pPr>
-        <w:numPr>
-          <w:ilvl w:val="0"/>
-          <w:numId w:val="39"/>
-        </w:numPr>
-        <w:spacing w:before="100" w:beforeAutospacing="1" w:after="100" w:afterAutospacing="1" w:line="360" w:lineRule="auto"/>
-        <w:ind w:hanging="357"/>
-        <w:rPr>
-          <w:rFonts w:ascii="Roboto" w:eastAsia="Times New Roman" w:hAnsi="Roboto" w:cs="Times New Roman"/>
-          <w:sz w:val="26"/>
-          <w:szCs w:val="26"/>
-          <w:lang w:val="en-US"/>
-        </w:rPr>
-      </w:pPr>
-      <w:r>
-        <w:rPr>
-          <w:rFonts w:ascii="Roboto" w:eastAsia="Times New Roman" w:hAnsi="Roboto" w:cs="Times New Roman"/>
-          <w:sz w:val="26"/>
-          <w:szCs w:val="26"/>
-          <w:lang w:val="en-US"/>
-        </w:rPr>
-        <w:t>Tại sao không xử lý sort trực tiếp trong Controller?</w:t>
-      </w:r>
-      <w:r>
-        <w:rPr>
-          <w:rFonts w:ascii="Roboto" w:eastAsia="Times New Roman" w:hAnsi="Roboto" w:cs="Times New Roman"/>
-          <w:sz w:val="26"/>
-          <w:szCs w:val="26"/>
+        <w:spacing w:before="100" w:beforeAutospacing="1" w:after="100" w:afterAutospacing="1" w:line="240" w:lineRule="auto"/>
+        <w:ind w:left="720"/>
+        <w:rPr>
+          <w:rFonts w:ascii="Times New Roman" w:eastAsia="Times New Roman" w:hAnsi="Times New Roman" w:cs="Times New Roman"/>
+          <w:sz w:val="24"/>
+          <w:szCs w:val="24"/>
+          <w:lang w:val="en-US"/>
+        </w:rPr>
+      </w:pPr>
+      <w:r>
+        <w:rPr>
+          <w:rFonts w:ascii="Times New Roman" w:eastAsia="Times New Roman" w:hAnsi="Times New Roman" w:cs="Times New Roman"/>
+          <w:sz w:val="24"/>
+          <w:szCs w:val="24"/>
+          <w:lang w:val="en-US"/>
+        </w:rPr>
+        <w:t xml:space="preserve">• </w:t>
+      </w:r>
+      <w:r>
+        <w:rPr>
+          <w:rFonts w:ascii="Times New Roman" w:eastAsia="Times New Roman" w:hAnsi="Times New Roman" w:cs="Times New Roman"/>
+          <w:b/>
+          <w:bCs/>
+          <w:sz w:val="24"/>
+          <w:szCs w:val="24"/>
+          <w:lang w:val="en-US"/>
+        </w:rPr>
+        <w:t>Tại sao phải dùng Layout Dialect thay vì copy HTML?</w:t>
+      </w:r>
+      <w:r>
+        <w:rPr>
+          <w:rFonts w:ascii="Times New Roman" w:eastAsia="Times New Roman" w:hAnsi="Times New Roman" w:cs="Times New Roman"/>
+          <w:sz w:val="24"/>
+          <w:szCs w:val="24"/>
           <w:lang w:val="en-US"/>
         </w:rPr>
         <w:br/>
-      </w:r>
-      <w:r>
-        <w:rPr>
-          <w:rFonts w:ascii="Roboto" w:eastAsia="Times New Roman" w:hAnsi="Roboto" w:cs="Times New Roman"/>
-          <w:sz w:val="26"/>
-          <w:szCs w:val="26"/>
-          <w:lang w:val="en-US"/>
-        </w:rPr>
-        <w:sym w:font="Wingdings" w:char="F0E0"/>
-      </w:r>
-      <w:r>
-        <w:rPr>
-          <w:rFonts w:ascii="Roboto" w:eastAsia="Times New Roman" w:hAnsi="Roboto" w:cs="Times New Roman"/>
-          <w:sz w:val="26"/>
-          <w:szCs w:val="26"/>
-          <w:lang w:val="en-US"/>
-        </w:rPr>
-        <w:t xml:space="preserve"> Vì vi phạm nguyên tắc “Thin Controller”, logic nên đặt ở Service. </w:t>
+        <w:t>→ Giúp tái sử dụng layout, giảm lặp code, dễ maintain.</w:t>
       </w:r>
     </w:p>
     <w:p>
       <w:pPr>
-        <w:numPr>
-          <w:ilvl w:val="0"/>
-          <w:numId w:val="39"/>
-        </w:numPr>
-        <w:spacing w:before="100" w:beforeAutospacing="1" w:after="100" w:afterAutospacing="1" w:line="360" w:lineRule="auto"/>
-        <w:ind w:hanging="357"/>
-        <w:rPr>
-          <w:rFonts w:ascii="Roboto" w:eastAsia="Times New Roman" w:hAnsi="Roboto" w:cs="Times New Roman"/>
-          <w:sz w:val="26"/>
-          <w:szCs w:val="26"/>
-          <w:lang w:val="en-US"/>
-        </w:rPr>
-      </w:pPr>
-      <w:r>
-        <w:rPr>
-          <w:rFonts w:ascii="Roboto" w:eastAsia="Times New Roman" w:hAnsi="Roboto" w:cs="Times New Roman"/>
-          <w:sz w:val="26"/>
-          <w:szCs w:val="26"/>
-          <w:lang w:val="en-US"/>
-        </w:rPr>
-        <w:t>Nếu danh sách có 100,000 sinh viên thì stream nhiều lần có ảnh hưởng không?</w:t>
-      </w:r>
-      <w:r>
-        <w:rPr>
-          <w:rFonts w:ascii="Roboto" w:eastAsia="Times New Roman" w:hAnsi="Roboto" w:cs="Times New Roman"/>
-          <w:sz w:val="26"/>
-          <w:szCs w:val="26"/>
+        <w:spacing w:before="100" w:beforeAutospacing="1" w:after="100" w:afterAutospacing="1" w:line="240" w:lineRule="auto"/>
+        <w:ind w:left="720"/>
+        <w:rPr>
+          <w:rFonts w:ascii="Times New Roman" w:eastAsia="Times New Roman" w:hAnsi="Times New Roman" w:cs="Times New Roman"/>
+          <w:sz w:val="24"/>
+          <w:szCs w:val="24"/>
+          <w:lang w:val="en-US"/>
+        </w:rPr>
+      </w:pPr>
+      <w:r>
+        <w:rPr>
+          <w:rFonts w:ascii="Times New Roman" w:eastAsia="Times New Roman" w:hAnsi="Times New Roman" w:cs="Times New Roman"/>
+          <w:sz w:val="24"/>
+          <w:szCs w:val="24"/>
+          <w:lang w:val="en-US"/>
+        </w:rPr>
+        <w:t xml:space="preserve">• </w:t>
+      </w:r>
+      <w:r>
+        <w:rPr>
+          <w:rFonts w:ascii="Times New Roman" w:eastAsia="Times New Roman" w:hAnsi="Times New Roman" w:cs="Times New Roman"/>
+          <w:b/>
+          <w:bCs/>
+          <w:sz w:val="24"/>
+          <w:szCs w:val="24"/>
+          <w:lang w:val="en-US"/>
+        </w:rPr>
+        <w:t>Vì sao dùng redirect sau POST?</w:t>
+      </w:r>
+      <w:r>
+        <w:rPr>
+          <w:rFonts w:ascii="Times New Roman" w:eastAsia="Times New Roman" w:hAnsi="Times New Roman" w:cs="Times New Roman"/>
+          <w:sz w:val="24"/>
+          <w:szCs w:val="24"/>
           <w:lang w:val="en-US"/>
         </w:rPr>
         <w:br/>
-      </w:r>
-      <w:r>
-        <w:rPr>
-          <w:rFonts w:ascii="Roboto" w:eastAsia="Times New Roman" w:hAnsi="Roboto" w:cs="Times New Roman"/>
-          <w:sz w:val="26"/>
-          <w:szCs w:val="26"/>
-          <w:lang w:val="en-US"/>
-        </w:rPr>
-        <w:sym w:font="Wingdings" w:char="F0E0"/>
-      </w:r>
-      <w:r>
-        <w:rPr>
-          <w:rFonts w:ascii="Roboto" w:eastAsia="Times New Roman" w:hAnsi="Roboto" w:cs="Times New Roman"/>
-          <w:sz w:val="26"/>
-          <w:szCs w:val="26"/>
-          <w:lang w:val="en-US"/>
-        </w:rPr>
-        <w:t xml:space="preserve"> Có. Cần tối ưu bằng cách: </w:t>
+        <w:t>→ Áp dụng PRG Pattern để tránh duplicate request khi refresh.</w:t>
       </w:r>
     </w:p>
     <w:p>
       <w:pPr>
-        <w:numPr>
-          <w:ilvl w:val="1"/>
-          <w:numId w:val="39"/>
-        </w:numPr>
-        <w:spacing w:before="100" w:beforeAutospacing="1" w:after="100" w:afterAutospacing="1" w:line="360" w:lineRule="auto"/>
-        <w:ind w:hanging="357"/>
+        <w:spacing w:before="100" w:beforeAutospacing="1" w:after="100" w:afterAutospacing="1" w:line="240" w:lineRule="auto"/>
+        <w:ind w:left="720"/>
+        <w:rPr>
+          <w:rFonts w:ascii="Times New Roman" w:eastAsia="Times New Roman" w:hAnsi="Times New Roman" w:cs="Times New Roman"/>
+          <w:sz w:val="24"/>
+          <w:szCs w:val="24"/>
+          <w:lang w:val="en-US"/>
+        </w:rPr>
+      </w:pPr>
+      <w:r>
+        <w:rPr>
+          <w:rFonts w:ascii="Times New Roman" w:eastAsia="Times New Roman" w:hAnsi="Times New Roman" w:cs="Times New Roman"/>
+          <w:sz w:val="24"/>
+          <w:szCs w:val="24"/>
+          <w:lang w:val="en-US"/>
+        </w:rPr>
+        <w:t xml:space="preserve">• </w:t>
+      </w:r>
+      <w:r>
+        <w:rPr>
+          <w:rFonts w:ascii="Times New Roman" w:eastAsia="Times New Roman" w:hAnsi="Times New Roman" w:cs="Times New Roman"/>
+          <w:b/>
+          <w:bCs/>
+          <w:sz w:val="24"/>
+          <w:szCs w:val="24"/>
+          <w:lang w:val="en-US"/>
+        </w:rPr>
+        <w:t>Tại sao kiểm tra studentCount ở Service?</w:t>
+      </w:r>
+      <w:r>
+        <w:rPr>
+          <w:rFonts w:ascii="Times New Roman" w:eastAsia="Times New Roman" w:hAnsi="Times New Roman" w:cs="Times New Roman"/>
+          <w:sz w:val="24"/>
+          <w:szCs w:val="24"/>
+          <w:lang w:val="en-US"/>
+        </w:rPr>
+        <w:br/>
+        <w:t>→ Vì đây là business logic → không nên đặt ở Controller.</w:t>
+      </w:r>
+      <w:r>
         <w:rPr>
           <w:rFonts w:ascii="Roboto" w:eastAsia="Times New Roman" w:hAnsi="Roboto" w:cs="Times New Roman"/>
           <w:sz w:val="26"/>
           <w:szCs w:val="26"/>
           <w:lang w:val="en-US"/>
         </w:rPr>
-      </w:pPr>
-      <w:r>
-        <w:rPr>
-          <w:rFonts w:ascii="Roboto" w:eastAsia="Times New Roman" w:hAnsi="Roboto" w:cs="Times New Roman"/>
-          <w:sz w:val="26"/>
-          <w:szCs w:val="26"/>
-          <w:lang w:val="en-US"/>
-        </w:rPr>
-        <w:t xml:space="preserve">Duyệt 1 lần </w:t>
-      </w:r>
-    </w:p>
-    <w:p>
-      <w:pPr>
-        <w:numPr>
-          <w:ilvl w:val="1"/>
-          <w:numId w:val="39"/>
-        </w:numPr>
-        <w:spacing w:before="100" w:beforeAutospacing="1" w:after="100" w:afterAutospacing="1" w:line="360" w:lineRule="auto"/>
-        <w:ind w:hanging="357"/>
-        <w:rPr>
-          <w:rFonts w:ascii="Roboto" w:eastAsia="Times New Roman" w:hAnsi="Roboto" w:cs="Times New Roman"/>
-          <w:sz w:val="26"/>
-          <w:szCs w:val="26"/>
-          <w:lang w:val="en-US"/>
-        </w:rPr>
-      </w:pPr>
-      <w:r>
-        <w:rPr>
-          <w:rFonts w:ascii="Roboto" w:eastAsia="Times New Roman" w:hAnsi="Roboto" w:cs="Times New Roman"/>
-          <w:sz w:val="26"/>
-          <w:szCs w:val="26"/>
-          <w:lang w:val="en-US"/>
-        </w:rPr>
-        <w:t xml:space="preserve">Hoặc cache kết quả </w:t>
-      </w:r>
-    </w:p>
-    <w:p>
-      <w:pPr>
-        <w:numPr>
-          <w:ilvl w:val="0"/>
-          <w:numId w:val="39"/>
-        </w:numPr>
-        <w:spacing w:before="100" w:beforeAutospacing="1" w:after="100" w:afterAutospacing="1" w:line="360" w:lineRule="auto"/>
-        <w:ind w:hanging="357"/>
-        <w:rPr>
-          <w:rFonts w:ascii="Roboto" w:eastAsia="Times New Roman" w:hAnsi="Roboto" w:cs="Times New Roman"/>
-          <w:sz w:val="26"/>
-          <w:szCs w:val="26"/>
-          <w:lang w:val="en-US"/>
-        </w:rPr>
-      </w:pPr>
-      <w:r>
-        <w:rPr>
-          <w:rFonts w:ascii="Roboto" w:eastAsia="Times New Roman" w:hAnsi="Roboto" w:cs="Times New Roman"/>
-          <w:sz w:val="26"/>
-          <w:szCs w:val="26"/>
-          <w:lang w:val="en-US"/>
-        </w:rPr>
-        <w:t xml:space="preserve">Vì sao dùng JSTL thay vì scriptlet </w:t>
-      </w:r>
-      <w:r>
-        <w:rPr>
-          <w:rFonts w:ascii="Roboto" w:eastAsia="Times New Roman" w:hAnsi="Roboto" w:cs="Courier New"/>
-          <w:sz w:val="26"/>
-          <w:szCs w:val="26"/>
-          <w:lang w:val="en-US"/>
-        </w:rPr>
-        <w:t>&lt;% %&gt;</w:t>
-      </w:r>
-      <w:r>
-        <w:rPr>
-          <w:rFonts w:ascii="Roboto" w:eastAsia="Times New Roman" w:hAnsi="Roboto" w:cs="Times New Roman"/>
-          <w:sz w:val="26"/>
-          <w:szCs w:val="26"/>
-          <w:lang w:val="en-US"/>
-        </w:rPr>
-        <w:t>?</w:t>
-      </w:r>
-      <w:r>
-        <w:rPr>
-          <w:rFonts w:ascii="Roboto" w:eastAsia="Times New Roman" w:hAnsi="Roboto" w:cs="Times New Roman"/>
-          <w:sz w:val="26"/>
-          <w:szCs w:val="26"/>
-          <w:lang w:val="en-US"/>
-        </w:rPr>
-        <w:br/>
-      </w:r>
-      <w:r>
-        <w:rPr>
-          <w:rFonts w:ascii="Roboto" w:eastAsia="Times New Roman" w:hAnsi="Roboto" w:cs="Times New Roman"/>
-          <w:sz w:val="26"/>
-          <w:szCs w:val="26"/>
-          <w:lang w:val="en-US"/>
-        </w:rPr>
-        <w:sym w:font="Wingdings" w:char="F0E0"/>
-      </w:r>
-      <w:r>
-        <w:rPr>
-          <w:rFonts w:ascii="Roboto" w:eastAsia="Times New Roman" w:hAnsi="Roboto" w:cs="Times New Roman"/>
-          <w:sz w:val="26"/>
-          <w:szCs w:val="26"/>
-          <w:lang w:val="en-US"/>
-        </w:rPr>
-        <w:t xml:space="preserve"> Tách biệt rõ View và Logic, dễ bảo trì và an toàn hơn (tránh XSS). </w:t>
-      </w:r>
-    </w:p>
-    <w:p>
-      <w:pPr>
-        <w:numPr>
-          <w:ilvl w:val="0"/>
-          <w:numId w:val="39"/>
-        </w:numPr>
-        <w:spacing w:before="100" w:beforeAutospacing="1" w:after="100" w:afterAutospacing="1" w:line="360" w:lineRule="auto"/>
-        <w:ind w:hanging="357"/>
-        <w:rPr>
-          <w:rFonts w:ascii="Roboto" w:eastAsia="Times New Roman" w:hAnsi="Roboto" w:cs="Times New Roman"/>
-          <w:sz w:val="26"/>
-          <w:szCs w:val="26"/>
-          <w:lang w:val="en-US"/>
-        </w:rPr>
-      </w:pPr>
-      <w:r>
-        <w:rPr>
-          <w:rFonts w:ascii="Roboto" w:eastAsia="Times New Roman" w:hAnsi="Roboto" w:cs="Times New Roman"/>
-          <w:sz w:val="26"/>
-          <w:szCs w:val="26"/>
-          <w:lang w:val="en-US"/>
-        </w:rPr>
-        <w:t>Tại sao dữ liệu lại hardcoded?</w:t>
-      </w:r>
-      <w:r>
-        <w:rPr>
-          <w:rFonts w:ascii="Roboto" w:eastAsia="Times New Roman" w:hAnsi="Roboto" w:cs="Times New Roman"/>
-          <w:sz w:val="26"/>
-          <w:szCs w:val="26"/>
-          <w:lang w:val="en-US"/>
-        </w:rPr>
-        <w:br/>
-      </w:r>
-      <w:r>
-        <w:rPr>
-          <w:rFonts w:ascii="Roboto" w:eastAsia="Times New Roman" w:hAnsi="Roboto" w:cs="Times New Roman"/>
-          <w:sz w:val="26"/>
-          <w:szCs w:val="26"/>
-          <w:lang w:val="en-US"/>
-        </w:rPr>
-        <w:sym w:font="Wingdings" w:char="F0E0"/>
-      </w:r>
-      <w:r>
-        <w:rPr>
-          <w:rFonts w:ascii="Roboto" w:eastAsia="Times New Roman" w:hAnsi="Roboto" w:cs="Times New Roman"/>
-          <w:sz w:val="26"/>
-          <w:szCs w:val="26"/>
-          <w:lang w:val="en-US"/>
-        </w:rPr>
-        <w:t xml:space="preserve"> Vì đây là bài thực hành, chưa tích hợp database. </w:t>
+        <w:t xml:space="preserve"> </w:t>
       </w:r>
     </w:p>
     <w:p>
@@ -1636,6 +2536,7 @@
           <w:sz w:val="26"/>
           <w:szCs w:val="26"/>
         </w:rPr>
+        <w:lastRenderedPageBreak/>
         <w:t xml:space="preserve">Người dùng nhập URL </w:t>
       </w:r>
       <w:r>
@@ -1752,18 +2653,21 @@
         <w:spacing w:line="360" w:lineRule="auto"/>
         <w:rPr>
           <w:rFonts w:ascii="Roboto" w:eastAsia="Roboto" w:hAnsi="Roboto" w:cs="Roboto"/>
-          <w:sz w:val="26"/>
-          <w:szCs w:val="26"/>
-        </w:rPr>
-      </w:pPr>
-      <w:r>
-        <w:rPr>
-          <w:rFonts w:ascii="Roboto" w:eastAsia="Roboto" w:hAnsi="Roboto" w:cs="Roboto"/>
-          <w:sz w:val="26"/>
-          <w:szCs w:val="26"/>
-        </w:rPr>
-        <w:lastRenderedPageBreak/>
-        <w:t xml:space="preserve">UC-01 (Danh sách + Sắp xếp): </w:t>
+          <w:b/>
+          <w:bCs/>
+          <w:sz w:val="26"/>
+          <w:szCs w:val="26"/>
+        </w:rPr>
+      </w:pPr>
+      <w:r>
+        <w:rPr>
+          <w:rFonts w:ascii="Roboto" w:eastAsia="Roboto" w:hAnsi="Roboto" w:cs="Roboto"/>
+          <w:b/>
+          <w:bCs/>
+          <w:sz w:val="26"/>
+          <w:szCs w:val="26"/>
+        </w:rPr>
+        <w:t>UC-01: Danh sách &amp; Lọc</w:t>
       </w:r>
     </w:p>
     <w:p>
@@ -1786,7 +2690,7 @@
           <w:sz w:val="26"/>
           <w:szCs w:val="26"/>
         </w:rPr>
-        <w:t xml:space="preserve">Sử dụng Comparator.comparing() và reversed() </w:t>
+        <w:t>Nhận param:</w:t>
       </w:r>
     </w:p>
     <w:p>
@@ -1809,7 +2713,99 @@
           <w:sz w:val="26"/>
           <w:szCs w:val="26"/>
         </w:rPr>
-        <w:t xml:space="preserve">Hiển thị bảng với STT tự động </w:t>
+        <w:t>level, maxPrice</w:t>
+      </w:r>
+    </w:p>
+    <w:p>
+      <w:pPr>
+        <w:pStyle w:val="NormalWeb"/>
+        <w:numPr>
+          <w:ilvl w:val="2"/>
+          <w:numId w:val="16"/>
+        </w:numPr>
+        <w:spacing w:line="360" w:lineRule="auto"/>
+        <w:rPr>
+          <w:rFonts w:ascii="Roboto" w:eastAsia="Roboto" w:hAnsi="Roboto" w:cs="Roboto"/>
+          <w:sz w:val="26"/>
+          <w:szCs w:val="26"/>
+        </w:rPr>
+      </w:pPr>
+      <w:r>
+        <w:rPr>
+          <w:rFonts w:ascii="Roboto" w:eastAsia="Roboto" w:hAnsi="Roboto" w:cs="Roboto"/>
+          <w:sz w:val="26"/>
+          <w:szCs w:val="26"/>
+        </w:rPr>
+        <w:t xml:space="preserve">Xử lý: </w:t>
+      </w:r>
+    </w:p>
+    <w:p>
+      <w:pPr>
+        <w:pStyle w:val="NormalWeb"/>
+        <w:numPr>
+          <w:ilvl w:val="2"/>
+          <w:numId w:val="16"/>
+        </w:numPr>
+        <w:spacing w:line="360" w:lineRule="auto"/>
+        <w:rPr>
+          <w:rFonts w:ascii="Roboto" w:eastAsia="Roboto" w:hAnsi="Roboto" w:cs="Roboto"/>
+          <w:sz w:val="26"/>
+          <w:szCs w:val="26"/>
+        </w:rPr>
+      </w:pPr>
+      <w:r>
+        <w:rPr>
+          <w:rFonts w:ascii="Roboto" w:eastAsia="Roboto" w:hAnsi="Roboto" w:cs="Roboto"/>
+          <w:sz w:val="26"/>
+          <w:szCs w:val="26"/>
+        </w:rPr>
+        <w:t xml:space="preserve">filter list </w:t>
+      </w:r>
+    </w:p>
+    <w:p>
+      <w:pPr>
+        <w:pStyle w:val="NormalWeb"/>
+        <w:numPr>
+          <w:ilvl w:val="2"/>
+          <w:numId w:val="16"/>
+        </w:numPr>
+        <w:spacing w:line="360" w:lineRule="auto"/>
+        <w:rPr>
+          <w:rFonts w:ascii="Roboto" w:eastAsia="Roboto" w:hAnsi="Roboto" w:cs="Roboto"/>
+          <w:sz w:val="26"/>
+          <w:szCs w:val="26"/>
+        </w:rPr>
+      </w:pPr>
+      <w:r>
+        <w:rPr>
+          <w:rFonts w:ascii="Roboto" w:eastAsia="Roboto" w:hAnsi="Roboto" w:cs="Roboto"/>
+          <w:sz w:val="26"/>
+          <w:szCs w:val="26"/>
+        </w:rPr>
+        <w:t xml:space="preserve">View: </w:t>
+      </w:r>
+    </w:p>
+    <w:p>
+      <w:pPr>
+        <w:pStyle w:val="NormalWeb"/>
+        <w:numPr>
+          <w:ilvl w:val="2"/>
+          <w:numId w:val="16"/>
+        </w:numPr>
+        <w:spacing w:line="360" w:lineRule="auto"/>
+        <w:rPr>
+          <w:rFonts w:ascii="Roboto" w:eastAsia="Roboto" w:hAnsi="Roboto" w:cs="Roboto"/>
+          <w:sz w:val="26"/>
+          <w:szCs w:val="26"/>
+        </w:rPr>
+      </w:pPr>
+      <w:r>
+        <w:rPr>
+          <w:rFonts w:ascii="Roboto" w:eastAsia="Roboto" w:hAnsi="Roboto" w:cs="Roboto"/>
+          <w:sz w:val="26"/>
+          <w:szCs w:val="26"/>
+        </w:rPr>
+        <w:t xml:space="preserve">hiển thị dạng table/grid </w:t>
       </w:r>
     </w:p>
     <w:p>
@@ -1822,17 +2818,21 @@
         <w:spacing w:line="360" w:lineRule="auto"/>
         <w:rPr>
           <w:rFonts w:ascii="Roboto" w:eastAsia="Roboto" w:hAnsi="Roboto" w:cs="Roboto"/>
-          <w:sz w:val="26"/>
-          <w:szCs w:val="26"/>
-        </w:rPr>
-      </w:pPr>
-      <w:r>
-        <w:rPr>
-          <w:rFonts w:ascii="Roboto" w:eastAsia="Roboto" w:hAnsi="Roboto" w:cs="Roboto"/>
-          <w:sz w:val="26"/>
-          <w:szCs w:val="26"/>
-        </w:rPr>
-        <w:t xml:space="preserve">UC-02 (Chi tiết): </w:t>
+          <w:b/>
+          <w:bCs/>
+          <w:sz w:val="26"/>
+          <w:szCs w:val="26"/>
+        </w:rPr>
+      </w:pPr>
+      <w:r>
+        <w:rPr>
+          <w:rFonts w:ascii="Roboto" w:eastAsia="Roboto" w:hAnsi="Roboto" w:cs="Roboto"/>
+          <w:b/>
+          <w:bCs/>
+          <w:sz w:val="26"/>
+          <w:szCs w:val="26"/>
+        </w:rPr>
+        <w:t>UC-02: Chi tiết</w:t>
       </w:r>
     </w:p>
     <w:p>
@@ -1855,7 +2855,7 @@
           <w:sz w:val="26"/>
           <w:szCs w:val="26"/>
         </w:rPr>
-        <w:t xml:space="preserve">Lấy id từ URL </w:t>
+        <w:t xml:space="preserve">Lấy code từ URL </w:t>
       </w:r>
     </w:p>
     <w:p>
@@ -1878,7 +2878,46 @@
           <w:sz w:val="26"/>
           <w:szCs w:val="26"/>
         </w:rPr>
-        <w:t xml:space="preserve">Tìm bằng stream().filter().findFirst() </w:t>
+        <w:t xml:space="preserve">Tìm khóa học </w:t>
+      </w:r>
+    </w:p>
+    <w:p>
+      <w:pPr>
+        <w:pStyle w:val="NormalWeb"/>
+        <w:numPr>
+          <w:ilvl w:val="2"/>
+          <w:numId w:val="16"/>
+        </w:numPr>
+        <w:spacing w:line="360" w:lineRule="auto"/>
+        <w:rPr>
+          <w:rFonts w:ascii="Roboto" w:eastAsia="Roboto" w:hAnsi="Roboto" w:cs="Roboto"/>
+          <w:sz w:val="26"/>
+          <w:szCs w:val="26"/>
+        </w:rPr>
+      </w:pPr>
+      <w:r>
+        <w:rPr>
+          <w:rFonts w:ascii="Roboto" w:eastAsia="Roboto" w:hAnsi="Roboto" w:cs="Roboto"/>
+          <w:sz w:val="26"/>
+          <w:szCs w:val="26"/>
+        </w:rPr>
+        <w:t xml:space="preserve">Nếu null </w:t>
+      </w:r>
+      <w:r>
+        <w:rPr>
+          <w:rFonts w:eastAsia="Roboto"/>
+          <w:sz w:val="26"/>
+          <w:szCs w:val="26"/>
+        </w:rPr>
+        <w:t>→</w:t>
+      </w:r>
+      <w:r>
+        <w:rPr>
+          <w:rFonts w:ascii="Roboto" w:eastAsia="Roboto" w:hAnsi="Roboto" w:cs="Roboto"/>
+          <w:sz w:val="26"/>
+          <w:szCs w:val="26"/>
+        </w:rPr>
+        <w:t xml:space="preserve"> redirect về list </w:t>
       </w:r>
     </w:p>
     <w:p>
@@ -1891,17 +2930,21 @@
         <w:spacing w:line="360" w:lineRule="auto"/>
         <w:rPr>
           <w:rFonts w:ascii="Roboto" w:eastAsia="Roboto" w:hAnsi="Roboto" w:cs="Roboto"/>
-          <w:sz w:val="26"/>
-          <w:szCs w:val="26"/>
-        </w:rPr>
-      </w:pPr>
-      <w:r>
-        <w:rPr>
-          <w:rFonts w:ascii="Roboto" w:eastAsia="Roboto" w:hAnsi="Roboto" w:cs="Roboto"/>
-          <w:sz w:val="26"/>
-          <w:szCs w:val="26"/>
-        </w:rPr>
-        <w:t xml:space="preserve">UC-03 (Tìm kiếm/Lọc): </w:t>
+          <w:b/>
+          <w:bCs/>
+          <w:sz w:val="26"/>
+          <w:szCs w:val="26"/>
+        </w:rPr>
+      </w:pPr>
+      <w:r>
+        <w:rPr>
+          <w:rFonts w:ascii="Roboto" w:eastAsia="Roboto" w:hAnsi="Roboto" w:cs="Roboto"/>
+          <w:b/>
+          <w:bCs/>
+          <w:sz w:val="26"/>
+          <w:szCs w:val="26"/>
+        </w:rPr>
+        <w:t>UC-03: Cập nhật</w:t>
       </w:r>
     </w:p>
     <w:p>
@@ -1924,7 +2967,7 @@
           <w:sz w:val="26"/>
           <w:szCs w:val="26"/>
         </w:rPr>
-        <w:t xml:space="preserve">contains() cho tìm tên </w:t>
+        <w:t xml:space="preserve">Form binding </w:t>
       </w:r>
     </w:p>
     <w:p>
@@ -1947,7 +2990,46 @@
           <w:sz w:val="26"/>
           <w:szCs w:val="26"/>
         </w:rPr>
-        <w:t xml:space="preserve">So sánh faculty </w:t>
+        <w:t xml:space="preserve">POST </w:t>
+      </w:r>
+      <w:r>
+        <w:rPr>
+          <w:rFonts w:eastAsia="Roboto"/>
+          <w:sz w:val="26"/>
+          <w:szCs w:val="26"/>
+        </w:rPr>
+        <w:t>→</w:t>
+      </w:r>
+      <w:r>
+        <w:rPr>
+          <w:rFonts w:ascii="Roboto" w:eastAsia="Roboto" w:hAnsi="Roboto" w:cs="Roboto"/>
+          <w:sz w:val="26"/>
+          <w:szCs w:val="26"/>
+        </w:rPr>
+        <w:t xml:space="preserve"> save </w:t>
+      </w:r>
+    </w:p>
+    <w:p>
+      <w:pPr>
+        <w:pStyle w:val="NormalWeb"/>
+        <w:numPr>
+          <w:ilvl w:val="2"/>
+          <w:numId w:val="16"/>
+        </w:numPr>
+        <w:spacing w:line="360" w:lineRule="auto"/>
+        <w:rPr>
+          <w:rFonts w:ascii="Roboto" w:eastAsia="Roboto" w:hAnsi="Roboto" w:cs="Roboto"/>
+          <w:sz w:val="26"/>
+          <w:szCs w:val="26"/>
+        </w:rPr>
+      </w:pPr>
+      <w:r>
+        <w:rPr>
+          <w:rFonts w:ascii="Roboto" w:eastAsia="Roboto" w:hAnsi="Roboto" w:cs="Roboto"/>
+          <w:sz w:val="26"/>
+          <w:szCs w:val="26"/>
+        </w:rPr>
+        <w:t xml:space="preserve">Redirect </w:t>
       </w:r>
     </w:p>
     <w:p>
@@ -1960,17 +3042,21 @@
         <w:spacing w:line="360" w:lineRule="auto"/>
         <w:rPr>
           <w:rFonts w:ascii="Roboto" w:eastAsia="Roboto" w:hAnsi="Roboto" w:cs="Roboto"/>
-          <w:sz w:val="26"/>
-          <w:szCs w:val="26"/>
-        </w:rPr>
-      </w:pPr>
-      <w:r>
-        <w:rPr>
-          <w:rFonts w:ascii="Roboto" w:eastAsia="Roboto" w:hAnsi="Roboto" w:cs="Roboto"/>
-          <w:sz w:val="26"/>
-          <w:szCs w:val="26"/>
-        </w:rPr>
-        <w:t xml:space="preserve">UC-04 (Dashboard): </w:t>
+          <w:b/>
+          <w:bCs/>
+          <w:sz w:val="26"/>
+          <w:szCs w:val="26"/>
+        </w:rPr>
+      </w:pPr>
+      <w:r>
+        <w:rPr>
+          <w:rFonts w:ascii="Roboto" w:eastAsia="Roboto" w:hAnsi="Roboto" w:cs="Roboto"/>
+          <w:b/>
+          <w:bCs/>
+          <w:sz w:val="26"/>
+          <w:szCs w:val="26"/>
+        </w:rPr>
+        <w:t>UC-04: Xóa khóa học</w:t>
       </w:r>
     </w:p>
     <w:p>
@@ -1993,7 +3079,7 @@
           <w:sz w:val="26"/>
           <w:szCs w:val="26"/>
         </w:rPr>
-        <w:t xml:space="preserve">Tổng sinh viên: list.size() </w:t>
+        <w:t xml:space="preserve">Kiểm tra điều kiện </w:t>
       </w:r>
     </w:p>
     <w:p>
@@ -2016,7 +3102,23 @@
           <w:sz w:val="26"/>
           <w:szCs w:val="26"/>
         </w:rPr>
-        <w:t xml:space="preserve">GPA trung bình: mapToDouble().average() </w:t>
+        <w:t xml:space="preserve">Nếu hợp lệ </w:t>
+      </w:r>
+      <w:r>
+        <w:rPr>
+          <w:rFonts w:eastAsia="Roboto"/>
+          <w:sz w:val="26"/>
+          <w:szCs w:val="26"/>
+        </w:rPr>
+        <w:t>→</w:t>
+      </w:r>
+      <w:r>
+        <w:rPr>
+          <w:rFonts w:ascii="Roboto" w:eastAsia="Roboto" w:hAnsi="Roboto" w:cs="Roboto"/>
+          <w:sz w:val="26"/>
+          <w:szCs w:val="26"/>
+        </w:rPr>
+        <w:t xml:space="preserve"> remove </w:t>
       </w:r>
     </w:p>
     <w:p>
@@ -2039,7 +3141,50 @@
           <w:sz w:val="26"/>
           <w:szCs w:val="26"/>
         </w:rPr>
-        <w:t xml:space="preserve">Thủ khoa: max(Comparator) </w:t>
+        <w:t xml:space="preserve">Nếu không </w:t>
+      </w:r>
+      <w:r>
+        <w:rPr>
+          <w:rFonts w:eastAsia="Roboto"/>
+          <w:sz w:val="26"/>
+          <w:szCs w:val="26"/>
+        </w:rPr>
+        <w:t>→</w:t>
+      </w:r>
+      <w:r>
+        <w:rPr>
+          <w:rFonts w:ascii="Roboto" w:eastAsia="Roboto" w:hAnsi="Roboto" w:cs="Roboto"/>
+          <w:sz w:val="26"/>
+          <w:szCs w:val="26"/>
+        </w:rPr>
+        <w:t xml:space="preserve"> báo lỗi </w:t>
+      </w:r>
+    </w:p>
+    <w:p>
+      <w:pPr>
+        <w:pStyle w:val="NormalWeb"/>
+        <w:numPr>
+          <w:ilvl w:val="1"/>
+          <w:numId w:val="16"/>
+        </w:numPr>
+        <w:spacing w:line="360" w:lineRule="auto"/>
+        <w:rPr>
+          <w:rFonts w:ascii="Roboto" w:eastAsia="Roboto" w:hAnsi="Roboto" w:cs="Roboto"/>
+          <w:b/>
+          <w:bCs/>
+          <w:sz w:val="26"/>
+          <w:szCs w:val="26"/>
+        </w:rPr>
+      </w:pPr>
+      <w:r>
+        <w:rPr>
+          <w:rFonts w:ascii="Roboto" w:eastAsia="Roboto" w:hAnsi="Roboto" w:cs="Roboto"/>
+          <w:b/>
+          <w:bCs/>
+          <w:sz w:val="26"/>
+          <w:szCs w:val="26"/>
+        </w:rPr>
+        <w:t>UC-05: Layout</w:t>
       </w:r>
     </w:p>
     <w:p>
@@ -2062,7 +3207,53 @@
           <w:sz w:val="26"/>
           <w:szCs w:val="26"/>
         </w:rPr>
-        <w:t>Tỷ lệ trạng thái: groupingBy()</w:t>
+        <w:t>Dùng:</w:t>
+      </w:r>
+    </w:p>
+    <w:p>
+      <w:pPr>
+        <w:pStyle w:val="NormalWeb"/>
+        <w:numPr>
+          <w:ilvl w:val="2"/>
+          <w:numId w:val="16"/>
+        </w:numPr>
+        <w:spacing w:line="360" w:lineRule="auto"/>
+        <w:rPr>
+          <w:rFonts w:ascii="Roboto" w:eastAsia="Roboto" w:hAnsi="Roboto" w:cs="Roboto"/>
+          <w:sz w:val="26"/>
+          <w:szCs w:val="26"/>
+        </w:rPr>
+      </w:pPr>
+      <w:r>
+        <w:rPr>
+          <w:rFonts w:ascii="Roboto" w:eastAsia="Roboto" w:hAnsi="Roboto" w:cs="Roboto"/>
+          <w:sz w:val="26"/>
+          <w:szCs w:val="26"/>
+        </w:rPr>
+        <w:t>layout:decorate</w:t>
+      </w:r>
+    </w:p>
+    <w:p>
+      <w:pPr>
+        <w:pStyle w:val="NormalWeb"/>
+        <w:numPr>
+          <w:ilvl w:val="2"/>
+          <w:numId w:val="16"/>
+        </w:numPr>
+        <w:spacing w:line="360" w:lineRule="auto"/>
+        <w:rPr>
+          <w:rFonts w:ascii="Roboto" w:eastAsia="Roboto" w:hAnsi="Roboto" w:cs="Roboto"/>
+          <w:sz w:val="26"/>
+          <w:szCs w:val="26"/>
+        </w:rPr>
+      </w:pPr>
+      <w:r>
+        <w:rPr>
+          <w:rFonts w:ascii="Roboto" w:eastAsia="Roboto" w:hAnsi="Roboto" w:cs="Roboto"/>
+          <w:sz w:val="26"/>
+          <w:szCs w:val="26"/>
+        </w:rPr>
+        <w:t>layout:fragment</w:t>
       </w:r>
     </w:p>
     <w:p>
@@ -2120,110 +3311,100 @@
     </w:p>
     <w:p>
       <w:pPr>
-        <w:pStyle w:val="NormalWeb"/>
         <w:numPr>
           <w:ilvl w:val="1"/>
           <w:numId w:val="44"/>
         </w:numPr>
-        <w:spacing w:line="360" w:lineRule="auto"/>
-        <w:rPr>
-          <w:rFonts w:ascii="Roboto" w:eastAsia="Roboto" w:hAnsi="Roboto" w:cs="Roboto"/>
-          <w:b/>
-          <w:bCs/>
-          <w:sz w:val="26"/>
-          <w:szCs w:val="26"/>
-        </w:rPr>
-      </w:pPr>
-      <w:r>
-        <w:rPr>
-          <w:rFonts w:ascii="Roboto" w:eastAsia="Roboto" w:hAnsi="Roboto" w:cs="Roboto"/>
-          <w:b/>
-          <w:bCs/>
-          <w:sz w:val="26"/>
-          <w:szCs w:val="26"/>
-        </w:rPr>
-        <w:t xml:space="preserve">Phân tích tài liệu SRS </w:t>
+        <w:spacing w:before="100" w:beforeAutospacing="1" w:after="100" w:afterAutospacing="1" w:line="240" w:lineRule="auto"/>
+        <w:rPr>
+          <w:rFonts w:ascii="Times New Roman" w:eastAsia="Times New Roman" w:hAnsi="Times New Roman" w:cs="Times New Roman"/>
+          <w:sz w:val="24"/>
+          <w:szCs w:val="24"/>
+          <w:lang w:val="en-US"/>
+        </w:rPr>
+      </w:pPr>
+      <w:r>
+        <w:rPr>
+          <w:rFonts w:ascii="Times New Roman" w:eastAsia="Times New Roman" w:hAnsi="Times New Roman" w:cs="Times New Roman"/>
+          <w:sz w:val="24"/>
+          <w:szCs w:val="24"/>
+          <w:lang w:val="en-US"/>
+        </w:rPr>
+        <w:t xml:space="preserve">Phân tích SRS </w:t>
       </w:r>
     </w:p>
     <w:p>
       <w:pPr>
-        <w:pStyle w:val="NormalWeb"/>
         <w:numPr>
           <w:ilvl w:val="1"/>
           <w:numId w:val="44"/>
         </w:numPr>
-        <w:spacing w:line="360" w:lineRule="auto"/>
-        <w:rPr>
-          <w:rFonts w:ascii="Roboto" w:eastAsia="Roboto" w:hAnsi="Roboto" w:cs="Roboto"/>
-          <w:b/>
-          <w:bCs/>
-          <w:sz w:val="26"/>
-          <w:szCs w:val="26"/>
-        </w:rPr>
-      </w:pPr>
-      <w:r>
-        <w:rPr>
-          <w:rFonts w:ascii="Roboto" w:eastAsia="Roboto" w:hAnsi="Roboto" w:cs="Roboto"/>
-          <w:b/>
-          <w:bCs/>
-          <w:sz w:val="26"/>
-          <w:szCs w:val="26"/>
-        </w:rPr>
-        <w:t xml:space="preserve">Thiết kế model Student </w:t>
+        <w:spacing w:before="100" w:beforeAutospacing="1" w:after="100" w:afterAutospacing="1" w:line="240" w:lineRule="auto"/>
+        <w:rPr>
+          <w:rFonts w:ascii="Times New Roman" w:eastAsia="Times New Roman" w:hAnsi="Times New Roman" w:cs="Times New Roman"/>
+          <w:sz w:val="24"/>
+          <w:szCs w:val="24"/>
+          <w:lang w:val="en-US"/>
+        </w:rPr>
+      </w:pPr>
+      <w:r>
+        <w:rPr>
+          <w:rFonts w:ascii="Times New Roman" w:eastAsia="Times New Roman" w:hAnsi="Times New Roman" w:cs="Times New Roman"/>
+          <w:sz w:val="24"/>
+          <w:szCs w:val="24"/>
+          <w:lang w:val="en-US"/>
+        </w:rPr>
+        <w:t xml:space="preserve">Thiết kế model </w:t>
+      </w:r>
+      <w:r>
+        <w:rPr>
+          <w:rFonts w:ascii="Courier New" w:eastAsia="Times New Roman" w:hAnsi="Courier New" w:cs="Courier New"/>
+          <w:sz w:val="20"/>
+          <w:szCs w:val="20"/>
+          <w:lang w:val="en-US"/>
+        </w:rPr>
+        <w:t>Course</w:t>
+      </w:r>
+      <w:r>
+        <w:rPr>
+          <w:rFonts w:ascii="Times New Roman" w:eastAsia="Times New Roman" w:hAnsi="Times New Roman" w:cs="Times New Roman"/>
+          <w:sz w:val="24"/>
+          <w:szCs w:val="24"/>
+          <w:lang w:val="en-US"/>
+        </w:rPr>
+        <w:t xml:space="preserve"> </w:t>
       </w:r>
     </w:p>
     <w:p>
       <w:pPr>
-        <w:pStyle w:val="NormalWeb"/>
         <w:numPr>
           <w:ilvl w:val="1"/>
           <w:numId w:val="44"/>
         </w:numPr>
-        <w:spacing w:line="360" w:lineRule="auto"/>
-        <w:rPr>
-          <w:rFonts w:ascii="Roboto" w:eastAsia="Roboto" w:hAnsi="Roboto" w:cs="Roboto"/>
-          <w:b/>
-          <w:bCs/>
-          <w:sz w:val="26"/>
-          <w:szCs w:val="26"/>
-        </w:rPr>
-      </w:pPr>
-      <w:r>
-        <w:rPr>
-          <w:rFonts w:ascii="Roboto" w:eastAsia="Roboto" w:hAnsi="Roboto" w:cs="Roboto"/>
-          <w:b/>
-          <w:bCs/>
-          <w:sz w:val="26"/>
-          <w:szCs w:val="26"/>
-        </w:rPr>
-        <w:t xml:space="preserve">Viết logic Service (filter, sort, statistic) </w:t>
-      </w:r>
-    </w:p>
-    <w:p>
-      <w:pPr>
-        <w:pStyle w:val="NormalWeb"/>
-        <w:numPr>
-          <w:ilvl w:val="1"/>
-          <w:numId w:val="44"/>
-        </w:numPr>
-        <w:spacing w:line="360" w:lineRule="auto"/>
-        <w:rPr>
-          <w:rFonts w:ascii="Roboto" w:eastAsia="Roboto" w:hAnsi="Roboto" w:cs="Roboto"/>
-          <w:b/>
-          <w:bCs/>
-          <w:sz w:val="26"/>
-          <w:szCs w:val="26"/>
-        </w:rPr>
-      </w:pPr>
-      <w:r>
-        <w:rPr>
-          <w:rFonts w:ascii="Roboto" w:eastAsia="Roboto" w:hAnsi="Roboto" w:cs="Roboto"/>
-          <w:b/>
-          <w:bCs/>
-          <w:sz w:val="26"/>
-          <w:szCs w:val="26"/>
-        </w:rPr>
-        <w:t xml:space="preserve">Debug lỗi JSP và mapping URL </w:t>
+        <w:spacing w:before="100" w:beforeAutospacing="1" w:after="100" w:afterAutospacing="1" w:line="240" w:lineRule="auto"/>
+        <w:rPr>
+          <w:rFonts w:ascii="Times New Roman" w:eastAsia="Times New Roman" w:hAnsi="Times New Roman" w:cs="Times New Roman"/>
+          <w:sz w:val="24"/>
+          <w:szCs w:val="24"/>
+          <w:lang w:val="en-US"/>
+        </w:rPr>
+      </w:pPr>
+      <w:r>
+        <w:rPr>
+          <w:rFonts w:ascii="Times New Roman" w:eastAsia="Times New Roman" w:hAnsi="Times New Roman" w:cs="Times New Roman"/>
+          <w:sz w:val="24"/>
+          <w:szCs w:val="24"/>
+          <w:lang w:val="en-US"/>
+        </w:rPr>
+        <w:t xml:space="preserve">Xử lý lỗi Thymeleaf + Layout </w:t>
+      </w:r>
+      <w:r>
+        <w:rPr>
+          <w:rFonts w:ascii="Roboto" w:eastAsia="Roboto" w:hAnsi="Roboto" w:cs="Roboto"/>
+          <w:sz w:val="26"/>
+          <w:szCs w:val="26"/>
+        </w:rPr>
+        <w:t xml:space="preserve"> </w:t>
       </w:r>
     </w:p>
     <w:p>
@@ -2250,115 +3431,104 @@
           <w:sz w:val="26"/>
           <w:szCs w:val="26"/>
         </w:rPr>
+        <w:lastRenderedPageBreak/>
         <w:t>Công việc nhóm:</w:t>
       </w:r>
     </w:p>
     <w:p>
       <w:pPr>
-        <w:pStyle w:val="NormalWeb"/>
         <w:numPr>
           <w:ilvl w:val="1"/>
           <w:numId w:val="44"/>
         </w:numPr>
-        <w:spacing w:line="360" w:lineRule="auto"/>
-        <w:rPr>
-          <w:rFonts w:ascii="Roboto" w:eastAsia="Roboto" w:hAnsi="Roboto" w:cs="Roboto"/>
-          <w:b/>
-          <w:bCs/>
-          <w:sz w:val="26"/>
-          <w:szCs w:val="26"/>
-        </w:rPr>
-      </w:pPr>
-      <w:r>
-        <w:rPr>
-          <w:rFonts w:ascii="Roboto" w:eastAsia="Roboto" w:hAnsi="Roboto" w:cs="Roboto"/>
-          <w:b/>
-          <w:bCs/>
-          <w:sz w:val="26"/>
-          <w:szCs w:val="26"/>
+        <w:spacing w:before="100" w:beforeAutospacing="1" w:after="100" w:afterAutospacing="1" w:line="240" w:lineRule="auto"/>
+        <w:rPr>
+          <w:rFonts w:ascii="Times New Roman" w:eastAsia="Times New Roman" w:hAnsi="Times New Roman" w:cs="Times New Roman"/>
+          <w:sz w:val="24"/>
+          <w:szCs w:val="24"/>
+          <w:lang w:val="en-US"/>
+        </w:rPr>
+      </w:pPr>
+      <w:r>
+        <w:rPr>
+          <w:rFonts w:ascii="Times New Roman" w:eastAsia="Times New Roman" w:hAnsi="Times New Roman" w:cs="Times New Roman"/>
+          <w:sz w:val="24"/>
+          <w:szCs w:val="24"/>
+          <w:lang w:val="en-US"/>
         </w:rPr>
         <w:t xml:space="preserve">Phân chia chức năng theo từng UC </w:t>
       </w:r>
     </w:p>
     <w:p>
       <w:pPr>
-        <w:pStyle w:val="NormalWeb"/>
         <w:numPr>
           <w:ilvl w:val="1"/>
           <w:numId w:val="44"/>
         </w:numPr>
-        <w:spacing w:line="360" w:lineRule="auto"/>
-        <w:rPr>
-          <w:rFonts w:ascii="Roboto" w:eastAsia="Roboto" w:hAnsi="Roboto" w:cs="Roboto"/>
-          <w:b/>
-          <w:bCs/>
-          <w:sz w:val="26"/>
-          <w:szCs w:val="26"/>
-        </w:rPr>
-      </w:pPr>
-      <w:r>
-        <w:rPr>
-          <w:rFonts w:ascii="Roboto" w:eastAsia="Roboto" w:hAnsi="Roboto" w:cs="Roboto"/>
-          <w:b/>
-          <w:bCs/>
-          <w:sz w:val="26"/>
-          <w:szCs w:val="26"/>
-        </w:rPr>
-        <w:t xml:space="preserve">Thống nhất cấu trúc project (MVC) </w:t>
+        <w:spacing w:before="100" w:beforeAutospacing="1" w:after="100" w:afterAutospacing="1" w:line="240" w:lineRule="auto"/>
+        <w:rPr>
+          <w:rFonts w:ascii="Times New Roman" w:eastAsia="Times New Roman" w:hAnsi="Times New Roman" w:cs="Times New Roman"/>
+          <w:sz w:val="24"/>
+          <w:szCs w:val="24"/>
+          <w:lang w:val="en-US"/>
+        </w:rPr>
+      </w:pPr>
+      <w:r>
+        <w:rPr>
+          <w:rFonts w:ascii="Times New Roman" w:eastAsia="Times New Roman" w:hAnsi="Times New Roman" w:cs="Times New Roman"/>
+          <w:sz w:val="24"/>
+          <w:szCs w:val="24"/>
+          <w:lang w:val="en-US"/>
+        </w:rPr>
+        <w:t xml:space="preserve">Thống nhất kiến trúc MVC </w:t>
       </w:r>
     </w:p>
     <w:p>
       <w:pPr>
-        <w:pStyle w:val="NormalWeb"/>
         <w:numPr>
           <w:ilvl w:val="1"/>
           <w:numId w:val="44"/>
         </w:numPr>
-        <w:spacing w:line="360" w:lineRule="auto"/>
-        <w:rPr>
-          <w:rFonts w:ascii="Roboto" w:eastAsia="Roboto" w:hAnsi="Roboto" w:cs="Roboto"/>
-          <w:b/>
-          <w:bCs/>
-          <w:sz w:val="26"/>
-          <w:szCs w:val="26"/>
-        </w:rPr>
-      </w:pPr>
-      <w:r>
-        <w:rPr>
-          <w:rFonts w:ascii="Roboto" w:eastAsia="Roboto" w:hAnsi="Roboto" w:cs="Roboto"/>
-          <w:b/>
-          <w:bCs/>
-          <w:sz w:val="26"/>
-          <w:szCs w:val="26"/>
+        <w:spacing w:before="100" w:beforeAutospacing="1" w:after="100" w:afterAutospacing="1" w:line="240" w:lineRule="auto"/>
+        <w:rPr>
+          <w:rFonts w:ascii="Times New Roman" w:eastAsia="Times New Roman" w:hAnsi="Times New Roman" w:cs="Times New Roman"/>
+          <w:sz w:val="24"/>
+          <w:szCs w:val="24"/>
+          <w:lang w:val="en-US"/>
+        </w:rPr>
+      </w:pPr>
+      <w:r>
+        <w:rPr>
+          <w:rFonts w:ascii="Times New Roman" w:eastAsia="Times New Roman" w:hAnsi="Times New Roman" w:cs="Times New Roman"/>
+          <w:sz w:val="24"/>
+          <w:szCs w:val="24"/>
+          <w:lang w:val="en-US"/>
         </w:rPr>
         <w:t xml:space="preserve">Test toàn bộ chức năng </w:t>
       </w:r>
     </w:p>
     <w:p>
       <w:pPr>
-        <w:pStyle w:val="NormalWeb"/>
         <w:numPr>
           <w:ilvl w:val="1"/>
           <w:numId w:val="44"/>
         </w:numPr>
-        <w:spacing w:line="360" w:lineRule="auto"/>
-        <w:rPr>
-          <w:rFonts w:ascii="Roboto" w:eastAsia="Roboto" w:hAnsi="Roboto" w:cs="Roboto"/>
-          <w:b/>
-          <w:bCs/>
-          <w:sz w:val="26"/>
-          <w:szCs w:val="26"/>
-        </w:rPr>
-      </w:pPr>
-      <w:r>
-        <w:rPr>
-          <w:rFonts w:ascii="Roboto" w:eastAsia="Roboto" w:hAnsi="Roboto" w:cs="Roboto"/>
-          <w:b/>
-          <w:bCs/>
-          <w:sz w:val="26"/>
-          <w:szCs w:val="26"/>
-        </w:rPr>
-        <w:t>Làm slide và báo cáo</w:t>
+        <w:spacing w:before="100" w:beforeAutospacing="1" w:after="100" w:afterAutospacing="1" w:line="240" w:lineRule="auto"/>
+        <w:rPr>
+          <w:rFonts w:ascii="Times New Roman" w:eastAsia="Times New Roman" w:hAnsi="Times New Roman" w:cs="Times New Roman"/>
+          <w:sz w:val="24"/>
+          <w:szCs w:val="24"/>
+          <w:lang w:val="en-US"/>
+        </w:rPr>
+      </w:pPr>
+      <w:r>
+        <w:rPr>
+          <w:rFonts w:ascii="Times New Roman" w:eastAsia="Times New Roman" w:hAnsi="Times New Roman" w:cs="Times New Roman"/>
+          <w:sz w:val="24"/>
+          <w:szCs w:val="24"/>
+          <w:lang w:val="en-US"/>
+        </w:rPr>
+        <w:t xml:space="preserve">Làm slide &amp; báo cáo </w:t>
       </w:r>
     </w:p>
     <w:p>
@@ -2416,7 +3586,6 @@
         </w:pBdr>
         <w:shd w:val="clear" w:color="auto" w:fill="FFFFFF"/>
         <w:spacing w:before="120" w:after="120" w:line="360" w:lineRule="auto"/>
-        <w:ind w:left="360"/>
         <w:rPr>
           <w:rFonts w:ascii="Roboto" w:eastAsia="Andika" w:hAnsi="Roboto" w:cs="Andika"/>
           <w:b/>
@@ -2435,15 +3604,11 @@
           <w:szCs w:val="26"/>
           <w:lang w:val="en-US"/>
         </w:rPr>
-        <w:t>1. Hiểu rõ kiến trúc Spring MVC</w:t>
+        <w:t>1. Kiến thức đạt được</w:t>
       </w:r>
     </w:p>
     <w:p>
       <w:pPr>
-        <w:numPr>
-          <w:ilvl w:val="0"/>
-          <w:numId w:val="58"/>
-        </w:numPr>
         <w:pBdr>
           <w:left w:val="none" w:sz="0" w:space="14" w:color="auto"/>
         </w:pBdr>
@@ -2463,16 +3628,31 @@
           <w:szCs w:val="26"/>
           <w:lang w:val="en-US"/>
         </w:rPr>
-        <w:lastRenderedPageBreak/>
-        <w:t xml:space="preserve">Nắm được luồng xử lý request </w:t>
+        <w:t>• Hiểu rõ Spring MVC + Thymeleaf</w:t>
+      </w:r>
+      <w:r>
+        <w:rPr>
+          <w:rFonts w:ascii="Roboto" w:eastAsia="Andika" w:hAnsi="Roboto" w:cs="Andika"/>
+          <w:sz w:val="26"/>
+          <w:szCs w:val="26"/>
+          <w:lang w:val="en-US"/>
+        </w:rPr>
+        <w:br/>
+        <w:t>• Nắm được Layout Dialect</w:t>
+      </w:r>
+      <w:r>
+        <w:rPr>
+          <w:rFonts w:ascii="Roboto" w:eastAsia="Andika" w:hAnsi="Roboto" w:cs="Andika"/>
+          <w:sz w:val="26"/>
+          <w:szCs w:val="26"/>
+          <w:lang w:val="en-US"/>
+        </w:rPr>
+        <w:br/>
+        <w:t>• Biết cách xử lý form và redirect</w:t>
       </w:r>
     </w:p>
     <w:p>
       <w:pPr>
-        <w:numPr>
-          <w:ilvl w:val="0"/>
-          <w:numId w:val="58"/>
-        </w:numPr>
         <w:pBdr>
           <w:left w:val="none" w:sz="0" w:space="14" w:color="auto"/>
         </w:pBdr>
@@ -2480,6 +3660,8 @@
         <w:spacing w:before="120" w:after="120" w:line="360" w:lineRule="auto"/>
         <w:rPr>
           <w:rFonts w:ascii="Roboto" w:eastAsia="Andika" w:hAnsi="Roboto" w:cs="Andika"/>
+          <w:b/>
+          <w:bCs/>
           <w:sz w:val="26"/>
           <w:szCs w:val="26"/>
           <w:lang w:val="en-US"/>
@@ -2488,11 +3670,13 @@
       <w:r>
         <w:rPr>
           <w:rFonts w:ascii="Roboto" w:eastAsia="Andika" w:hAnsi="Roboto" w:cs="Andika"/>
-          <w:sz w:val="26"/>
-          <w:szCs w:val="26"/>
-          <w:lang w:val="en-US"/>
-        </w:rPr>
-        <w:t xml:space="preserve">Hiểu vai trò từng tầng </w:t>
+          <w:b/>
+          <w:bCs/>
+          <w:sz w:val="26"/>
+          <w:szCs w:val="26"/>
+          <w:lang w:val="en-US"/>
+        </w:rPr>
+        <w:t>2. Kỹ năng lập trình</w:t>
       </w:r>
     </w:p>
     <w:p>
@@ -2502,11 +3686,8 @@
         </w:pBdr>
         <w:shd w:val="clear" w:color="auto" w:fill="FFFFFF"/>
         <w:spacing w:before="120" w:after="120" w:line="360" w:lineRule="auto"/>
-        <w:ind w:left="360"/>
         <w:rPr>
           <w:rFonts w:ascii="Roboto" w:eastAsia="Andika" w:hAnsi="Roboto" w:cs="Andika"/>
-          <w:b/>
-          <w:bCs/>
           <w:sz w:val="26"/>
           <w:szCs w:val="26"/>
           <w:lang w:val="en-US"/>
@@ -2515,21 +3696,35 @@
       <w:r>
         <w:rPr>
           <w:rFonts w:ascii="Roboto" w:eastAsia="Andika" w:hAnsi="Roboto" w:cs="Andika"/>
-          <w:b/>
-          <w:bCs/>
-          <w:sz w:val="26"/>
-          <w:szCs w:val="26"/>
-          <w:lang w:val="en-US"/>
-        </w:rPr>
-        <w:t>2. Kỹ năng xử lý dữ liệu</w:t>
+          <w:sz w:val="26"/>
+          <w:szCs w:val="26"/>
+          <w:lang w:val="en-US"/>
+        </w:rPr>
+        <w:t>• Thành thạo Stream API</w:t>
+      </w:r>
+      <w:r>
+        <w:rPr>
+          <w:rFonts w:ascii="Roboto" w:eastAsia="Andika" w:hAnsi="Roboto" w:cs="Andika"/>
+          <w:sz w:val="26"/>
+          <w:szCs w:val="26"/>
+          <w:lang w:val="en-US"/>
+        </w:rPr>
+        <w:br/>
+        <w:t>• Biết validate dữ liệu</w:t>
+      </w:r>
+      <w:r>
+        <w:rPr>
+          <w:rFonts w:ascii="Roboto" w:eastAsia="Andika" w:hAnsi="Roboto" w:cs="Andika"/>
+          <w:sz w:val="26"/>
+          <w:szCs w:val="26"/>
+          <w:lang w:val="en-US"/>
+        </w:rPr>
+        <w:br/>
+        <w:t>• Xử lý request GET/POST</w:t>
       </w:r>
     </w:p>
     <w:p>
       <w:pPr>
-        <w:numPr>
-          <w:ilvl w:val="0"/>
-          <w:numId w:val="59"/>
-        </w:numPr>
         <w:pBdr>
           <w:left w:val="none" w:sz="0" w:space="14" w:color="auto"/>
         </w:pBdr>
@@ -2537,6 +3732,8 @@
         <w:spacing w:before="120" w:after="120" w:line="360" w:lineRule="auto"/>
         <w:rPr>
           <w:rFonts w:ascii="Roboto" w:eastAsia="Andika" w:hAnsi="Roboto" w:cs="Andika"/>
+          <w:b/>
+          <w:bCs/>
           <w:sz w:val="26"/>
           <w:szCs w:val="26"/>
           <w:lang w:val="en-US"/>
@@ -2545,19 +3742,17 @@
       <w:r>
         <w:rPr>
           <w:rFonts w:ascii="Roboto" w:eastAsia="Andika" w:hAnsi="Roboto" w:cs="Andika"/>
-          <w:sz w:val="26"/>
-          <w:szCs w:val="26"/>
-          <w:lang w:val="en-US"/>
-        </w:rPr>
-        <w:t xml:space="preserve">Thành thạo Stream API </w:t>
+          <w:b/>
+          <w:bCs/>
+          <w:sz w:val="26"/>
+          <w:szCs w:val="26"/>
+          <w:lang w:val="en-US"/>
+        </w:rPr>
+        <w:t>3. Hoàn thành sản phẩm</w:t>
       </w:r>
     </w:p>
     <w:p>
       <w:pPr>
-        <w:numPr>
-          <w:ilvl w:val="0"/>
-          <w:numId w:val="59"/>
-        </w:numPr>
         <w:pBdr>
           <w:left w:val="none" w:sz="0" w:space="14" w:color="auto"/>
         </w:pBdr>
@@ -2577,7 +3772,27 @@
           <w:szCs w:val="26"/>
           <w:lang w:val="en-US"/>
         </w:rPr>
-        <w:t xml:space="preserve">Biết cách filter, sort, aggregate </w:t>
+        <w:t>• Ứng dụng chạy ổn định</w:t>
+      </w:r>
+      <w:r>
+        <w:rPr>
+          <w:rFonts w:ascii="Roboto" w:eastAsia="Andika" w:hAnsi="Roboto" w:cs="Andika"/>
+          <w:sz w:val="26"/>
+          <w:szCs w:val="26"/>
+          <w:lang w:val="en-US"/>
+        </w:rPr>
+        <w:br/>
+        <w:t>• Đầy đủ chức năng SRS</w:t>
+      </w:r>
+      <w:r>
+        <w:rPr>
+          <w:rFonts w:ascii="Roboto" w:eastAsia="Andika" w:hAnsi="Roboto" w:cs="Andika"/>
+          <w:sz w:val="26"/>
+          <w:szCs w:val="26"/>
+          <w:lang w:val="en-US"/>
+        </w:rPr>
+        <w:br/>
+        <w:t>• UI rõ ràng, có layout thống nhất</w:t>
       </w:r>
     </w:p>
     <w:p>
@@ -2587,7 +3802,6 @@
         </w:pBdr>
         <w:shd w:val="clear" w:color="auto" w:fill="FFFFFF"/>
         <w:spacing w:before="120" w:after="120" w:line="360" w:lineRule="auto"/>
-        <w:ind w:left="360"/>
         <w:rPr>
           <w:rFonts w:ascii="Roboto" w:eastAsia="Andika" w:hAnsi="Roboto" w:cs="Andika"/>
           <w:b/>
@@ -2606,15 +3820,11 @@
           <w:szCs w:val="26"/>
           <w:lang w:val="en-US"/>
         </w:rPr>
-        <w:t>3. Hoàn thành sản phẩm</w:t>
+        <w:t>4. Tư duy thiết kế</w:t>
       </w:r>
     </w:p>
     <w:p>
       <w:pPr>
-        <w:numPr>
-          <w:ilvl w:val="0"/>
-          <w:numId w:val="60"/>
-        </w:numPr>
         <w:pBdr>
           <w:left w:val="none" w:sz="0" w:space="14" w:color="auto"/>
         </w:pBdr>
@@ -2634,27 +3844,18 @@
           <w:szCs w:val="26"/>
           <w:lang w:val="en-US"/>
         </w:rPr>
-        <w:t xml:space="preserve">Ứng dụng chạy ổn định </w:t>
-      </w:r>
-    </w:p>
-    <w:p>
-      <w:pPr>
-        <w:numPr>
-          <w:ilvl w:val="0"/>
-          <w:numId w:val="60"/>
-        </w:numPr>
-        <w:pBdr>
-          <w:left w:val="none" w:sz="0" w:space="14" w:color="auto"/>
-        </w:pBdr>
-        <w:shd w:val="clear" w:color="auto" w:fill="FFFFFF"/>
-        <w:spacing w:before="120" w:after="120" w:line="360" w:lineRule="auto"/>
+        <w:t>• Tuân thủ MVC</w:t>
+      </w:r>
+      <w:r>
         <w:rPr>
           <w:rFonts w:ascii="Roboto" w:eastAsia="Andika" w:hAnsi="Roboto" w:cs="Andika"/>
           <w:sz w:val="26"/>
           <w:szCs w:val="26"/>
           <w:lang w:val="en-US"/>
         </w:rPr>
-      </w:pPr>
+        <w:br/>
+        <w:t>• Controller mỏng</w:t>
+      </w:r>
       <w:r>
         <w:rPr>
           <w:rFonts w:ascii="Roboto" w:eastAsia="Andika" w:hAnsi="Roboto" w:cs="Andika"/>
@@ -2662,120 +3863,8 @@
           <w:szCs w:val="26"/>
           <w:lang w:val="en-US"/>
         </w:rPr>
-        <w:t xml:space="preserve">Hiển thị dữ liệu đúng yêu cầu </w:t>
-      </w:r>
-    </w:p>
-    <w:p>
-      <w:pPr>
-        <w:numPr>
-          <w:ilvl w:val="0"/>
-          <w:numId w:val="60"/>
-        </w:numPr>
-        <w:pBdr>
-          <w:left w:val="none" w:sz="0" w:space="14" w:color="auto"/>
-        </w:pBdr>
-        <w:shd w:val="clear" w:color="auto" w:fill="FFFFFF"/>
-        <w:spacing w:before="120" w:after="120" w:line="360" w:lineRule="auto"/>
-        <w:rPr>
-          <w:rFonts w:ascii="Roboto" w:eastAsia="Andika" w:hAnsi="Roboto" w:cs="Andika"/>
-          <w:sz w:val="26"/>
-          <w:szCs w:val="26"/>
-          <w:lang w:val="en-US"/>
-        </w:rPr>
-      </w:pPr>
-      <w:r>
-        <w:rPr>
-          <w:rFonts w:ascii="Roboto" w:eastAsia="Andika" w:hAnsi="Roboto" w:cs="Andika"/>
-          <w:sz w:val="26"/>
-          <w:szCs w:val="26"/>
-          <w:lang w:val="en-US"/>
-        </w:rPr>
-        <w:t xml:space="preserve">Có đầy đủ chức năng SRS </w:t>
-      </w:r>
-    </w:p>
-    <w:p>
-      <w:pPr>
-        <w:pBdr>
-          <w:left w:val="none" w:sz="0" w:space="14" w:color="auto"/>
-        </w:pBdr>
-        <w:shd w:val="clear" w:color="auto" w:fill="FFFFFF"/>
-        <w:spacing w:before="120" w:after="120" w:line="360" w:lineRule="auto"/>
-        <w:ind w:left="360"/>
-        <w:rPr>
-          <w:rFonts w:ascii="Roboto" w:eastAsia="Andika" w:hAnsi="Roboto" w:cs="Andika"/>
-          <w:b/>
-          <w:bCs/>
-          <w:sz w:val="26"/>
-          <w:szCs w:val="26"/>
-          <w:lang w:val="en-US"/>
-        </w:rPr>
-      </w:pPr>
-      <w:r>
-        <w:rPr>
-          <w:rFonts w:ascii="Roboto" w:eastAsia="Andika" w:hAnsi="Roboto" w:cs="Andika"/>
-          <w:b/>
-          <w:bCs/>
-          <w:sz w:val="26"/>
-          <w:szCs w:val="26"/>
-          <w:lang w:val="en-US"/>
-        </w:rPr>
-        <w:t>4. Tư duy thiết kế</w:t>
-      </w:r>
-    </w:p>
-    <w:p>
-      <w:pPr>
-        <w:numPr>
-          <w:ilvl w:val="0"/>
-          <w:numId w:val="61"/>
-        </w:numPr>
-        <w:pBdr>
-          <w:left w:val="none" w:sz="0" w:space="14" w:color="auto"/>
-        </w:pBdr>
-        <w:shd w:val="clear" w:color="auto" w:fill="FFFFFF"/>
-        <w:spacing w:before="120" w:after="120" w:line="360" w:lineRule="auto"/>
-        <w:rPr>
-          <w:rFonts w:ascii="Roboto" w:eastAsia="Andika" w:hAnsi="Roboto" w:cs="Andika"/>
-          <w:sz w:val="26"/>
-          <w:szCs w:val="26"/>
-          <w:lang w:val="en-US"/>
-        </w:rPr>
-      </w:pPr>
-      <w:r>
-        <w:rPr>
-          <w:rFonts w:ascii="Roboto" w:eastAsia="Andika" w:hAnsi="Roboto" w:cs="Andika"/>
-          <w:sz w:val="26"/>
-          <w:szCs w:val="26"/>
-          <w:lang w:val="en-US"/>
-        </w:rPr>
-        <w:t xml:space="preserve">Tuân thủ nguyên tắc phân tầng </w:t>
-      </w:r>
-    </w:p>
-    <w:p>
-      <w:pPr>
-        <w:numPr>
-          <w:ilvl w:val="0"/>
-          <w:numId w:val="61"/>
-        </w:numPr>
-        <w:pBdr>
-          <w:left w:val="none" w:sz="0" w:space="14" w:color="auto"/>
-        </w:pBdr>
-        <w:shd w:val="clear" w:color="auto" w:fill="FFFFFF"/>
-        <w:spacing w:before="120" w:after="120" w:line="360" w:lineRule="auto"/>
-        <w:rPr>
-          <w:rFonts w:ascii="Roboto" w:eastAsia="Andika" w:hAnsi="Roboto" w:cs="Andika"/>
-          <w:sz w:val="26"/>
-          <w:szCs w:val="26"/>
-          <w:lang w:val="en-US"/>
-        </w:rPr>
-      </w:pPr>
-      <w:r>
-        <w:rPr>
-          <w:rFonts w:ascii="Roboto" w:eastAsia="Andika" w:hAnsi="Roboto" w:cs="Andika"/>
-          <w:sz w:val="26"/>
-          <w:szCs w:val="26"/>
-          <w:lang w:val="en-US"/>
-        </w:rPr>
-        <w:t xml:space="preserve">Controller mỏng, Service xử lý chính </w:t>
+        <w:br/>
+        <w:t>• Business logic đặt ở Service</w:t>
       </w:r>
     </w:p>
     <w:p>
@@ -2945,6 +4034,7 @@
           <w:szCs w:val="26"/>
           <w:lang w:val="en-US"/>
         </w:rPr>
+        <w:lastRenderedPageBreak/>
         <w:t>2. Lỗi gặp phải</w:t>
       </w:r>
     </w:p>
@@ -3001,7 +4091,15 @@
           <w:szCs w:val="26"/>
           <w:lang w:val="en-US"/>
         </w:rPr>
-        <w:t xml:space="preserve">NullPointerException khi không tìm thấy student </w:t>
+        <w:t xml:space="preserve">NullPointerException khi không tìm thấy </w:t>
+      </w:r>
+      <w:r>
+        <w:rPr>
+          <w:rFonts w:ascii="Roboto" w:eastAsia="Roboto" w:hAnsi="Roboto" w:cs="Roboto"/>
+          <w:sz w:val="26"/>
+          <w:szCs w:val="26"/>
+        </w:rPr>
+        <w:t>course</w:t>
       </w:r>
     </w:p>
     <w:p>
@@ -3171,7 +4269,6 @@
           <w:szCs w:val="26"/>
           <w:lang w:val="en-US"/>
         </w:rPr>
-        <w:lastRenderedPageBreak/>
         <w:t>4. Khó khăn khi trả lời câu hỏi</w:t>
       </w:r>
     </w:p>
@@ -3578,6 +4675,7 @@
           <w:szCs w:val="26"/>
           <w:lang w:val="en-US"/>
         </w:rPr>
+        <w:lastRenderedPageBreak/>
         <w:t>1. Tự đánh giá</w:t>
       </w:r>
     </w:p>
@@ -4596,6 +5694,155 @@
     </w:lvl>
   </w:abstractNum>
   <w:abstractNum w:abstractNumId="6" w15:restartNumberingAfterBreak="0">
+    <w:nsid w:val="0A673BB5"/>
+    <w:multiLevelType w:val="multilevel"/>
+    <w:tmpl w:val="AFF01114"/>
+    <w:lvl w:ilvl="0">
+      <w:start w:val="1"/>
+      <w:numFmt w:val="bullet"/>
+      <w:lvlText w:val=""/>
+      <w:lvlJc w:val="left"/>
+      <w:pPr>
+        <w:tabs>
+          <w:tab w:val="num" w:pos="720"/>
+        </w:tabs>
+        <w:ind w:left="720" w:hanging="360"/>
+      </w:pPr>
+      <w:rPr>
+        <w:rFonts w:ascii="Symbol" w:hAnsi="Symbol" w:hint="default"/>
+        <w:sz w:val="20"/>
+      </w:rPr>
+    </w:lvl>
+    <w:lvl w:ilvl="1" w:tentative="1">
+      <w:start w:val="1"/>
+      <w:numFmt w:val="bullet"/>
+      <w:lvlText w:val="o"/>
+      <w:lvlJc w:val="left"/>
+      <w:pPr>
+        <w:tabs>
+          <w:tab w:val="num" w:pos="1440"/>
+        </w:tabs>
+        <w:ind w:left="1440" w:hanging="360"/>
+      </w:pPr>
+      <w:rPr>
+        <w:rFonts w:ascii="Courier New" w:hAnsi="Courier New" w:hint="default"/>
+        <w:sz w:val="20"/>
+      </w:rPr>
+    </w:lvl>
+    <w:lvl w:ilvl="2" w:tentative="1">
+      <w:start w:val="1"/>
+      <w:numFmt w:val="bullet"/>
+      <w:lvlText w:val=""/>
+      <w:lvlJc w:val="left"/>
+      <w:pPr>
+        <w:tabs>
+          <w:tab w:val="num" w:pos="2160"/>
+        </w:tabs>
+        <w:ind w:left="2160" w:hanging="360"/>
+      </w:pPr>
+      <w:rPr>
+        <w:rFonts w:ascii="Wingdings" w:hAnsi="Wingdings" w:hint="default"/>
+        <w:sz w:val="20"/>
+      </w:rPr>
+    </w:lvl>
+    <w:lvl w:ilvl="3" w:tentative="1">
+      <w:start w:val="1"/>
+      <w:numFmt w:val="bullet"/>
+      <w:lvlText w:val=""/>
+      <w:lvlJc w:val="left"/>
+      <w:pPr>
+        <w:tabs>
+          <w:tab w:val="num" w:pos="2880"/>
+        </w:tabs>
+        <w:ind w:left="2880" w:hanging="360"/>
+      </w:pPr>
+      <w:rPr>
+        <w:rFonts w:ascii="Wingdings" w:hAnsi="Wingdings" w:hint="default"/>
+        <w:sz w:val="20"/>
+      </w:rPr>
+    </w:lvl>
+    <w:lvl w:ilvl="4" w:tentative="1">
+      <w:start w:val="1"/>
+      <w:numFmt w:val="bullet"/>
+      <w:lvlText w:val=""/>
+      <w:lvlJc w:val="left"/>
+      <w:pPr>
+        <w:tabs>
+          <w:tab w:val="num" w:pos="3600"/>
+        </w:tabs>
+        <w:ind w:left="3600" w:hanging="360"/>
+      </w:pPr>
+      <w:rPr>
+        <w:rFonts w:ascii="Wingdings" w:hAnsi="Wingdings" w:hint="default"/>
+        <w:sz w:val="20"/>
+      </w:rPr>
+    </w:lvl>
+    <w:lvl w:ilvl="5" w:tentative="1">
+      <w:start w:val="1"/>
+      <w:numFmt w:val="bullet"/>
+      <w:lvlText w:val=""/>
+      <w:lvlJc w:val="left"/>
+      <w:pPr>
+        <w:tabs>
+          <w:tab w:val="num" w:pos="4320"/>
+        </w:tabs>
+        <w:ind w:left="4320" w:hanging="360"/>
+      </w:pPr>
+      <w:rPr>
+        <w:rFonts w:ascii="Wingdings" w:hAnsi="Wingdings" w:hint="default"/>
+        <w:sz w:val="20"/>
+      </w:rPr>
+    </w:lvl>
+    <w:lvl w:ilvl="6" w:tentative="1">
+      <w:start w:val="1"/>
+      <w:numFmt w:val="bullet"/>
+      <w:lvlText w:val=""/>
+      <w:lvlJc w:val="left"/>
+      <w:pPr>
+        <w:tabs>
+          <w:tab w:val="num" w:pos="5040"/>
+        </w:tabs>
+        <w:ind w:left="5040" w:hanging="360"/>
+      </w:pPr>
+      <w:rPr>
+        <w:rFonts w:ascii="Wingdings" w:hAnsi="Wingdings" w:hint="default"/>
+        <w:sz w:val="20"/>
+      </w:rPr>
+    </w:lvl>
+    <w:lvl w:ilvl="7" w:tentative="1">
+      <w:start w:val="1"/>
+      <w:numFmt w:val="bullet"/>
+      <w:lvlText w:val=""/>
+      <w:lvlJc w:val="left"/>
+      <w:pPr>
+        <w:tabs>
+          <w:tab w:val="num" w:pos="5760"/>
+        </w:tabs>
+        <w:ind w:left="5760" w:hanging="360"/>
+      </w:pPr>
+      <w:rPr>
+        <w:rFonts w:ascii="Wingdings" w:hAnsi="Wingdings" w:hint="default"/>
+        <w:sz w:val="20"/>
+      </w:rPr>
+    </w:lvl>
+    <w:lvl w:ilvl="8" w:tentative="1">
+      <w:start w:val="1"/>
+      <w:numFmt w:val="bullet"/>
+      <w:lvlText w:val=""/>
+      <w:lvlJc w:val="left"/>
+      <w:pPr>
+        <w:tabs>
+          <w:tab w:val="num" w:pos="6480"/>
+        </w:tabs>
+        <w:ind w:left="6480" w:hanging="360"/>
+      </w:pPr>
+      <w:rPr>
+        <w:rFonts w:ascii="Wingdings" w:hAnsi="Wingdings" w:hint="default"/>
+        <w:sz w:val="20"/>
+      </w:rPr>
+    </w:lvl>
+  </w:abstractNum>
+  <w:abstractNum w:abstractNumId="7" w15:restartNumberingAfterBreak="0">
     <w:nsid w:val="0B64208F"/>
     <w:multiLevelType w:val="multilevel"/>
     <w:tmpl w:val="A99411AA"/>
@@ -4744,7 +5991,7 @@
       </w:rPr>
     </w:lvl>
   </w:abstractNum>
-  <w:abstractNum w:abstractNumId="7" w15:restartNumberingAfterBreak="0">
+  <w:abstractNum w:abstractNumId="8" w15:restartNumberingAfterBreak="0">
     <w:nsid w:val="0C9A11A8"/>
     <w:multiLevelType w:val="multilevel"/>
     <w:tmpl w:val="F5AC8648"/>
@@ -4893,7 +6140,7 @@
       </w:rPr>
     </w:lvl>
   </w:abstractNum>
-  <w:abstractNum w:abstractNumId="8" w15:restartNumberingAfterBreak="0">
+  <w:abstractNum w:abstractNumId="9" w15:restartNumberingAfterBreak="0">
     <w:nsid w:val="0DF069FE"/>
     <w:multiLevelType w:val="multilevel"/>
     <w:tmpl w:val="123CE7D2"/>
@@ -5042,7 +6289,305 @@
       </w:rPr>
     </w:lvl>
   </w:abstractNum>
-  <w:abstractNum w:abstractNumId="9" w15:restartNumberingAfterBreak="0">
+  <w:abstractNum w:abstractNumId="10" w15:restartNumberingAfterBreak="0">
+    <w:nsid w:val="0DF5238D"/>
+    <w:multiLevelType w:val="multilevel"/>
+    <w:tmpl w:val="200E00A4"/>
+    <w:lvl w:ilvl="0">
+      <w:start w:val="1"/>
+      <w:numFmt w:val="bullet"/>
+      <w:lvlText w:val=""/>
+      <w:lvlJc w:val="left"/>
+      <w:pPr>
+        <w:tabs>
+          <w:tab w:val="num" w:pos="720"/>
+        </w:tabs>
+        <w:ind w:left="720" w:hanging="360"/>
+      </w:pPr>
+      <w:rPr>
+        <w:rFonts w:ascii="Symbol" w:hAnsi="Symbol" w:hint="default"/>
+        <w:sz w:val="20"/>
+      </w:rPr>
+    </w:lvl>
+    <w:lvl w:ilvl="1">
+      <w:start w:val="1"/>
+      <w:numFmt w:val="bullet"/>
+      <w:lvlText w:val="o"/>
+      <w:lvlJc w:val="left"/>
+      <w:pPr>
+        <w:tabs>
+          <w:tab w:val="num" w:pos="1440"/>
+        </w:tabs>
+        <w:ind w:left="1440" w:hanging="360"/>
+      </w:pPr>
+      <w:rPr>
+        <w:rFonts w:ascii="Courier New" w:hAnsi="Courier New" w:hint="default"/>
+        <w:sz w:val="20"/>
+      </w:rPr>
+    </w:lvl>
+    <w:lvl w:ilvl="2" w:tentative="1">
+      <w:start w:val="1"/>
+      <w:numFmt w:val="bullet"/>
+      <w:lvlText w:val=""/>
+      <w:lvlJc w:val="left"/>
+      <w:pPr>
+        <w:tabs>
+          <w:tab w:val="num" w:pos="2160"/>
+        </w:tabs>
+        <w:ind w:left="2160" w:hanging="360"/>
+      </w:pPr>
+      <w:rPr>
+        <w:rFonts w:ascii="Wingdings" w:hAnsi="Wingdings" w:hint="default"/>
+        <w:sz w:val="20"/>
+      </w:rPr>
+    </w:lvl>
+    <w:lvl w:ilvl="3" w:tentative="1">
+      <w:start w:val="1"/>
+      <w:numFmt w:val="bullet"/>
+      <w:lvlText w:val=""/>
+      <w:lvlJc w:val="left"/>
+      <w:pPr>
+        <w:tabs>
+          <w:tab w:val="num" w:pos="2880"/>
+        </w:tabs>
+        <w:ind w:left="2880" w:hanging="360"/>
+      </w:pPr>
+      <w:rPr>
+        <w:rFonts w:ascii="Wingdings" w:hAnsi="Wingdings" w:hint="default"/>
+        <w:sz w:val="20"/>
+      </w:rPr>
+    </w:lvl>
+    <w:lvl w:ilvl="4" w:tentative="1">
+      <w:start w:val="1"/>
+      <w:numFmt w:val="bullet"/>
+      <w:lvlText w:val=""/>
+      <w:lvlJc w:val="left"/>
+      <w:pPr>
+        <w:tabs>
+          <w:tab w:val="num" w:pos="3600"/>
+        </w:tabs>
+        <w:ind w:left="3600" w:hanging="360"/>
+      </w:pPr>
+      <w:rPr>
+        <w:rFonts w:ascii="Wingdings" w:hAnsi="Wingdings" w:hint="default"/>
+        <w:sz w:val="20"/>
+      </w:rPr>
+    </w:lvl>
+    <w:lvl w:ilvl="5" w:tentative="1">
+      <w:start w:val="1"/>
+      <w:numFmt w:val="bullet"/>
+      <w:lvlText w:val=""/>
+      <w:lvlJc w:val="left"/>
+      <w:pPr>
+        <w:tabs>
+          <w:tab w:val="num" w:pos="4320"/>
+        </w:tabs>
+        <w:ind w:left="4320" w:hanging="360"/>
+      </w:pPr>
+      <w:rPr>
+        <w:rFonts w:ascii="Wingdings" w:hAnsi="Wingdings" w:hint="default"/>
+        <w:sz w:val="20"/>
+      </w:rPr>
+    </w:lvl>
+    <w:lvl w:ilvl="6" w:tentative="1">
+      <w:start w:val="1"/>
+      <w:numFmt w:val="bullet"/>
+      <w:lvlText w:val=""/>
+      <w:lvlJc w:val="left"/>
+      <w:pPr>
+        <w:tabs>
+          <w:tab w:val="num" w:pos="5040"/>
+        </w:tabs>
+        <w:ind w:left="5040" w:hanging="360"/>
+      </w:pPr>
+      <w:rPr>
+        <w:rFonts w:ascii="Wingdings" w:hAnsi="Wingdings" w:hint="default"/>
+        <w:sz w:val="20"/>
+      </w:rPr>
+    </w:lvl>
+    <w:lvl w:ilvl="7" w:tentative="1">
+      <w:start w:val="1"/>
+      <w:numFmt w:val="bullet"/>
+      <w:lvlText w:val=""/>
+      <w:lvlJc w:val="left"/>
+      <w:pPr>
+        <w:tabs>
+          <w:tab w:val="num" w:pos="5760"/>
+        </w:tabs>
+        <w:ind w:left="5760" w:hanging="360"/>
+      </w:pPr>
+      <w:rPr>
+        <w:rFonts w:ascii="Wingdings" w:hAnsi="Wingdings" w:hint="default"/>
+        <w:sz w:val="20"/>
+      </w:rPr>
+    </w:lvl>
+    <w:lvl w:ilvl="8" w:tentative="1">
+      <w:start w:val="1"/>
+      <w:numFmt w:val="bullet"/>
+      <w:lvlText w:val=""/>
+      <w:lvlJc w:val="left"/>
+      <w:pPr>
+        <w:tabs>
+          <w:tab w:val="num" w:pos="6480"/>
+        </w:tabs>
+        <w:ind w:left="6480" w:hanging="360"/>
+      </w:pPr>
+      <w:rPr>
+        <w:rFonts w:ascii="Wingdings" w:hAnsi="Wingdings" w:hint="default"/>
+        <w:sz w:val="20"/>
+      </w:rPr>
+    </w:lvl>
+  </w:abstractNum>
+  <w:abstractNum w:abstractNumId="11" w15:restartNumberingAfterBreak="0">
+    <w:nsid w:val="0E2319E1"/>
+    <w:multiLevelType w:val="multilevel"/>
+    <w:tmpl w:val="F9AE37EC"/>
+    <w:lvl w:ilvl="0">
+      <w:start w:val="1"/>
+      <w:numFmt w:val="bullet"/>
+      <w:lvlText w:val=""/>
+      <w:lvlJc w:val="left"/>
+      <w:pPr>
+        <w:tabs>
+          <w:tab w:val="num" w:pos="720"/>
+        </w:tabs>
+        <w:ind w:left="720" w:hanging="360"/>
+      </w:pPr>
+      <w:rPr>
+        <w:rFonts w:ascii="Symbol" w:hAnsi="Symbol" w:hint="default"/>
+        <w:sz w:val="20"/>
+      </w:rPr>
+    </w:lvl>
+    <w:lvl w:ilvl="1" w:tentative="1">
+      <w:start w:val="1"/>
+      <w:numFmt w:val="bullet"/>
+      <w:lvlText w:val="o"/>
+      <w:lvlJc w:val="left"/>
+      <w:pPr>
+        <w:tabs>
+          <w:tab w:val="num" w:pos="1440"/>
+        </w:tabs>
+        <w:ind w:left="1440" w:hanging="360"/>
+      </w:pPr>
+      <w:rPr>
+        <w:rFonts w:ascii="Courier New" w:hAnsi="Courier New" w:hint="default"/>
+        <w:sz w:val="20"/>
+      </w:rPr>
+    </w:lvl>
+    <w:lvl w:ilvl="2" w:tentative="1">
+      <w:start w:val="1"/>
+      <w:numFmt w:val="bullet"/>
+      <w:lvlText w:val=""/>
+      <w:lvlJc w:val="left"/>
+      <w:pPr>
+        <w:tabs>
+          <w:tab w:val="num" w:pos="2160"/>
+        </w:tabs>
+        <w:ind w:left="2160" w:hanging="360"/>
+      </w:pPr>
+      <w:rPr>
+        <w:rFonts w:ascii="Wingdings" w:hAnsi="Wingdings" w:hint="default"/>
+        <w:sz w:val="20"/>
+      </w:rPr>
+    </w:lvl>
+    <w:lvl w:ilvl="3" w:tentative="1">
+      <w:start w:val="1"/>
+      <w:numFmt w:val="bullet"/>
+      <w:lvlText w:val=""/>
+      <w:lvlJc w:val="left"/>
+      <w:pPr>
+        <w:tabs>
+          <w:tab w:val="num" w:pos="2880"/>
+        </w:tabs>
+        <w:ind w:left="2880" w:hanging="360"/>
+      </w:pPr>
+      <w:rPr>
+        <w:rFonts w:ascii="Wingdings" w:hAnsi="Wingdings" w:hint="default"/>
+        <w:sz w:val="20"/>
+      </w:rPr>
+    </w:lvl>
+    <w:lvl w:ilvl="4" w:tentative="1">
+      <w:start w:val="1"/>
+      <w:numFmt w:val="bullet"/>
+      <w:lvlText w:val=""/>
+      <w:lvlJc w:val="left"/>
+      <w:pPr>
+        <w:tabs>
+          <w:tab w:val="num" w:pos="3600"/>
+        </w:tabs>
+        <w:ind w:left="3600" w:hanging="360"/>
+      </w:pPr>
+      <w:rPr>
+        <w:rFonts w:ascii="Wingdings" w:hAnsi="Wingdings" w:hint="default"/>
+        <w:sz w:val="20"/>
+      </w:rPr>
+    </w:lvl>
+    <w:lvl w:ilvl="5" w:tentative="1">
+      <w:start w:val="1"/>
+      <w:numFmt w:val="bullet"/>
+      <w:lvlText w:val=""/>
+      <w:lvlJc w:val="left"/>
+      <w:pPr>
+        <w:tabs>
+          <w:tab w:val="num" w:pos="4320"/>
+        </w:tabs>
+        <w:ind w:left="4320" w:hanging="360"/>
+      </w:pPr>
+      <w:rPr>
+        <w:rFonts w:ascii="Wingdings" w:hAnsi="Wingdings" w:hint="default"/>
+        <w:sz w:val="20"/>
+      </w:rPr>
+    </w:lvl>
+    <w:lvl w:ilvl="6" w:tentative="1">
+      <w:start w:val="1"/>
+      <w:numFmt w:val="bullet"/>
+      <w:lvlText w:val=""/>
+      <w:lvlJc w:val="left"/>
+      <w:pPr>
+        <w:tabs>
+          <w:tab w:val="num" w:pos="5040"/>
+        </w:tabs>
+        <w:ind w:left="5040" w:hanging="360"/>
+      </w:pPr>
+      <w:rPr>
+        <w:rFonts w:ascii="Wingdings" w:hAnsi="Wingdings" w:hint="default"/>
+        <w:sz w:val="20"/>
+      </w:rPr>
+    </w:lvl>
+    <w:lvl w:ilvl="7" w:tentative="1">
+      <w:start w:val="1"/>
+      <w:numFmt w:val="bullet"/>
+      <w:lvlText w:val=""/>
+      <w:lvlJc w:val="left"/>
+      <w:pPr>
+        <w:tabs>
+          <w:tab w:val="num" w:pos="5760"/>
+        </w:tabs>
+        <w:ind w:left="5760" w:hanging="360"/>
+      </w:pPr>
+      <w:rPr>
+        <w:rFonts w:ascii="Wingdings" w:hAnsi="Wingdings" w:hint="default"/>
+        <w:sz w:val="20"/>
+      </w:rPr>
+    </w:lvl>
+    <w:lvl w:ilvl="8" w:tentative="1">
+      <w:start w:val="1"/>
+      <w:numFmt w:val="bullet"/>
+      <w:lvlText w:val=""/>
+      <w:lvlJc w:val="left"/>
+      <w:pPr>
+        <w:tabs>
+          <w:tab w:val="num" w:pos="6480"/>
+        </w:tabs>
+        <w:ind w:left="6480" w:hanging="360"/>
+      </w:pPr>
+      <w:rPr>
+        <w:rFonts w:ascii="Wingdings" w:hAnsi="Wingdings" w:hint="default"/>
+        <w:sz w:val="20"/>
+      </w:rPr>
+    </w:lvl>
+  </w:abstractNum>
+  <w:abstractNum w:abstractNumId="12" w15:restartNumberingAfterBreak="0">
     <w:nsid w:val="0EC25648"/>
     <w:multiLevelType w:val="multilevel"/>
     <w:tmpl w:val="84C01BF8"/>
@@ -5156,7 +6701,7 @@
       </w:rPr>
     </w:lvl>
   </w:abstractNum>
-  <w:abstractNum w:abstractNumId="10" w15:restartNumberingAfterBreak="0">
+  <w:abstractNum w:abstractNumId="13" w15:restartNumberingAfterBreak="0">
     <w:nsid w:val="0F0F5AA5"/>
     <w:multiLevelType w:val="multilevel"/>
     <w:tmpl w:val="097AD19E"/>
@@ -5270,7 +6815,7 @@
       </w:rPr>
     </w:lvl>
   </w:abstractNum>
-  <w:abstractNum w:abstractNumId="11" w15:restartNumberingAfterBreak="0">
+  <w:abstractNum w:abstractNumId="14" w15:restartNumberingAfterBreak="0">
     <w:nsid w:val="0F4D4028"/>
     <w:multiLevelType w:val="multilevel"/>
     <w:tmpl w:val="0E7638F8"/>
@@ -5383,7 +6928,7 @@
       </w:rPr>
     </w:lvl>
   </w:abstractNum>
-  <w:abstractNum w:abstractNumId="12" w15:restartNumberingAfterBreak="0">
+  <w:abstractNum w:abstractNumId="15" w15:restartNumberingAfterBreak="0">
     <w:nsid w:val="1047149E"/>
     <w:multiLevelType w:val="multilevel"/>
     <w:tmpl w:val="A96296E4"/>
@@ -5496,7 +7041,7 @@
       </w:rPr>
     </w:lvl>
   </w:abstractNum>
-  <w:abstractNum w:abstractNumId="13" w15:restartNumberingAfterBreak="0">
+  <w:abstractNum w:abstractNumId="16" w15:restartNumberingAfterBreak="0">
     <w:nsid w:val="12DD4A56"/>
     <w:multiLevelType w:val="multilevel"/>
     <w:tmpl w:val="2CC0406C"/>
@@ -5645,7 +7190,156 @@
       </w:rPr>
     </w:lvl>
   </w:abstractNum>
-  <w:abstractNum w:abstractNumId="14" w15:restartNumberingAfterBreak="0">
+  <w:abstractNum w:abstractNumId="17" w15:restartNumberingAfterBreak="0">
+    <w:nsid w:val="13E328E3"/>
+    <w:multiLevelType w:val="multilevel"/>
+    <w:tmpl w:val="88ACD0A0"/>
+    <w:lvl w:ilvl="0">
+      <w:start w:val="1"/>
+      <w:numFmt w:val="bullet"/>
+      <w:lvlText w:val=""/>
+      <w:lvlJc w:val="left"/>
+      <w:pPr>
+        <w:tabs>
+          <w:tab w:val="num" w:pos="720"/>
+        </w:tabs>
+        <w:ind w:left="720" w:hanging="360"/>
+      </w:pPr>
+      <w:rPr>
+        <w:rFonts w:ascii="Symbol" w:hAnsi="Symbol" w:hint="default"/>
+        <w:sz w:val="20"/>
+      </w:rPr>
+    </w:lvl>
+    <w:lvl w:ilvl="1" w:tentative="1">
+      <w:start w:val="1"/>
+      <w:numFmt w:val="bullet"/>
+      <w:lvlText w:val="o"/>
+      <w:lvlJc w:val="left"/>
+      <w:pPr>
+        <w:tabs>
+          <w:tab w:val="num" w:pos="1440"/>
+        </w:tabs>
+        <w:ind w:left="1440" w:hanging="360"/>
+      </w:pPr>
+      <w:rPr>
+        <w:rFonts w:ascii="Courier New" w:hAnsi="Courier New" w:hint="default"/>
+        <w:sz w:val="20"/>
+      </w:rPr>
+    </w:lvl>
+    <w:lvl w:ilvl="2" w:tentative="1">
+      <w:start w:val="1"/>
+      <w:numFmt w:val="bullet"/>
+      <w:lvlText w:val=""/>
+      <w:lvlJc w:val="left"/>
+      <w:pPr>
+        <w:tabs>
+          <w:tab w:val="num" w:pos="2160"/>
+        </w:tabs>
+        <w:ind w:left="2160" w:hanging="360"/>
+      </w:pPr>
+      <w:rPr>
+        <w:rFonts w:ascii="Wingdings" w:hAnsi="Wingdings" w:hint="default"/>
+        <w:sz w:val="20"/>
+      </w:rPr>
+    </w:lvl>
+    <w:lvl w:ilvl="3" w:tentative="1">
+      <w:start w:val="1"/>
+      <w:numFmt w:val="bullet"/>
+      <w:lvlText w:val=""/>
+      <w:lvlJc w:val="left"/>
+      <w:pPr>
+        <w:tabs>
+          <w:tab w:val="num" w:pos="2880"/>
+        </w:tabs>
+        <w:ind w:left="2880" w:hanging="360"/>
+      </w:pPr>
+      <w:rPr>
+        <w:rFonts w:ascii="Wingdings" w:hAnsi="Wingdings" w:hint="default"/>
+        <w:sz w:val="20"/>
+      </w:rPr>
+    </w:lvl>
+    <w:lvl w:ilvl="4" w:tentative="1">
+      <w:start w:val="1"/>
+      <w:numFmt w:val="bullet"/>
+      <w:lvlText w:val=""/>
+      <w:lvlJc w:val="left"/>
+      <w:pPr>
+        <w:tabs>
+          <w:tab w:val="num" w:pos="3600"/>
+        </w:tabs>
+        <w:ind w:left="3600" w:hanging="360"/>
+      </w:pPr>
+      <w:rPr>
+        <w:rFonts w:ascii="Wingdings" w:hAnsi="Wingdings" w:hint="default"/>
+        <w:sz w:val="20"/>
+      </w:rPr>
+    </w:lvl>
+    <w:lvl w:ilvl="5" w:tentative="1">
+      <w:start w:val="1"/>
+      <w:numFmt w:val="bullet"/>
+      <w:lvlText w:val=""/>
+      <w:lvlJc w:val="left"/>
+      <w:pPr>
+        <w:tabs>
+          <w:tab w:val="num" w:pos="4320"/>
+        </w:tabs>
+        <w:ind w:left="4320" w:hanging="360"/>
+      </w:pPr>
+      <w:rPr>
+        <w:rFonts w:ascii="Wingdings" w:hAnsi="Wingdings" w:hint="default"/>
+        <w:sz w:val="20"/>
+      </w:rPr>
+    </w:lvl>
+    <w:lvl w:ilvl="6" w:tentative="1">
+      <w:start w:val="1"/>
+      <w:numFmt w:val="bullet"/>
+      <w:lvlText w:val=""/>
+      <w:lvlJc w:val="left"/>
+      <w:pPr>
+        <w:tabs>
+          <w:tab w:val="num" w:pos="5040"/>
+        </w:tabs>
+        <w:ind w:left="5040" w:hanging="360"/>
+      </w:pPr>
+      <w:rPr>
+        <w:rFonts w:ascii="Wingdings" w:hAnsi="Wingdings" w:hint="default"/>
+        <w:sz w:val="20"/>
+      </w:rPr>
+    </w:lvl>
+    <w:lvl w:ilvl="7" w:tentative="1">
+      <w:start w:val="1"/>
+      <w:numFmt w:val="bullet"/>
+      <w:lvlText w:val=""/>
+      <w:lvlJc w:val="left"/>
+      <w:pPr>
+        <w:tabs>
+          <w:tab w:val="num" w:pos="5760"/>
+        </w:tabs>
+        <w:ind w:left="5760" w:hanging="360"/>
+      </w:pPr>
+      <w:rPr>
+        <w:rFonts w:ascii="Wingdings" w:hAnsi="Wingdings" w:hint="default"/>
+        <w:sz w:val="20"/>
+      </w:rPr>
+    </w:lvl>
+    <w:lvl w:ilvl="8" w:tentative="1">
+      <w:start w:val="1"/>
+      <w:numFmt w:val="bullet"/>
+      <w:lvlText w:val=""/>
+      <w:lvlJc w:val="left"/>
+      <w:pPr>
+        <w:tabs>
+          <w:tab w:val="num" w:pos="6480"/>
+        </w:tabs>
+        <w:ind w:left="6480" w:hanging="360"/>
+      </w:pPr>
+      <w:rPr>
+        <w:rFonts w:ascii="Wingdings" w:hAnsi="Wingdings" w:hint="default"/>
+        <w:sz w:val="20"/>
+      </w:rPr>
+    </w:lvl>
+  </w:abstractNum>
+  <w:abstractNum w:abstractNumId="18" w15:restartNumberingAfterBreak="0">
     <w:nsid w:val="177B0178"/>
     <w:multiLevelType w:val="multilevel"/>
     <w:tmpl w:val="EEA25E6E"/>
@@ -5794,7 +7488,7 @@
       </w:rPr>
     </w:lvl>
   </w:abstractNum>
-  <w:abstractNum w:abstractNumId="15" w15:restartNumberingAfterBreak="0">
+  <w:abstractNum w:abstractNumId="19" w15:restartNumberingAfterBreak="0">
     <w:nsid w:val="179E2F98"/>
     <w:multiLevelType w:val="multilevel"/>
     <w:tmpl w:val="2474EACE"/>
@@ -5943,7 +7637,7 @@
       </w:rPr>
     </w:lvl>
   </w:abstractNum>
-  <w:abstractNum w:abstractNumId="16" w15:restartNumberingAfterBreak="0">
+  <w:abstractNum w:abstractNumId="20" w15:restartNumberingAfterBreak="0">
     <w:nsid w:val="194B1383"/>
     <w:multiLevelType w:val="multilevel"/>
     <w:tmpl w:val="8258FFBA"/>
@@ -6092,7 +7786,7 @@
       </w:rPr>
     </w:lvl>
   </w:abstractNum>
-  <w:abstractNum w:abstractNumId="17" w15:restartNumberingAfterBreak="0">
+  <w:abstractNum w:abstractNumId="21" w15:restartNumberingAfterBreak="0">
     <w:nsid w:val="19504DDE"/>
     <w:multiLevelType w:val="multilevel"/>
     <w:tmpl w:val="F9A019A0"/>
@@ -6241,7 +7935,7 @@
       </w:rPr>
     </w:lvl>
   </w:abstractNum>
-  <w:abstractNum w:abstractNumId="18" w15:restartNumberingAfterBreak="0">
+  <w:abstractNum w:abstractNumId="22" w15:restartNumberingAfterBreak="0">
     <w:nsid w:val="19784930"/>
     <w:multiLevelType w:val="multilevel"/>
     <w:tmpl w:val="EBC0EC76"/>
@@ -6390,7 +8084,7 @@
       </w:rPr>
     </w:lvl>
   </w:abstractNum>
-  <w:abstractNum w:abstractNumId="19" w15:restartNumberingAfterBreak="0">
+  <w:abstractNum w:abstractNumId="23" w15:restartNumberingAfterBreak="0">
     <w:nsid w:val="1B8919BE"/>
     <w:multiLevelType w:val="multilevel"/>
     <w:tmpl w:val="71E6FBF8"/>
@@ -6503,7 +8197,7 @@
       </w:rPr>
     </w:lvl>
   </w:abstractNum>
-  <w:abstractNum w:abstractNumId="20" w15:restartNumberingAfterBreak="0">
+  <w:abstractNum w:abstractNumId="24" w15:restartNumberingAfterBreak="0">
     <w:nsid w:val="1BF005EC"/>
     <w:multiLevelType w:val="multilevel"/>
     <w:tmpl w:val="097AD19E"/>
@@ -6617,7 +8311,7 @@
       </w:rPr>
     </w:lvl>
   </w:abstractNum>
-  <w:abstractNum w:abstractNumId="21" w15:restartNumberingAfterBreak="0">
+  <w:abstractNum w:abstractNumId="25" w15:restartNumberingAfterBreak="0">
     <w:nsid w:val="1DCB18BC"/>
     <w:multiLevelType w:val="multilevel"/>
     <w:tmpl w:val="40B239D8"/>
@@ -6766,7 +8460,7 @@
       </w:rPr>
     </w:lvl>
   </w:abstractNum>
-  <w:abstractNum w:abstractNumId="22" w15:restartNumberingAfterBreak="0">
+  <w:abstractNum w:abstractNumId="26" w15:restartNumberingAfterBreak="0">
     <w:nsid w:val="1DD35DC1"/>
     <w:multiLevelType w:val="hybridMultilevel"/>
     <w:tmpl w:val="1F0EB81E"/>
@@ -6879,7 +8573,156 @@
       </w:rPr>
     </w:lvl>
   </w:abstractNum>
-  <w:abstractNum w:abstractNumId="23" w15:restartNumberingAfterBreak="0">
+  <w:abstractNum w:abstractNumId="27" w15:restartNumberingAfterBreak="0">
+    <w:nsid w:val="202B3740"/>
+    <w:multiLevelType w:val="multilevel"/>
+    <w:tmpl w:val="9D507EA8"/>
+    <w:lvl w:ilvl="0">
+      <w:start w:val="1"/>
+      <w:numFmt w:val="bullet"/>
+      <w:lvlText w:val=""/>
+      <w:lvlJc w:val="left"/>
+      <w:pPr>
+        <w:tabs>
+          <w:tab w:val="num" w:pos="720"/>
+        </w:tabs>
+        <w:ind w:left="720" w:hanging="360"/>
+      </w:pPr>
+      <w:rPr>
+        <w:rFonts w:ascii="Symbol" w:hAnsi="Symbol" w:hint="default"/>
+        <w:sz w:val="20"/>
+      </w:rPr>
+    </w:lvl>
+    <w:lvl w:ilvl="1" w:tentative="1">
+      <w:start w:val="1"/>
+      <w:numFmt w:val="bullet"/>
+      <w:lvlText w:val="o"/>
+      <w:lvlJc w:val="left"/>
+      <w:pPr>
+        <w:tabs>
+          <w:tab w:val="num" w:pos="1440"/>
+        </w:tabs>
+        <w:ind w:left="1440" w:hanging="360"/>
+      </w:pPr>
+      <w:rPr>
+        <w:rFonts w:ascii="Courier New" w:hAnsi="Courier New" w:hint="default"/>
+        <w:sz w:val="20"/>
+      </w:rPr>
+    </w:lvl>
+    <w:lvl w:ilvl="2" w:tentative="1">
+      <w:start w:val="1"/>
+      <w:numFmt w:val="bullet"/>
+      <w:lvlText w:val=""/>
+      <w:lvlJc w:val="left"/>
+      <w:pPr>
+        <w:tabs>
+          <w:tab w:val="num" w:pos="2160"/>
+        </w:tabs>
+        <w:ind w:left="2160" w:hanging="360"/>
+      </w:pPr>
+      <w:rPr>
+        <w:rFonts w:ascii="Wingdings" w:hAnsi="Wingdings" w:hint="default"/>
+        <w:sz w:val="20"/>
+      </w:rPr>
+    </w:lvl>
+    <w:lvl w:ilvl="3" w:tentative="1">
+      <w:start w:val="1"/>
+      <w:numFmt w:val="bullet"/>
+      <w:lvlText w:val=""/>
+      <w:lvlJc w:val="left"/>
+      <w:pPr>
+        <w:tabs>
+          <w:tab w:val="num" w:pos="2880"/>
+        </w:tabs>
+        <w:ind w:left="2880" w:hanging="360"/>
+      </w:pPr>
+      <w:rPr>
+        <w:rFonts w:ascii="Wingdings" w:hAnsi="Wingdings" w:hint="default"/>
+        <w:sz w:val="20"/>
+      </w:rPr>
+    </w:lvl>
+    <w:lvl w:ilvl="4" w:tentative="1">
+      <w:start w:val="1"/>
+      <w:numFmt w:val="bullet"/>
+      <w:lvlText w:val=""/>
+      <w:lvlJc w:val="left"/>
+      <w:pPr>
+        <w:tabs>
+          <w:tab w:val="num" w:pos="3600"/>
+        </w:tabs>
+        <w:ind w:left="3600" w:hanging="360"/>
+      </w:pPr>
+      <w:rPr>
+        <w:rFonts w:ascii="Wingdings" w:hAnsi="Wingdings" w:hint="default"/>
+        <w:sz w:val="20"/>
+      </w:rPr>
+    </w:lvl>
+    <w:lvl w:ilvl="5" w:tentative="1">
+      <w:start w:val="1"/>
+      <w:numFmt w:val="bullet"/>
+      <w:lvlText w:val=""/>
+      <w:lvlJc w:val="left"/>
+      <w:pPr>
+        <w:tabs>
+          <w:tab w:val="num" w:pos="4320"/>
+        </w:tabs>
+        <w:ind w:left="4320" w:hanging="360"/>
+      </w:pPr>
+      <w:rPr>
+        <w:rFonts w:ascii="Wingdings" w:hAnsi="Wingdings" w:hint="default"/>
+        <w:sz w:val="20"/>
+      </w:rPr>
+    </w:lvl>
+    <w:lvl w:ilvl="6" w:tentative="1">
+      <w:start w:val="1"/>
+      <w:numFmt w:val="bullet"/>
+      <w:lvlText w:val=""/>
+      <w:lvlJc w:val="left"/>
+      <w:pPr>
+        <w:tabs>
+          <w:tab w:val="num" w:pos="5040"/>
+        </w:tabs>
+        <w:ind w:left="5040" w:hanging="360"/>
+      </w:pPr>
+      <w:rPr>
+        <w:rFonts w:ascii="Wingdings" w:hAnsi="Wingdings" w:hint="default"/>
+        <w:sz w:val="20"/>
+      </w:rPr>
+    </w:lvl>
+    <w:lvl w:ilvl="7" w:tentative="1">
+      <w:start w:val="1"/>
+      <w:numFmt w:val="bullet"/>
+      <w:lvlText w:val=""/>
+      <w:lvlJc w:val="left"/>
+      <w:pPr>
+        <w:tabs>
+          <w:tab w:val="num" w:pos="5760"/>
+        </w:tabs>
+        <w:ind w:left="5760" w:hanging="360"/>
+      </w:pPr>
+      <w:rPr>
+        <w:rFonts w:ascii="Wingdings" w:hAnsi="Wingdings" w:hint="default"/>
+        <w:sz w:val="20"/>
+      </w:rPr>
+    </w:lvl>
+    <w:lvl w:ilvl="8" w:tentative="1">
+      <w:start w:val="1"/>
+      <w:numFmt w:val="bullet"/>
+      <w:lvlText w:val=""/>
+      <w:lvlJc w:val="left"/>
+      <w:pPr>
+        <w:tabs>
+          <w:tab w:val="num" w:pos="6480"/>
+        </w:tabs>
+        <w:ind w:left="6480" w:hanging="360"/>
+      </w:pPr>
+      <w:rPr>
+        <w:rFonts w:ascii="Wingdings" w:hAnsi="Wingdings" w:hint="default"/>
+        <w:sz w:val="20"/>
+      </w:rPr>
+    </w:lvl>
+  </w:abstractNum>
+  <w:abstractNum w:abstractNumId="28" w15:restartNumberingAfterBreak="0">
     <w:nsid w:val="20F22199"/>
     <w:multiLevelType w:val="multilevel"/>
     <w:tmpl w:val="33247210"/>
@@ -7028,7 +8871,7 @@
       </w:rPr>
     </w:lvl>
   </w:abstractNum>
-  <w:abstractNum w:abstractNumId="24" w15:restartNumberingAfterBreak="0">
+  <w:abstractNum w:abstractNumId="29" w15:restartNumberingAfterBreak="0">
     <w:nsid w:val="22195D74"/>
     <w:multiLevelType w:val="hybridMultilevel"/>
     <w:tmpl w:val="F35EDD7A"/>
@@ -7141,7 +8984,121 @@
       </w:rPr>
     </w:lvl>
   </w:abstractNum>
-  <w:abstractNum w:abstractNumId="25" w15:restartNumberingAfterBreak="0">
+  <w:abstractNum w:abstractNumId="30" w15:restartNumberingAfterBreak="0">
+    <w:nsid w:val="23953E72"/>
+    <w:multiLevelType w:val="multilevel"/>
+    <w:tmpl w:val="ABE03DF0"/>
+    <w:lvl w:ilvl="0">
+      <w:start w:val="1"/>
+      <w:numFmt w:val="bullet"/>
+      <w:lvlText w:val=""/>
+      <w:lvlJc w:val="left"/>
+      <w:pPr>
+        <w:ind w:left="1080" w:hanging="360"/>
+      </w:pPr>
+      <w:rPr>
+        <w:rFonts w:ascii="Symbol" w:hAnsi="Symbol" w:hint="default"/>
+        <w:u w:val="none"/>
+      </w:rPr>
+    </w:lvl>
+    <w:lvl w:ilvl="1">
+      <w:start w:val="1"/>
+      <w:numFmt w:val="bullet"/>
+      <w:lvlText w:val=""/>
+      <w:lvlJc w:val="left"/>
+      <w:pPr>
+        <w:ind w:left="1800" w:hanging="360"/>
+      </w:pPr>
+      <w:rPr>
+        <w:rFonts w:ascii="Symbol" w:hAnsi="Symbol" w:hint="default"/>
+      </w:rPr>
+    </w:lvl>
+    <w:lvl w:ilvl="2">
+      <w:start w:val="1"/>
+      <w:numFmt w:val="lowerRoman"/>
+      <w:lvlText w:val="%3."/>
+      <w:lvlJc w:val="right"/>
+      <w:pPr>
+        <w:ind w:left="2520" w:hanging="360"/>
+      </w:pPr>
+      <w:rPr>
+        <w:u w:val="none"/>
+      </w:rPr>
+    </w:lvl>
+    <w:lvl w:ilvl="3">
+      <w:start w:val="1"/>
+      <w:numFmt w:val="decimal"/>
+      <w:lvlText w:val="%4."/>
+      <w:lvlJc w:val="left"/>
+      <w:pPr>
+        <w:ind w:left="3240" w:hanging="360"/>
+      </w:pPr>
+      <w:rPr>
+        <w:u w:val="none"/>
+      </w:rPr>
+    </w:lvl>
+    <w:lvl w:ilvl="4">
+      <w:start w:val="1"/>
+      <w:numFmt w:val="lowerLetter"/>
+      <w:lvlText w:val="%5."/>
+      <w:lvlJc w:val="left"/>
+      <w:pPr>
+        <w:ind w:left="3960" w:hanging="360"/>
+      </w:pPr>
+      <w:rPr>
+        <w:u w:val="none"/>
+      </w:rPr>
+    </w:lvl>
+    <w:lvl w:ilvl="5">
+      <w:start w:val="1"/>
+      <w:numFmt w:val="lowerRoman"/>
+      <w:lvlText w:val="%6."/>
+      <w:lvlJc w:val="right"/>
+      <w:pPr>
+        <w:ind w:left="4680" w:hanging="360"/>
+      </w:pPr>
+      <w:rPr>
+        <w:u w:val="none"/>
+      </w:rPr>
+    </w:lvl>
+    <w:lvl w:ilvl="6">
+      <w:start w:val="1"/>
+      <w:numFmt w:val="decimal"/>
+      <w:lvlText w:val="%7."/>
+      <w:lvlJc w:val="left"/>
+      <w:pPr>
+        <w:ind w:left="5400" w:hanging="360"/>
+      </w:pPr>
+      <w:rPr>
+        <w:u w:val="none"/>
+      </w:rPr>
+    </w:lvl>
+    <w:lvl w:ilvl="7">
+      <w:start w:val="1"/>
+      <w:numFmt w:val="lowerLetter"/>
+      <w:lvlText w:val="%8."/>
+      <w:lvlJc w:val="left"/>
+      <w:pPr>
+        <w:ind w:left="6120" w:hanging="360"/>
+      </w:pPr>
+      <w:rPr>
+        <w:u w:val="none"/>
+      </w:rPr>
+    </w:lvl>
+    <w:lvl w:ilvl="8">
+      <w:start w:val="1"/>
+      <w:numFmt w:val="lowerRoman"/>
+      <w:lvlText w:val="%9."/>
+      <w:lvlJc w:val="right"/>
+      <w:pPr>
+        <w:ind w:left="6840" w:hanging="360"/>
+      </w:pPr>
+      <w:rPr>
+        <w:u w:val="none"/>
+      </w:rPr>
+    </w:lvl>
+  </w:abstractNum>
+  <w:abstractNum w:abstractNumId="31" w15:restartNumberingAfterBreak="0">
     <w:nsid w:val="26C17907"/>
     <w:multiLevelType w:val="multilevel"/>
     <w:tmpl w:val="097AD19E"/>
@@ -7255,7 +9212,7 @@
       </w:rPr>
     </w:lvl>
   </w:abstractNum>
-  <w:abstractNum w:abstractNumId="26" w15:restartNumberingAfterBreak="0">
+  <w:abstractNum w:abstractNumId="32" w15:restartNumberingAfterBreak="0">
     <w:nsid w:val="27496421"/>
     <w:multiLevelType w:val="hybridMultilevel"/>
     <w:tmpl w:val="24DC5D70"/>
@@ -7368,7 +9325,7 @@
       </w:rPr>
     </w:lvl>
   </w:abstractNum>
-  <w:abstractNum w:abstractNumId="27" w15:restartNumberingAfterBreak="0">
+  <w:abstractNum w:abstractNumId="33" w15:restartNumberingAfterBreak="0">
     <w:nsid w:val="28630B5E"/>
     <w:multiLevelType w:val="multilevel"/>
     <w:tmpl w:val="6C2A0044"/>
@@ -7517,7 +9474,156 @@
       </w:rPr>
     </w:lvl>
   </w:abstractNum>
-  <w:abstractNum w:abstractNumId="28" w15:restartNumberingAfterBreak="0">
+  <w:abstractNum w:abstractNumId="34" w15:restartNumberingAfterBreak="0">
+    <w:nsid w:val="297230B0"/>
+    <w:multiLevelType w:val="multilevel"/>
+    <w:tmpl w:val="00700DDA"/>
+    <w:lvl w:ilvl="0">
+      <w:start w:val="1"/>
+      <w:numFmt w:val="bullet"/>
+      <w:lvlText w:val=""/>
+      <w:lvlJc w:val="left"/>
+      <w:pPr>
+        <w:tabs>
+          <w:tab w:val="num" w:pos="720"/>
+        </w:tabs>
+        <w:ind w:left="720" w:hanging="360"/>
+      </w:pPr>
+      <w:rPr>
+        <w:rFonts w:ascii="Symbol" w:hAnsi="Symbol" w:hint="default"/>
+        <w:sz w:val="20"/>
+      </w:rPr>
+    </w:lvl>
+    <w:lvl w:ilvl="1">
+      <w:start w:val="1"/>
+      <w:numFmt w:val="bullet"/>
+      <w:lvlText w:val="o"/>
+      <w:lvlJc w:val="left"/>
+      <w:pPr>
+        <w:tabs>
+          <w:tab w:val="num" w:pos="1440"/>
+        </w:tabs>
+        <w:ind w:left="1440" w:hanging="360"/>
+      </w:pPr>
+      <w:rPr>
+        <w:rFonts w:ascii="Courier New" w:hAnsi="Courier New" w:hint="default"/>
+        <w:sz w:val="20"/>
+      </w:rPr>
+    </w:lvl>
+    <w:lvl w:ilvl="2" w:tentative="1">
+      <w:start w:val="1"/>
+      <w:numFmt w:val="bullet"/>
+      <w:lvlText w:val=""/>
+      <w:lvlJc w:val="left"/>
+      <w:pPr>
+        <w:tabs>
+          <w:tab w:val="num" w:pos="2160"/>
+        </w:tabs>
+        <w:ind w:left="2160" w:hanging="360"/>
+      </w:pPr>
+      <w:rPr>
+        <w:rFonts w:ascii="Wingdings" w:hAnsi="Wingdings" w:hint="default"/>
+        <w:sz w:val="20"/>
+      </w:rPr>
+    </w:lvl>
+    <w:lvl w:ilvl="3" w:tentative="1">
+      <w:start w:val="1"/>
+      <w:numFmt w:val="bullet"/>
+      <w:lvlText w:val=""/>
+      <w:lvlJc w:val="left"/>
+      <w:pPr>
+        <w:tabs>
+          <w:tab w:val="num" w:pos="2880"/>
+        </w:tabs>
+        <w:ind w:left="2880" w:hanging="360"/>
+      </w:pPr>
+      <w:rPr>
+        <w:rFonts w:ascii="Wingdings" w:hAnsi="Wingdings" w:hint="default"/>
+        <w:sz w:val="20"/>
+      </w:rPr>
+    </w:lvl>
+    <w:lvl w:ilvl="4" w:tentative="1">
+      <w:start w:val="1"/>
+      <w:numFmt w:val="bullet"/>
+      <w:lvlText w:val=""/>
+      <w:lvlJc w:val="left"/>
+      <w:pPr>
+        <w:tabs>
+          <w:tab w:val="num" w:pos="3600"/>
+        </w:tabs>
+        <w:ind w:left="3600" w:hanging="360"/>
+      </w:pPr>
+      <w:rPr>
+        <w:rFonts w:ascii="Wingdings" w:hAnsi="Wingdings" w:hint="default"/>
+        <w:sz w:val="20"/>
+      </w:rPr>
+    </w:lvl>
+    <w:lvl w:ilvl="5" w:tentative="1">
+      <w:start w:val="1"/>
+      <w:numFmt w:val="bullet"/>
+      <w:lvlText w:val=""/>
+      <w:lvlJc w:val="left"/>
+      <w:pPr>
+        <w:tabs>
+          <w:tab w:val="num" w:pos="4320"/>
+        </w:tabs>
+        <w:ind w:left="4320" w:hanging="360"/>
+      </w:pPr>
+      <w:rPr>
+        <w:rFonts w:ascii="Wingdings" w:hAnsi="Wingdings" w:hint="default"/>
+        <w:sz w:val="20"/>
+      </w:rPr>
+    </w:lvl>
+    <w:lvl w:ilvl="6" w:tentative="1">
+      <w:start w:val="1"/>
+      <w:numFmt w:val="bullet"/>
+      <w:lvlText w:val=""/>
+      <w:lvlJc w:val="left"/>
+      <w:pPr>
+        <w:tabs>
+          <w:tab w:val="num" w:pos="5040"/>
+        </w:tabs>
+        <w:ind w:left="5040" w:hanging="360"/>
+      </w:pPr>
+      <w:rPr>
+        <w:rFonts w:ascii="Wingdings" w:hAnsi="Wingdings" w:hint="default"/>
+        <w:sz w:val="20"/>
+      </w:rPr>
+    </w:lvl>
+    <w:lvl w:ilvl="7" w:tentative="1">
+      <w:start w:val="1"/>
+      <w:numFmt w:val="bullet"/>
+      <w:lvlText w:val=""/>
+      <w:lvlJc w:val="left"/>
+      <w:pPr>
+        <w:tabs>
+          <w:tab w:val="num" w:pos="5760"/>
+        </w:tabs>
+        <w:ind w:left="5760" w:hanging="360"/>
+      </w:pPr>
+      <w:rPr>
+        <w:rFonts w:ascii="Wingdings" w:hAnsi="Wingdings" w:hint="default"/>
+        <w:sz w:val="20"/>
+      </w:rPr>
+    </w:lvl>
+    <w:lvl w:ilvl="8" w:tentative="1">
+      <w:start w:val="1"/>
+      <w:numFmt w:val="bullet"/>
+      <w:lvlText w:val=""/>
+      <w:lvlJc w:val="left"/>
+      <w:pPr>
+        <w:tabs>
+          <w:tab w:val="num" w:pos="6480"/>
+        </w:tabs>
+        <w:ind w:left="6480" w:hanging="360"/>
+      </w:pPr>
+      <w:rPr>
+        <w:rFonts w:ascii="Wingdings" w:hAnsi="Wingdings" w:hint="default"/>
+        <w:sz w:val="20"/>
+      </w:rPr>
+    </w:lvl>
+  </w:abstractNum>
+  <w:abstractNum w:abstractNumId="35" w15:restartNumberingAfterBreak="0">
     <w:nsid w:val="29C806B3"/>
     <w:multiLevelType w:val="multilevel"/>
     <w:tmpl w:val="709C9970"/>
@@ -7666,7 +9772,7 @@
       </w:rPr>
     </w:lvl>
   </w:abstractNum>
-  <w:abstractNum w:abstractNumId="29" w15:restartNumberingAfterBreak="0">
+  <w:abstractNum w:abstractNumId="36" w15:restartNumberingAfterBreak="0">
     <w:nsid w:val="2A9B30B9"/>
     <w:multiLevelType w:val="multilevel"/>
     <w:tmpl w:val="097AD19E"/>
@@ -7780,7 +9886,7 @@
       </w:rPr>
     </w:lvl>
   </w:abstractNum>
-  <w:abstractNum w:abstractNumId="30" w15:restartNumberingAfterBreak="0">
+  <w:abstractNum w:abstractNumId="37" w15:restartNumberingAfterBreak="0">
     <w:nsid w:val="2E110D39"/>
     <w:multiLevelType w:val="multilevel"/>
     <w:tmpl w:val="D9005A1C"/>
@@ -7929,7 +10035,7 @@
       </w:rPr>
     </w:lvl>
   </w:abstractNum>
-  <w:abstractNum w:abstractNumId="31" w15:restartNumberingAfterBreak="0">
+  <w:abstractNum w:abstractNumId="38" w15:restartNumberingAfterBreak="0">
     <w:nsid w:val="30F1441D"/>
     <w:multiLevelType w:val="multilevel"/>
     <w:tmpl w:val="FDB6FD80"/>
@@ -8043,7 +10149,156 @@
       </w:rPr>
     </w:lvl>
   </w:abstractNum>
-  <w:abstractNum w:abstractNumId="32" w15:restartNumberingAfterBreak="0">
+  <w:abstractNum w:abstractNumId="39" w15:restartNumberingAfterBreak="0">
+    <w:nsid w:val="31401B0E"/>
+    <w:multiLevelType w:val="multilevel"/>
+    <w:tmpl w:val="3FAC191E"/>
+    <w:lvl w:ilvl="0">
+      <w:start w:val="1"/>
+      <w:numFmt w:val="bullet"/>
+      <w:lvlText w:val=""/>
+      <w:lvlJc w:val="left"/>
+      <w:pPr>
+        <w:tabs>
+          <w:tab w:val="num" w:pos="720"/>
+        </w:tabs>
+        <w:ind w:left="720" w:hanging="360"/>
+      </w:pPr>
+      <w:rPr>
+        <w:rFonts w:ascii="Symbol" w:hAnsi="Symbol" w:hint="default"/>
+        <w:sz w:val="20"/>
+      </w:rPr>
+    </w:lvl>
+    <w:lvl w:ilvl="1">
+      <w:start w:val="1"/>
+      <w:numFmt w:val="bullet"/>
+      <w:lvlText w:val="o"/>
+      <w:lvlJc w:val="left"/>
+      <w:pPr>
+        <w:tabs>
+          <w:tab w:val="num" w:pos="1440"/>
+        </w:tabs>
+        <w:ind w:left="1440" w:hanging="360"/>
+      </w:pPr>
+      <w:rPr>
+        <w:rFonts w:ascii="Courier New" w:hAnsi="Courier New" w:hint="default"/>
+        <w:sz w:val="20"/>
+      </w:rPr>
+    </w:lvl>
+    <w:lvl w:ilvl="2" w:tentative="1">
+      <w:start w:val="1"/>
+      <w:numFmt w:val="bullet"/>
+      <w:lvlText w:val=""/>
+      <w:lvlJc w:val="left"/>
+      <w:pPr>
+        <w:tabs>
+          <w:tab w:val="num" w:pos="2160"/>
+        </w:tabs>
+        <w:ind w:left="2160" w:hanging="360"/>
+      </w:pPr>
+      <w:rPr>
+        <w:rFonts w:ascii="Wingdings" w:hAnsi="Wingdings" w:hint="default"/>
+        <w:sz w:val="20"/>
+      </w:rPr>
+    </w:lvl>
+    <w:lvl w:ilvl="3" w:tentative="1">
+      <w:start w:val="1"/>
+      <w:numFmt w:val="bullet"/>
+      <w:lvlText w:val=""/>
+      <w:lvlJc w:val="left"/>
+      <w:pPr>
+        <w:tabs>
+          <w:tab w:val="num" w:pos="2880"/>
+        </w:tabs>
+        <w:ind w:left="2880" w:hanging="360"/>
+      </w:pPr>
+      <w:rPr>
+        <w:rFonts w:ascii="Wingdings" w:hAnsi="Wingdings" w:hint="default"/>
+        <w:sz w:val="20"/>
+      </w:rPr>
+    </w:lvl>
+    <w:lvl w:ilvl="4" w:tentative="1">
+      <w:start w:val="1"/>
+      <w:numFmt w:val="bullet"/>
+      <w:lvlText w:val=""/>
+      <w:lvlJc w:val="left"/>
+      <w:pPr>
+        <w:tabs>
+          <w:tab w:val="num" w:pos="3600"/>
+        </w:tabs>
+        <w:ind w:left="3600" w:hanging="360"/>
+      </w:pPr>
+      <w:rPr>
+        <w:rFonts w:ascii="Wingdings" w:hAnsi="Wingdings" w:hint="default"/>
+        <w:sz w:val="20"/>
+      </w:rPr>
+    </w:lvl>
+    <w:lvl w:ilvl="5" w:tentative="1">
+      <w:start w:val="1"/>
+      <w:numFmt w:val="bullet"/>
+      <w:lvlText w:val=""/>
+      <w:lvlJc w:val="left"/>
+      <w:pPr>
+        <w:tabs>
+          <w:tab w:val="num" w:pos="4320"/>
+        </w:tabs>
+        <w:ind w:left="4320" w:hanging="360"/>
+      </w:pPr>
+      <w:rPr>
+        <w:rFonts w:ascii="Wingdings" w:hAnsi="Wingdings" w:hint="default"/>
+        <w:sz w:val="20"/>
+      </w:rPr>
+    </w:lvl>
+    <w:lvl w:ilvl="6" w:tentative="1">
+      <w:start w:val="1"/>
+      <w:numFmt w:val="bullet"/>
+      <w:lvlText w:val=""/>
+      <w:lvlJc w:val="left"/>
+      <w:pPr>
+        <w:tabs>
+          <w:tab w:val="num" w:pos="5040"/>
+        </w:tabs>
+        <w:ind w:left="5040" w:hanging="360"/>
+      </w:pPr>
+      <w:rPr>
+        <w:rFonts w:ascii="Wingdings" w:hAnsi="Wingdings" w:hint="default"/>
+        <w:sz w:val="20"/>
+      </w:rPr>
+    </w:lvl>
+    <w:lvl w:ilvl="7" w:tentative="1">
+      <w:start w:val="1"/>
+      <w:numFmt w:val="bullet"/>
+      <w:lvlText w:val=""/>
+      <w:lvlJc w:val="left"/>
+      <w:pPr>
+        <w:tabs>
+          <w:tab w:val="num" w:pos="5760"/>
+        </w:tabs>
+        <w:ind w:left="5760" w:hanging="360"/>
+      </w:pPr>
+      <w:rPr>
+        <w:rFonts w:ascii="Wingdings" w:hAnsi="Wingdings" w:hint="default"/>
+        <w:sz w:val="20"/>
+      </w:rPr>
+    </w:lvl>
+    <w:lvl w:ilvl="8" w:tentative="1">
+      <w:start w:val="1"/>
+      <w:numFmt w:val="bullet"/>
+      <w:lvlText w:val=""/>
+      <w:lvlJc w:val="left"/>
+      <w:pPr>
+        <w:tabs>
+          <w:tab w:val="num" w:pos="6480"/>
+        </w:tabs>
+        <w:ind w:left="6480" w:hanging="360"/>
+      </w:pPr>
+      <w:rPr>
+        <w:rFonts w:ascii="Wingdings" w:hAnsi="Wingdings" w:hint="default"/>
+        <w:sz w:val="20"/>
+      </w:rPr>
+    </w:lvl>
+  </w:abstractNum>
+  <w:abstractNum w:abstractNumId="40" w15:restartNumberingAfterBreak="0">
     <w:nsid w:val="32DD1885"/>
     <w:multiLevelType w:val="hybridMultilevel"/>
     <w:tmpl w:val="B260B544"/>
@@ -8156,7 +10411,7 @@
       </w:rPr>
     </w:lvl>
   </w:abstractNum>
-  <w:abstractNum w:abstractNumId="33" w15:restartNumberingAfterBreak="0">
+  <w:abstractNum w:abstractNumId="41" w15:restartNumberingAfterBreak="0">
     <w:nsid w:val="349D292A"/>
     <w:multiLevelType w:val="hybridMultilevel"/>
     <w:tmpl w:val="C39A7A42"/>
@@ -8269,7 +10524,156 @@
       </w:rPr>
     </w:lvl>
   </w:abstractNum>
-  <w:abstractNum w:abstractNumId="34" w15:restartNumberingAfterBreak="0">
+  <w:abstractNum w:abstractNumId="42" w15:restartNumberingAfterBreak="0">
+    <w:nsid w:val="367615A8"/>
+    <w:multiLevelType w:val="multilevel"/>
+    <w:tmpl w:val="ECF89F0A"/>
+    <w:lvl w:ilvl="0">
+      <w:start w:val="1"/>
+      <w:numFmt w:val="bullet"/>
+      <w:lvlText w:val=""/>
+      <w:lvlJc w:val="left"/>
+      <w:pPr>
+        <w:tabs>
+          <w:tab w:val="num" w:pos="720"/>
+        </w:tabs>
+        <w:ind w:left="720" w:hanging="360"/>
+      </w:pPr>
+      <w:rPr>
+        <w:rFonts w:ascii="Symbol" w:hAnsi="Symbol" w:hint="default"/>
+        <w:sz w:val="20"/>
+      </w:rPr>
+    </w:lvl>
+    <w:lvl w:ilvl="1" w:tentative="1">
+      <w:start w:val="1"/>
+      <w:numFmt w:val="bullet"/>
+      <w:lvlText w:val="o"/>
+      <w:lvlJc w:val="left"/>
+      <w:pPr>
+        <w:tabs>
+          <w:tab w:val="num" w:pos="1440"/>
+        </w:tabs>
+        <w:ind w:left="1440" w:hanging="360"/>
+      </w:pPr>
+      <w:rPr>
+        <w:rFonts w:ascii="Courier New" w:hAnsi="Courier New" w:hint="default"/>
+        <w:sz w:val="20"/>
+      </w:rPr>
+    </w:lvl>
+    <w:lvl w:ilvl="2" w:tentative="1">
+      <w:start w:val="1"/>
+      <w:numFmt w:val="bullet"/>
+      <w:lvlText w:val=""/>
+      <w:lvlJc w:val="left"/>
+      <w:pPr>
+        <w:tabs>
+          <w:tab w:val="num" w:pos="2160"/>
+        </w:tabs>
+        <w:ind w:left="2160" w:hanging="360"/>
+      </w:pPr>
+      <w:rPr>
+        <w:rFonts w:ascii="Wingdings" w:hAnsi="Wingdings" w:hint="default"/>
+        <w:sz w:val="20"/>
+      </w:rPr>
+    </w:lvl>
+    <w:lvl w:ilvl="3" w:tentative="1">
+      <w:start w:val="1"/>
+      <w:numFmt w:val="bullet"/>
+      <w:lvlText w:val=""/>
+      <w:lvlJc w:val="left"/>
+      <w:pPr>
+        <w:tabs>
+          <w:tab w:val="num" w:pos="2880"/>
+        </w:tabs>
+        <w:ind w:left="2880" w:hanging="360"/>
+      </w:pPr>
+      <w:rPr>
+        <w:rFonts w:ascii="Wingdings" w:hAnsi="Wingdings" w:hint="default"/>
+        <w:sz w:val="20"/>
+      </w:rPr>
+    </w:lvl>
+    <w:lvl w:ilvl="4" w:tentative="1">
+      <w:start w:val="1"/>
+      <w:numFmt w:val="bullet"/>
+      <w:lvlText w:val=""/>
+      <w:lvlJc w:val="left"/>
+      <w:pPr>
+        <w:tabs>
+          <w:tab w:val="num" w:pos="3600"/>
+        </w:tabs>
+        <w:ind w:left="3600" w:hanging="360"/>
+      </w:pPr>
+      <w:rPr>
+        <w:rFonts w:ascii="Wingdings" w:hAnsi="Wingdings" w:hint="default"/>
+        <w:sz w:val="20"/>
+      </w:rPr>
+    </w:lvl>
+    <w:lvl w:ilvl="5" w:tentative="1">
+      <w:start w:val="1"/>
+      <w:numFmt w:val="bullet"/>
+      <w:lvlText w:val=""/>
+      <w:lvlJc w:val="left"/>
+      <w:pPr>
+        <w:tabs>
+          <w:tab w:val="num" w:pos="4320"/>
+        </w:tabs>
+        <w:ind w:left="4320" w:hanging="360"/>
+      </w:pPr>
+      <w:rPr>
+        <w:rFonts w:ascii="Wingdings" w:hAnsi="Wingdings" w:hint="default"/>
+        <w:sz w:val="20"/>
+      </w:rPr>
+    </w:lvl>
+    <w:lvl w:ilvl="6" w:tentative="1">
+      <w:start w:val="1"/>
+      <w:numFmt w:val="bullet"/>
+      <w:lvlText w:val=""/>
+      <w:lvlJc w:val="left"/>
+      <w:pPr>
+        <w:tabs>
+          <w:tab w:val="num" w:pos="5040"/>
+        </w:tabs>
+        <w:ind w:left="5040" w:hanging="360"/>
+      </w:pPr>
+      <w:rPr>
+        <w:rFonts w:ascii="Wingdings" w:hAnsi="Wingdings" w:hint="default"/>
+        <w:sz w:val="20"/>
+      </w:rPr>
+    </w:lvl>
+    <w:lvl w:ilvl="7" w:tentative="1">
+      <w:start w:val="1"/>
+      <w:numFmt w:val="bullet"/>
+      <w:lvlText w:val=""/>
+      <w:lvlJc w:val="left"/>
+      <w:pPr>
+        <w:tabs>
+          <w:tab w:val="num" w:pos="5760"/>
+        </w:tabs>
+        <w:ind w:left="5760" w:hanging="360"/>
+      </w:pPr>
+      <w:rPr>
+        <w:rFonts w:ascii="Wingdings" w:hAnsi="Wingdings" w:hint="default"/>
+        <w:sz w:val="20"/>
+      </w:rPr>
+    </w:lvl>
+    <w:lvl w:ilvl="8" w:tentative="1">
+      <w:start w:val="1"/>
+      <w:numFmt w:val="bullet"/>
+      <w:lvlText w:val=""/>
+      <w:lvlJc w:val="left"/>
+      <w:pPr>
+        <w:tabs>
+          <w:tab w:val="num" w:pos="6480"/>
+        </w:tabs>
+        <w:ind w:left="6480" w:hanging="360"/>
+      </w:pPr>
+      <w:rPr>
+        <w:rFonts w:ascii="Wingdings" w:hAnsi="Wingdings" w:hint="default"/>
+        <w:sz w:val="20"/>
+      </w:rPr>
+    </w:lvl>
+  </w:abstractNum>
+  <w:abstractNum w:abstractNumId="43" w15:restartNumberingAfterBreak="0">
     <w:nsid w:val="389F6793"/>
     <w:multiLevelType w:val="multilevel"/>
     <w:tmpl w:val="6BD2F67A"/>
@@ -8418,7 +10822,7 @@
       </w:rPr>
     </w:lvl>
   </w:abstractNum>
-  <w:abstractNum w:abstractNumId="35" w15:restartNumberingAfterBreak="0">
+  <w:abstractNum w:abstractNumId="44" w15:restartNumberingAfterBreak="0">
     <w:nsid w:val="3C9C7ECE"/>
     <w:multiLevelType w:val="hybridMultilevel"/>
     <w:tmpl w:val="0166E0E6"/>
@@ -8531,7 +10935,7 @@
       </w:rPr>
     </w:lvl>
   </w:abstractNum>
-  <w:abstractNum w:abstractNumId="36" w15:restartNumberingAfterBreak="0">
+  <w:abstractNum w:abstractNumId="45" w15:restartNumberingAfterBreak="0">
     <w:nsid w:val="3DEF29BC"/>
     <w:multiLevelType w:val="multilevel"/>
     <w:tmpl w:val="DC66B4AC"/>
@@ -8680,7 +11084,7 @@
       </w:rPr>
     </w:lvl>
   </w:abstractNum>
-  <w:abstractNum w:abstractNumId="37" w15:restartNumberingAfterBreak="0">
+  <w:abstractNum w:abstractNumId="46" w15:restartNumberingAfterBreak="0">
     <w:nsid w:val="3E00548A"/>
     <w:multiLevelType w:val="multilevel"/>
     <w:tmpl w:val="DC66B4AC"/>
@@ -8829,7 +11233,7 @@
       </w:rPr>
     </w:lvl>
   </w:abstractNum>
-  <w:abstractNum w:abstractNumId="38" w15:restartNumberingAfterBreak="0">
+  <w:abstractNum w:abstractNumId="47" w15:restartNumberingAfterBreak="0">
     <w:nsid w:val="40984789"/>
     <w:multiLevelType w:val="multilevel"/>
     <w:tmpl w:val="DC66B4AC"/>
@@ -8978,7 +11382,305 @@
       </w:rPr>
     </w:lvl>
   </w:abstractNum>
-  <w:abstractNum w:abstractNumId="39" w15:restartNumberingAfterBreak="0">
+  <w:abstractNum w:abstractNumId="48" w15:restartNumberingAfterBreak="0">
+    <w:nsid w:val="41120810"/>
+    <w:multiLevelType w:val="multilevel"/>
+    <w:tmpl w:val="D6EEEA34"/>
+    <w:lvl w:ilvl="0">
+      <w:start w:val="1"/>
+      <w:numFmt w:val="bullet"/>
+      <w:lvlText w:val=""/>
+      <w:lvlJc w:val="left"/>
+      <w:pPr>
+        <w:tabs>
+          <w:tab w:val="num" w:pos="720"/>
+        </w:tabs>
+        <w:ind w:left="720" w:hanging="360"/>
+      </w:pPr>
+      <w:rPr>
+        <w:rFonts w:ascii="Symbol" w:hAnsi="Symbol" w:hint="default"/>
+        <w:sz w:val="20"/>
+      </w:rPr>
+    </w:lvl>
+    <w:lvl w:ilvl="1" w:tentative="1">
+      <w:start w:val="1"/>
+      <w:numFmt w:val="bullet"/>
+      <w:lvlText w:val="o"/>
+      <w:lvlJc w:val="left"/>
+      <w:pPr>
+        <w:tabs>
+          <w:tab w:val="num" w:pos="1440"/>
+        </w:tabs>
+        <w:ind w:left="1440" w:hanging="360"/>
+      </w:pPr>
+      <w:rPr>
+        <w:rFonts w:ascii="Courier New" w:hAnsi="Courier New" w:hint="default"/>
+        <w:sz w:val="20"/>
+      </w:rPr>
+    </w:lvl>
+    <w:lvl w:ilvl="2" w:tentative="1">
+      <w:start w:val="1"/>
+      <w:numFmt w:val="bullet"/>
+      <w:lvlText w:val=""/>
+      <w:lvlJc w:val="left"/>
+      <w:pPr>
+        <w:tabs>
+          <w:tab w:val="num" w:pos="2160"/>
+        </w:tabs>
+        <w:ind w:left="2160" w:hanging="360"/>
+      </w:pPr>
+      <w:rPr>
+        <w:rFonts w:ascii="Wingdings" w:hAnsi="Wingdings" w:hint="default"/>
+        <w:sz w:val="20"/>
+      </w:rPr>
+    </w:lvl>
+    <w:lvl w:ilvl="3" w:tentative="1">
+      <w:start w:val="1"/>
+      <w:numFmt w:val="bullet"/>
+      <w:lvlText w:val=""/>
+      <w:lvlJc w:val="left"/>
+      <w:pPr>
+        <w:tabs>
+          <w:tab w:val="num" w:pos="2880"/>
+        </w:tabs>
+        <w:ind w:left="2880" w:hanging="360"/>
+      </w:pPr>
+      <w:rPr>
+        <w:rFonts w:ascii="Wingdings" w:hAnsi="Wingdings" w:hint="default"/>
+        <w:sz w:val="20"/>
+      </w:rPr>
+    </w:lvl>
+    <w:lvl w:ilvl="4" w:tentative="1">
+      <w:start w:val="1"/>
+      <w:numFmt w:val="bullet"/>
+      <w:lvlText w:val=""/>
+      <w:lvlJc w:val="left"/>
+      <w:pPr>
+        <w:tabs>
+          <w:tab w:val="num" w:pos="3600"/>
+        </w:tabs>
+        <w:ind w:left="3600" w:hanging="360"/>
+      </w:pPr>
+      <w:rPr>
+        <w:rFonts w:ascii="Wingdings" w:hAnsi="Wingdings" w:hint="default"/>
+        <w:sz w:val="20"/>
+      </w:rPr>
+    </w:lvl>
+    <w:lvl w:ilvl="5" w:tentative="1">
+      <w:start w:val="1"/>
+      <w:numFmt w:val="bullet"/>
+      <w:lvlText w:val=""/>
+      <w:lvlJc w:val="left"/>
+      <w:pPr>
+        <w:tabs>
+          <w:tab w:val="num" w:pos="4320"/>
+        </w:tabs>
+        <w:ind w:left="4320" w:hanging="360"/>
+      </w:pPr>
+      <w:rPr>
+        <w:rFonts w:ascii="Wingdings" w:hAnsi="Wingdings" w:hint="default"/>
+        <w:sz w:val="20"/>
+      </w:rPr>
+    </w:lvl>
+    <w:lvl w:ilvl="6" w:tentative="1">
+      <w:start w:val="1"/>
+      <w:numFmt w:val="bullet"/>
+      <w:lvlText w:val=""/>
+      <w:lvlJc w:val="left"/>
+      <w:pPr>
+        <w:tabs>
+          <w:tab w:val="num" w:pos="5040"/>
+        </w:tabs>
+        <w:ind w:left="5040" w:hanging="360"/>
+      </w:pPr>
+      <w:rPr>
+        <w:rFonts w:ascii="Wingdings" w:hAnsi="Wingdings" w:hint="default"/>
+        <w:sz w:val="20"/>
+      </w:rPr>
+    </w:lvl>
+    <w:lvl w:ilvl="7" w:tentative="1">
+      <w:start w:val="1"/>
+      <w:numFmt w:val="bullet"/>
+      <w:lvlText w:val=""/>
+      <w:lvlJc w:val="left"/>
+      <w:pPr>
+        <w:tabs>
+          <w:tab w:val="num" w:pos="5760"/>
+        </w:tabs>
+        <w:ind w:left="5760" w:hanging="360"/>
+      </w:pPr>
+      <w:rPr>
+        <w:rFonts w:ascii="Wingdings" w:hAnsi="Wingdings" w:hint="default"/>
+        <w:sz w:val="20"/>
+      </w:rPr>
+    </w:lvl>
+    <w:lvl w:ilvl="8" w:tentative="1">
+      <w:start w:val="1"/>
+      <w:numFmt w:val="bullet"/>
+      <w:lvlText w:val=""/>
+      <w:lvlJc w:val="left"/>
+      <w:pPr>
+        <w:tabs>
+          <w:tab w:val="num" w:pos="6480"/>
+        </w:tabs>
+        <w:ind w:left="6480" w:hanging="360"/>
+      </w:pPr>
+      <w:rPr>
+        <w:rFonts w:ascii="Wingdings" w:hAnsi="Wingdings" w:hint="default"/>
+        <w:sz w:val="20"/>
+      </w:rPr>
+    </w:lvl>
+  </w:abstractNum>
+  <w:abstractNum w:abstractNumId="49" w15:restartNumberingAfterBreak="0">
+    <w:nsid w:val="444310BE"/>
+    <w:multiLevelType w:val="multilevel"/>
+    <w:tmpl w:val="F1748B46"/>
+    <w:lvl w:ilvl="0">
+      <w:start w:val="1"/>
+      <w:numFmt w:val="bullet"/>
+      <w:lvlText w:val=""/>
+      <w:lvlJc w:val="left"/>
+      <w:pPr>
+        <w:tabs>
+          <w:tab w:val="num" w:pos="720"/>
+        </w:tabs>
+        <w:ind w:left="720" w:hanging="360"/>
+      </w:pPr>
+      <w:rPr>
+        <w:rFonts w:ascii="Symbol" w:hAnsi="Symbol" w:hint="default"/>
+        <w:sz w:val="20"/>
+      </w:rPr>
+    </w:lvl>
+    <w:lvl w:ilvl="1">
+      <w:start w:val="1"/>
+      <w:numFmt w:val="bullet"/>
+      <w:lvlText w:val="o"/>
+      <w:lvlJc w:val="left"/>
+      <w:pPr>
+        <w:tabs>
+          <w:tab w:val="num" w:pos="1440"/>
+        </w:tabs>
+        <w:ind w:left="1440" w:hanging="360"/>
+      </w:pPr>
+      <w:rPr>
+        <w:rFonts w:ascii="Courier New" w:hAnsi="Courier New" w:hint="default"/>
+        <w:sz w:val="20"/>
+      </w:rPr>
+    </w:lvl>
+    <w:lvl w:ilvl="2">
+      <w:start w:val="1"/>
+      <w:numFmt w:val="bullet"/>
+      <w:lvlText w:val=""/>
+      <w:lvlJc w:val="left"/>
+      <w:pPr>
+        <w:tabs>
+          <w:tab w:val="num" w:pos="2160"/>
+        </w:tabs>
+        <w:ind w:left="2160" w:hanging="360"/>
+      </w:pPr>
+      <w:rPr>
+        <w:rFonts w:ascii="Wingdings" w:hAnsi="Wingdings" w:hint="default"/>
+        <w:sz w:val="20"/>
+      </w:rPr>
+    </w:lvl>
+    <w:lvl w:ilvl="3" w:tentative="1">
+      <w:start w:val="1"/>
+      <w:numFmt w:val="bullet"/>
+      <w:lvlText w:val=""/>
+      <w:lvlJc w:val="left"/>
+      <w:pPr>
+        <w:tabs>
+          <w:tab w:val="num" w:pos="2880"/>
+        </w:tabs>
+        <w:ind w:left="2880" w:hanging="360"/>
+      </w:pPr>
+      <w:rPr>
+        <w:rFonts w:ascii="Wingdings" w:hAnsi="Wingdings" w:hint="default"/>
+        <w:sz w:val="20"/>
+      </w:rPr>
+    </w:lvl>
+    <w:lvl w:ilvl="4" w:tentative="1">
+      <w:start w:val="1"/>
+      <w:numFmt w:val="bullet"/>
+      <w:lvlText w:val=""/>
+      <w:lvlJc w:val="left"/>
+      <w:pPr>
+        <w:tabs>
+          <w:tab w:val="num" w:pos="3600"/>
+        </w:tabs>
+        <w:ind w:left="3600" w:hanging="360"/>
+      </w:pPr>
+      <w:rPr>
+        <w:rFonts w:ascii="Wingdings" w:hAnsi="Wingdings" w:hint="default"/>
+        <w:sz w:val="20"/>
+      </w:rPr>
+    </w:lvl>
+    <w:lvl w:ilvl="5" w:tentative="1">
+      <w:start w:val="1"/>
+      <w:numFmt w:val="bullet"/>
+      <w:lvlText w:val=""/>
+      <w:lvlJc w:val="left"/>
+      <w:pPr>
+        <w:tabs>
+          <w:tab w:val="num" w:pos="4320"/>
+        </w:tabs>
+        <w:ind w:left="4320" w:hanging="360"/>
+      </w:pPr>
+      <w:rPr>
+        <w:rFonts w:ascii="Wingdings" w:hAnsi="Wingdings" w:hint="default"/>
+        <w:sz w:val="20"/>
+      </w:rPr>
+    </w:lvl>
+    <w:lvl w:ilvl="6" w:tentative="1">
+      <w:start w:val="1"/>
+      <w:numFmt w:val="bullet"/>
+      <w:lvlText w:val=""/>
+      <w:lvlJc w:val="left"/>
+      <w:pPr>
+        <w:tabs>
+          <w:tab w:val="num" w:pos="5040"/>
+        </w:tabs>
+        <w:ind w:left="5040" w:hanging="360"/>
+      </w:pPr>
+      <w:rPr>
+        <w:rFonts w:ascii="Wingdings" w:hAnsi="Wingdings" w:hint="default"/>
+        <w:sz w:val="20"/>
+      </w:rPr>
+    </w:lvl>
+    <w:lvl w:ilvl="7" w:tentative="1">
+      <w:start w:val="1"/>
+      <w:numFmt w:val="bullet"/>
+      <w:lvlText w:val=""/>
+      <w:lvlJc w:val="left"/>
+      <w:pPr>
+        <w:tabs>
+          <w:tab w:val="num" w:pos="5760"/>
+        </w:tabs>
+        <w:ind w:left="5760" w:hanging="360"/>
+      </w:pPr>
+      <w:rPr>
+        <w:rFonts w:ascii="Wingdings" w:hAnsi="Wingdings" w:hint="default"/>
+        <w:sz w:val="20"/>
+      </w:rPr>
+    </w:lvl>
+    <w:lvl w:ilvl="8" w:tentative="1">
+      <w:start w:val="1"/>
+      <w:numFmt w:val="bullet"/>
+      <w:lvlText w:val=""/>
+      <w:lvlJc w:val="left"/>
+      <w:pPr>
+        <w:tabs>
+          <w:tab w:val="num" w:pos="6480"/>
+        </w:tabs>
+        <w:ind w:left="6480" w:hanging="360"/>
+      </w:pPr>
+      <w:rPr>
+        <w:rFonts w:ascii="Wingdings" w:hAnsi="Wingdings" w:hint="default"/>
+        <w:sz w:val="20"/>
+      </w:rPr>
+    </w:lvl>
+  </w:abstractNum>
+  <w:abstractNum w:abstractNumId="50" w15:restartNumberingAfterBreak="0">
     <w:nsid w:val="45744721"/>
     <w:multiLevelType w:val="multilevel"/>
     <w:tmpl w:val="0FD486BE"/>
@@ -9092,7 +11794,7 @@
       </w:rPr>
     </w:lvl>
   </w:abstractNum>
-  <w:abstractNum w:abstractNumId="40" w15:restartNumberingAfterBreak="0">
+  <w:abstractNum w:abstractNumId="51" w15:restartNumberingAfterBreak="0">
     <w:nsid w:val="45CB46AB"/>
     <w:multiLevelType w:val="multilevel"/>
     <w:tmpl w:val="C374C3AA"/>
@@ -9241,7 +11943,7 @@
       </w:rPr>
     </w:lvl>
   </w:abstractNum>
-  <w:abstractNum w:abstractNumId="41" w15:restartNumberingAfterBreak="0">
+  <w:abstractNum w:abstractNumId="52" w15:restartNumberingAfterBreak="0">
     <w:nsid w:val="45FA48EC"/>
     <w:multiLevelType w:val="hybridMultilevel"/>
     <w:tmpl w:val="A4F863EC"/>
@@ -9327,7 +12029,7 @@
       </w:pPr>
     </w:lvl>
   </w:abstractNum>
-  <w:abstractNum w:abstractNumId="42" w15:restartNumberingAfterBreak="0">
+  <w:abstractNum w:abstractNumId="53" w15:restartNumberingAfterBreak="0">
     <w:nsid w:val="4B4D1B24"/>
     <w:multiLevelType w:val="multilevel"/>
     <w:tmpl w:val="DC66B4AC"/>
@@ -9476,7 +12178,7 @@
       </w:rPr>
     </w:lvl>
   </w:abstractNum>
-  <w:abstractNum w:abstractNumId="43" w15:restartNumberingAfterBreak="0">
+  <w:abstractNum w:abstractNumId="54" w15:restartNumberingAfterBreak="0">
     <w:nsid w:val="4C785186"/>
     <w:multiLevelType w:val="multilevel"/>
     <w:tmpl w:val="097AD19E"/>
@@ -9590,7 +12292,7 @@
       </w:rPr>
     </w:lvl>
   </w:abstractNum>
-  <w:abstractNum w:abstractNumId="44" w15:restartNumberingAfterBreak="0">
+  <w:abstractNum w:abstractNumId="55" w15:restartNumberingAfterBreak="0">
     <w:nsid w:val="4D1855C1"/>
     <w:multiLevelType w:val="hybridMultilevel"/>
     <w:tmpl w:val="45182082"/>
@@ -9703,7 +12405,7 @@
       </w:rPr>
     </w:lvl>
   </w:abstractNum>
-  <w:abstractNum w:abstractNumId="45" w15:restartNumberingAfterBreak="0">
+  <w:abstractNum w:abstractNumId="56" w15:restartNumberingAfterBreak="0">
     <w:nsid w:val="4D713DA4"/>
     <w:multiLevelType w:val="multilevel"/>
     <w:tmpl w:val="6DD89690"/>
@@ -9817,7 +12519,7 @@
       </w:rPr>
     </w:lvl>
   </w:abstractNum>
-  <w:abstractNum w:abstractNumId="46" w15:restartNumberingAfterBreak="0">
+  <w:abstractNum w:abstractNumId="57" w15:restartNumberingAfterBreak="0">
     <w:nsid w:val="4DC13A44"/>
     <w:multiLevelType w:val="multilevel"/>
     <w:tmpl w:val="EA2AF530"/>
@@ -9966,7 +12668,7 @@
       </w:rPr>
     </w:lvl>
   </w:abstractNum>
-  <w:abstractNum w:abstractNumId="47" w15:restartNumberingAfterBreak="0">
+  <w:abstractNum w:abstractNumId="58" w15:restartNumberingAfterBreak="0">
     <w:nsid w:val="4E2479A0"/>
     <w:multiLevelType w:val="hybridMultilevel"/>
     <w:tmpl w:val="6B60A112"/>
@@ -10079,7 +12781,7 @@
       </w:rPr>
     </w:lvl>
   </w:abstractNum>
-  <w:abstractNum w:abstractNumId="48" w15:restartNumberingAfterBreak="0">
+  <w:abstractNum w:abstractNumId="59" w15:restartNumberingAfterBreak="0">
     <w:nsid w:val="50075128"/>
     <w:multiLevelType w:val="hybridMultilevel"/>
     <w:tmpl w:val="50822040"/>
@@ -10169,7 +12871,7 @@
       </w:pPr>
     </w:lvl>
   </w:abstractNum>
-  <w:abstractNum w:abstractNumId="49" w15:restartNumberingAfterBreak="0">
+  <w:abstractNum w:abstractNumId="60" w15:restartNumberingAfterBreak="0">
     <w:nsid w:val="51A97E38"/>
     <w:multiLevelType w:val="multilevel"/>
     <w:tmpl w:val="044AC64C"/>
@@ -10282,7 +12984,156 @@
       </w:rPr>
     </w:lvl>
   </w:abstractNum>
-  <w:abstractNum w:abstractNumId="50" w15:restartNumberingAfterBreak="0">
+  <w:abstractNum w:abstractNumId="61" w15:restartNumberingAfterBreak="0">
+    <w:nsid w:val="54EB0A57"/>
+    <w:multiLevelType w:val="multilevel"/>
+    <w:tmpl w:val="A8EA9EC0"/>
+    <w:lvl w:ilvl="0">
+      <w:start w:val="1"/>
+      <w:numFmt w:val="bullet"/>
+      <w:lvlText w:val=""/>
+      <w:lvlJc w:val="left"/>
+      <w:pPr>
+        <w:tabs>
+          <w:tab w:val="num" w:pos="720"/>
+        </w:tabs>
+        <w:ind w:left="720" w:hanging="360"/>
+      </w:pPr>
+      <w:rPr>
+        <w:rFonts w:ascii="Symbol" w:hAnsi="Symbol" w:hint="default"/>
+        <w:sz w:val="20"/>
+      </w:rPr>
+    </w:lvl>
+    <w:lvl w:ilvl="1" w:tentative="1">
+      <w:start w:val="1"/>
+      <w:numFmt w:val="bullet"/>
+      <w:lvlText w:val="o"/>
+      <w:lvlJc w:val="left"/>
+      <w:pPr>
+        <w:tabs>
+          <w:tab w:val="num" w:pos="1440"/>
+        </w:tabs>
+        <w:ind w:left="1440" w:hanging="360"/>
+      </w:pPr>
+      <w:rPr>
+        <w:rFonts w:ascii="Courier New" w:hAnsi="Courier New" w:hint="default"/>
+        <w:sz w:val="20"/>
+      </w:rPr>
+    </w:lvl>
+    <w:lvl w:ilvl="2" w:tentative="1">
+      <w:start w:val="1"/>
+      <w:numFmt w:val="bullet"/>
+      <w:lvlText w:val=""/>
+      <w:lvlJc w:val="left"/>
+      <w:pPr>
+        <w:tabs>
+          <w:tab w:val="num" w:pos="2160"/>
+        </w:tabs>
+        <w:ind w:left="2160" w:hanging="360"/>
+      </w:pPr>
+      <w:rPr>
+        <w:rFonts w:ascii="Wingdings" w:hAnsi="Wingdings" w:hint="default"/>
+        <w:sz w:val="20"/>
+      </w:rPr>
+    </w:lvl>
+    <w:lvl w:ilvl="3" w:tentative="1">
+      <w:start w:val="1"/>
+      <w:numFmt w:val="bullet"/>
+      <w:lvlText w:val=""/>
+      <w:lvlJc w:val="left"/>
+      <w:pPr>
+        <w:tabs>
+          <w:tab w:val="num" w:pos="2880"/>
+        </w:tabs>
+        <w:ind w:left="2880" w:hanging="360"/>
+      </w:pPr>
+      <w:rPr>
+        <w:rFonts w:ascii="Wingdings" w:hAnsi="Wingdings" w:hint="default"/>
+        <w:sz w:val="20"/>
+      </w:rPr>
+    </w:lvl>
+    <w:lvl w:ilvl="4" w:tentative="1">
+      <w:start w:val="1"/>
+      <w:numFmt w:val="bullet"/>
+      <w:lvlText w:val=""/>
+      <w:lvlJc w:val="left"/>
+      <w:pPr>
+        <w:tabs>
+          <w:tab w:val="num" w:pos="3600"/>
+        </w:tabs>
+        <w:ind w:left="3600" w:hanging="360"/>
+      </w:pPr>
+      <w:rPr>
+        <w:rFonts w:ascii="Wingdings" w:hAnsi="Wingdings" w:hint="default"/>
+        <w:sz w:val="20"/>
+      </w:rPr>
+    </w:lvl>
+    <w:lvl w:ilvl="5" w:tentative="1">
+      <w:start w:val="1"/>
+      <w:numFmt w:val="bullet"/>
+      <w:lvlText w:val=""/>
+      <w:lvlJc w:val="left"/>
+      <w:pPr>
+        <w:tabs>
+          <w:tab w:val="num" w:pos="4320"/>
+        </w:tabs>
+        <w:ind w:left="4320" w:hanging="360"/>
+      </w:pPr>
+      <w:rPr>
+        <w:rFonts w:ascii="Wingdings" w:hAnsi="Wingdings" w:hint="default"/>
+        <w:sz w:val="20"/>
+      </w:rPr>
+    </w:lvl>
+    <w:lvl w:ilvl="6" w:tentative="1">
+      <w:start w:val="1"/>
+      <w:numFmt w:val="bullet"/>
+      <w:lvlText w:val=""/>
+      <w:lvlJc w:val="left"/>
+      <w:pPr>
+        <w:tabs>
+          <w:tab w:val="num" w:pos="5040"/>
+        </w:tabs>
+        <w:ind w:left="5040" w:hanging="360"/>
+      </w:pPr>
+      <w:rPr>
+        <w:rFonts w:ascii="Wingdings" w:hAnsi="Wingdings" w:hint="default"/>
+        <w:sz w:val="20"/>
+      </w:rPr>
+    </w:lvl>
+    <w:lvl w:ilvl="7" w:tentative="1">
+      <w:start w:val="1"/>
+      <w:numFmt w:val="bullet"/>
+      <w:lvlText w:val=""/>
+      <w:lvlJc w:val="left"/>
+      <w:pPr>
+        <w:tabs>
+          <w:tab w:val="num" w:pos="5760"/>
+        </w:tabs>
+        <w:ind w:left="5760" w:hanging="360"/>
+      </w:pPr>
+      <w:rPr>
+        <w:rFonts w:ascii="Wingdings" w:hAnsi="Wingdings" w:hint="default"/>
+        <w:sz w:val="20"/>
+      </w:rPr>
+    </w:lvl>
+    <w:lvl w:ilvl="8" w:tentative="1">
+      <w:start w:val="1"/>
+      <w:numFmt w:val="bullet"/>
+      <w:lvlText w:val=""/>
+      <w:lvlJc w:val="left"/>
+      <w:pPr>
+        <w:tabs>
+          <w:tab w:val="num" w:pos="6480"/>
+        </w:tabs>
+        <w:ind w:left="6480" w:hanging="360"/>
+      </w:pPr>
+      <w:rPr>
+        <w:rFonts w:ascii="Wingdings" w:hAnsi="Wingdings" w:hint="default"/>
+        <w:sz w:val="20"/>
+      </w:rPr>
+    </w:lvl>
+  </w:abstractNum>
+  <w:abstractNum w:abstractNumId="62" w15:restartNumberingAfterBreak="0">
     <w:nsid w:val="58824936"/>
     <w:multiLevelType w:val="multilevel"/>
     <w:tmpl w:val="DB029FB2"/>
@@ -10431,7 +13282,7 @@
       </w:rPr>
     </w:lvl>
   </w:abstractNum>
-  <w:abstractNum w:abstractNumId="51" w15:restartNumberingAfterBreak="0">
+  <w:abstractNum w:abstractNumId="63" w15:restartNumberingAfterBreak="0">
     <w:nsid w:val="59AB4B29"/>
     <w:multiLevelType w:val="multilevel"/>
     <w:tmpl w:val="5E3EEEBC"/>
@@ -10580,7 +13431,7 @@
       </w:rPr>
     </w:lvl>
   </w:abstractNum>
-  <w:abstractNum w:abstractNumId="52" w15:restartNumberingAfterBreak="0">
+  <w:abstractNum w:abstractNumId="64" w15:restartNumberingAfterBreak="0">
     <w:nsid w:val="5CBF5A33"/>
     <w:multiLevelType w:val="multilevel"/>
     <w:tmpl w:val="28885078"/>
@@ -10729,7 +13580,7 @@
       </w:rPr>
     </w:lvl>
   </w:abstractNum>
-  <w:abstractNum w:abstractNumId="53" w15:restartNumberingAfterBreak="0">
+  <w:abstractNum w:abstractNumId="65" w15:restartNumberingAfterBreak="0">
     <w:nsid w:val="5E6919E0"/>
     <w:multiLevelType w:val="multilevel"/>
     <w:tmpl w:val="D5E2F0E4"/>
@@ -10878,7 +13729,7 @@
       </w:rPr>
     </w:lvl>
   </w:abstractNum>
-  <w:abstractNum w:abstractNumId="54" w15:restartNumberingAfterBreak="0">
+  <w:abstractNum w:abstractNumId="66" w15:restartNumberingAfterBreak="0">
     <w:nsid w:val="600975B8"/>
     <w:multiLevelType w:val="multilevel"/>
     <w:tmpl w:val="CE70438C"/>
@@ -11027,7 +13878,7 @@
       </w:rPr>
     </w:lvl>
   </w:abstractNum>
-  <w:abstractNum w:abstractNumId="55" w15:restartNumberingAfterBreak="0">
+  <w:abstractNum w:abstractNumId="67" w15:restartNumberingAfterBreak="0">
     <w:nsid w:val="613F786E"/>
     <w:multiLevelType w:val="multilevel"/>
     <w:tmpl w:val="9176DBF0"/>
@@ -11141,7 +13992,156 @@
       </w:rPr>
     </w:lvl>
   </w:abstractNum>
-  <w:abstractNum w:abstractNumId="56" w15:restartNumberingAfterBreak="0">
+  <w:abstractNum w:abstractNumId="68" w15:restartNumberingAfterBreak="0">
+    <w:nsid w:val="61681EF8"/>
+    <w:multiLevelType w:val="multilevel"/>
+    <w:tmpl w:val="AB705CDA"/>
+    <w:lvl w:ilvl="0">
+      <w:start w:val="1"/>
+      <w:numFmt w:val="bullet"/>
+      <w:lvlText w:val=""/>
+      <w:lvlJc w:val="left"/>
+      <w:pPr>
+        <w:tabs>
+          <w:tab w:val="num" w:pos="720"/>
+        </w:tabs>
+        <w:ind w:left="720" w:hanging="360"/>
+      </w:pPr>
+      <w:rPr>
+        <w:rFonts w:ascii="Symbol" w:hAnsi="Symbol" w:hint="default"/>
+        <w:sz w:val="20"/>
+      </w:rPr>
+    </w:lvl>
+    <w:lvl w:ilvl="1" w:tentative="1">
+      <w:start w:val="1"/>
+      <w:numFmt w:val="bullet"/>
+      <w:lvlText w:val="o"/>
+      <w:lvlJc w:val="left"/>
+      <w:pPr>
+        <w:tabs>
+          <w:tab w:val="num" w:pos="1440"/>
+        </w:tabs>
+        <w:ind w:left="1440" w:hanging="360"/>
+      </w:pPr>
+      <w:rPr>
+        <w:rFonts w:ascii="Courier New" w:hAnsi="Courier New" w:hint="default"/>
+        <w:sz w:val="20"/>
+      </w:rPr>
+    </w:lvl>
+    <w:lvl w:ilvl="2" w:tentative="1">
+      <w:start w:val="1"/>
+      <w:numFmt w:val="bullet"/>
+      <w:lvlText w:val=""/>
+      <w:lvlJc w:val="left"/>
+      <w:pPr>
+        <w:tabs>
+          <w:tab w:val="num" w:pos="2160"/>
+        </w:tabs>
+        <w:ind w:left="2160" w:hanging="360"/>
+      </w:pPr>
+      <w:rPr>
+        <w:rFonts w:ascii="Wingdings" w:hAnsi="Wingdings" w:hint="default"/>
+        <w:sz w:val="20"/>
+      </w:rPr>
+    </w:lvl>
+    <w:lvl w:ilvl="3" w:tentative="1">
+      <w:start w:val="1"/>
+      <w:numFmt w:val="bullet"/>
+      <w:lvlText w:val=""/>
+      <w:lvlJc w:val="left"/>
+      <w:pPr>
+        <w:tabs>
+          <w:tab w:val="num" w:pos="2880"/>
+        </w:tabs>
+        <w:ind w:left="2880" w:hanging="360"/>
+      </w:pPr>
+      <w:rPr>
+        <w:rFonts w:ascii="Wingdings" w:hAnsi="Wingdings" w:hint="default"/>
+        <w:sz w:val="20"/>
+      </w:rPr>
+    </w:lvl>
+    <w:lvl w:ilvl="4" w:tentative="1">
+      <w:start w:val="1"/>
+      <w:numFmt w:val="bullet"/>
+      <w:lvlText w:val=""/>
+      <w:lvlJc w:val="left"/>
+      <w:pPr>
+        <w:tabs>
+          <w:tab w:val="num" w:pos="3600"/>
+        </w:tabs>
+        <w:ind w:left="3600" w:hanging="360"/>
+      </w:pPr>
+      <w:rPr>
+        <w:rFonts w:ascii="Wingdings" w:hAnsi="Wingdings" w:hint="default"/>
+        <w:sz w:val="20"/>
+      </w:rPr>
+    </w:lvl>
+    <w:lvl w:ilvl="5" w:tentative="1">
+      <w:start w:val="1"/>
+      <w:numFmt w:val="bullet"/>
+      <w:lvlText w:val=""/>
+      <w:lvlJc w:val="left"/>
+      <w:pPr>
+        <w:tabs>
+          <w:tab w:val="num" w:pos="4320"/>
+        </w:tabs>
+        <w:ind w:left="4320" w:hanging="360"/>
+      </w:pPr>
+      <w:rPr>
+        <w:rFonts w:ascii="Wingdings" w:hAnsi="Wingdings" w:hint="default"/>
+        <w:sz w:val="20"/>
+      </w:rPr>
+    </w:lvl>
+    <w:lvl w:ilvl="6" w:tentative="1">
+      <w:start w:val="1"/>
+      <w:numFmt w:val="bullet"/>
+      <w:lvlText w:val=""/>
+      <w:lvlJc w:val="left"/>
+      <w:pPr>
+        <w:tabs>
+          <w:tab w:val="num" w:pos="5040"/>
+        </w:tabs>
+        <w:ind w:left="5040" w:hanging="360"/>
+      </w:pPr>
+      <w:rPr>
+        <w:rFonts w:ascii="Wingdings" w:hAnsi="Wingdings" w:hint="default"/>
+        <w:sz w:val="20"/>
+      </w:rPr>
+    </w:lvl>
+    <w:lvl w:ilvl="7" w:tentative="1">
+      <w:start w:val="1"/>
+      <w:numFmt w:val="bullet"/>
+      <w:lvlText w:val=""/>
+      <w:lvlJc w:val="left"/>
+      <w:pPr>
+        <w:tabs>
+          <w:tab w:val="num" w:pos="5760"/>
+        </w:tabs>
+        <w:ind w:left="5760" w:hanging="360"/>
+      </w:pPr>
+      <w:rPr>
+        <w:rFonts w:ascii="Wingdings" w:hAnsi="Wingdings" w:hint="default"/>
+        <w:sz w:val="20"/>
+      </w:rPr>
+    </w:lvl>
+    <w:lvl w:ilvl="8" w:tentative="1">
+      <w:start w:val="1"/>
+      <w:numFmt w:val="bullet"/>
+      <w:lvlText w:val=""/>
+      <w:lvlJc w:val="left"/>
+      <w:pPr>
+        <w:tabs>
+          <w:tab w:val="num" w:pos="6480"/>
+        </w:tabs>
+        <w:ind w:left="6480" w:hanging="360"/>
+      </w:pPr>
+      <w:rPr>
+        <w:rFonts w:ascii="Wingdings" w:hAnsi="Wingdings" w:hint="default"/>
+        <w:sz w:val="20"/>
+      </w:rPr>
+    </w:lvl>
+  </w:abstractNum>
+  <w:abstractNum w:abstractNumId="69" w15:restartNumberingAfterBreak="0">
     <w:nsid w:val="61AD0069"/>
     <w:multiLevelType w:val="hybridMultilevel"/>
     <w:tmpl w:val="BF8CEF1C"/>
@@ -11254,7 +14254,7 @@
       </w:rPr>
     </w:lvl>
   </w:abstractNum>
-  <w:abstractNum w:abstractNumId="57" w15:restartNumberingAfterBreak="0">
+  <w:abstractNum w:abstractNumId="70" w15:restartNumberingAfterBreak="0">
     <w:nsid w:val="65857271"/>
     <w:multiLevelType w:val="multilevel"/>
     <w:tmpl w:val="5AE6ABFA"/>
@@ -11403,7 +14403,7 @@
       </w:rPr>
     </w:lvl>
   </w:abstractNum>
-  <w:abstractNum w:abstractNumId="58" w15:restartNumberingAfterBreak="0">
+  <w:abstractNum w:abstractNumId="71" w15:restartNumberingAfterBreak="0">
     <w:nsid w:val="66144D46"/>
     <w:multiLevelType w:val="multilevel"/>
     <w:tmpl w:val="63E0E5AA"/>
@@ -11552,7 +14552,156 @@
       </w:rPr>
     </w:lvl>
   </w:abstractNum>
-  <w:abstractNum w:abstractNumId="59" w15:restartNumberingAfterBreak="0">
+  <w:abstractNum w:abstractNumId="72" w15:restartNumberingAfterBreak="0">
+    <w:nsid w:val="66481F61"/>
+    <w:multiLevelType w:val="multilevel"/>
+    <w:tmpl w:val="E9784626"/>
+    <w:lvl w:ilvl="0">
+      <w:start w:val="1"/>
+      <w:numFmt w:val="bullet"/>
+      <w:lvlText w:val=""/>
+      <w:lvlJc w:val="left"/>
+      <w:pPr>
+        <w:tabs>
+          <w:tab w:val="num" w:pos="720"/>
+        </w:tabs>
+        <w:ind w:left="720" w:hanging="360"/>
+      </w:pPr>
+      <w:rPr>
+        <w:rFonts w:ascii="Symbol" w:hAnsi="Symbol" w:hint="default"/>
+        <w:sz w:val="20"/>
+      </w:rPr>
+    </w:lvl>
+    <w:lvl w:ilvl="1" w:tentative="1">
+      <w:start w:val="1"/>
+      <w:numFmt w:val="bullet"/>
+      <w:lvlText w:val="o"/>
+      <w:lvlJc w:val="left"/>
+      <w:pPr>
+        <w:tabs>
+          <w:tab w:val="num" w:pos="1440"/>
+        </w:tabs>
+        <w:ind w:left="1440" w:hanging="360"/>
+      </w:pPr>
+      <w:rPr>
+        <w:rFonts w:ascii="Courier New" w:hAnsi="Courier New" w:hint="default"/>
+        <w:sz w:val="20"/>
+      </w:rPr>
+    </w:lvl>
+    <w:lvl w:ilvl="2" w:tentative="1">
+      <w:start w:val="1"/>
+      <w:numFmt w:val="bullet"/>
+      <w:lvlText w:val=""/>
+      <w:lvlJc w:val="left"/>
+      <w:pPr>
+        <w:tabs>
+          <w:tab w:val="num" w:pos="2160"/>
+        </w:tabs>
+        <w:ind w:left="2160" w:hanging="360"/>
+      </w:pPr>
+      <w:rPr>
+        <w:rFonts w:ascii="Wingdings" w:hAnsi="Wingdings" w:hint="default"/>
+        <w:sz w:val="20"/>
+      </w:rPr>
+    </w:lvl>
+    <w:lvl w:ilvl="3" w:tentative="1">
+      <w:start w:val="1"/>
+      <w:numFmt w:val="bullet"/>
+      <w:lvlText w:val=""/>
+      <w:lvlJc w:val="left"/>
+      <w:pPr>
+        <w:tabs>
+          <w:tab w:val="num" w:pos="2880"/>
+        </w:tabs>
+        <w:ind w:left="2880" w:hanging="360"/>
+      </w:pPr>
+      <w:rPr>
+        <w:rFonts w:ascii="Wingdings" w:hAnsi="Wingdings" w:hint="default"/>
+        <w:sz w:val="20"/>
+      </w:rPr>
+    </w:lvl>
+    <w:lvl w:ilvl="4" w:tentative="1">
+      <w:start w:val="1"/>
+      <w:numFmt w:val="bullet"/>
+      <w:lvlText w:val=""/>
+      <w:lvlJc w:val="left"/>
+      <w:pPr>
+        <w:tabs>
+          <w:tab w:val="num" w:pos="3600"/>
+        </w:tabs>
+        <w:ind w:left="3600" w:hanging="360"/>
+      </w:pPr>
+      <w:rPr>
+        <w:rFonts w:ascii="Wingdings" w:hAnsi="Wingdings" w:hint="default"/>
+        <w:sz w:val="20"/>
+      </w:rPr>
+    </w:lvl>
+    <w:lvl w:ilvl="5" w:tentative="1">
+      <w:start w:val="1"/>
+      <w:numFmt w:val="bullet"/>
+      <w:lvlText w:val=""/>
+      <w:lvlJc w:val="left"/>
+      <w:pPr>
+        <w:tabs>
+          <w:tab w:val="num" w:pos="4320"/>
+        </w:tabs>
+        <w:ind w:left="4320" w:hanging="360"/>
+      </w:pPr>
+      <w:rPr>
+        <w:rFonts w:ascii="Wingdings" w:hAnsi="Wingdings" w:hint="default"/>
+        <w:sz w:val="20"/>
+      </w:rPr>
+    </w:lvl>
+    <w:lvl w:ilvl="6" w:tentative="1">
+      <w:start w:val="1"/>
+      <w:numFmt w:val="bullet"/>
+      <w:lvlText w:val=""/>
+      <w:lvlJc w:val="left"/>
+      <w:pPr>
+        <w:tabs>
+          <w:tab w:val="num" w:pos="5040"/>
+        </w:tabs>
+        <w:ind w:left="5040" w:hanging="360"/>
+      </w:pPr>
+      <w:rPr>
+        <w:rFonts w:ascii="Wingdings" w:hAnsi="Wingdings" w:hint="default"/>
+        <w:sz w:val="20"/>
+      </w:rPr>
+    </w:lvl>
+    <w:lvl w:ilvl="7" w:tentative="1">
+      <w:start w:val="1"/>
+      <w:numFmt w:val="bullet"/>
+      <w:lvlText w:val=""/>
+      <w:lvlJc w:val="left"/>
+      <w:pPr>
+        <w:tabs>
+          <w:tab w:val="num" w:pos="5760"/>
+        </w:tabs>
+        <w:ind w:left="5760" w:hanging="360"/>
+      </w:pPr>
+      <w:rPr>
+        <w:rFonts w:ascii="Wingdings" w:hAnsi="Wingdings" w:hint="default"/>
+        <w:sz w:val="20"/>
+      </w:rPr>
+    </w:lvl>
+    <w:lvl w:ilvl="8" w:tentative="1">
+      <w:start w:val="1"/>
+      <w:numFmt w:val="bullet"/>
+      <w:lvlText w:val=""/>
+      <w:lvlJc w:val="left"/>
+      <w:pPr>
+        <w:tabs>
+          <w:tab w:val="num" w:pos="6480"/>
+        </w:tabs>
+        <w:ind w:left="6480" w:hanging="360"/>
+      </w:pPr>
+      <w:rPr>
+        <w:rFonts w:ascii="Wingdings" w:hAnsi="Wingdings" w:hint="default"/>
+        <w:sz w:val="20"/>
+      </w:rPr>
+    </w:lvl>
+  </w:abstractNum>
+  <w:abstractNum w:abstractNumId="73" w15:restartNumberingAfterBreak="0">
     <w:nsid w:val="67B0254B"/>
     <w:multiLevelType w:val="multilevel"/>
     <w:tmpl w:val="AF003BB0"/>
@@ -11701,7 +14850,7 @@
       </w:rPr>
     </w:lvl>
   </w:abstractNum>
-  <w:abstractNum w:abstractNumId="60" w15:restartNumberingAfterBreak="0">
+  <w:abstractNum w:abstractNumId="74" w15:restartNumberingAfterBreak="0">
     <w:nsid w:val="6A1E4E65"/>
     <w:multiLevelType w:val="hybridMultilevel"/>
     <w:tmpl w:val="8FE6DAFE"/>
@@ -11814,7 +14963,7 @@
       </w:rPr>
     </w:lvl>
   </w:abstractNum>
-  <w:abstractNum w:abstractNumId="61" w15:restartNumberingAfterBreak="0">
+  <w:abstractNum w:abstractNumId="75" w15:restartNumberingAfterBreak="0">
     <w:nsid w:val="6B6D75B0"/>
     <w:multiLevelType w:val="hybridMultilevel"/>
     <w:tmpl w:val="62A03182"/>
@@ -11927,7 +15076,7 @@
       </w:rPr>
     </w:lvl>
   </w:abstractNum>
-  <w:abstractNum w:abstractNumId="62" w15:restartNumberingAfterBreak="0">
+  <w:abstractNum w:abstractNumId="76" w15:restartNumberingAfterBreak="0">
     <w:nsid w:val="6BAC06B1"/>
     <w:multiLevelType w:val="hybridMultilevel"/>
     <w:tmpl w:val="D12ACC82"/>
@@ -12040,7 +15189,156 @@
       </w:rPr>
     </w:lvl>
   </w:abstractNum>
-  <w:abstractNum w:abstractNumId="63" w15:restartNumberingAfterBreak="0">
+  <w:abstractNum w:abstractNumId="77" w15:restartNumberingAfterBreak="0">
+    <w:nsid w:val="6E5044DB"/>
+    <w:multiLevelType w:val="multilevel"/>
+    <w:tmpl w:val="9438C018"/>
+    <w:lvl w:ilvl="0">
+      <w:start w:val="1"/>
+      <w:numFmt w:val="bullet"/>
+      <w:lvlText w:val=""/>
+      <w:lvlJc w:val="left"/>
+      <w:pPr>
+        <w:tabs>
+          <w:tab w:val="num" w:pos="720"/>
+        </w:tabs>
+        <w:ind w:left="720" w:hanging="360"/>
+      </w:pPr>
+      <w:rPr>
+        <w:rFonts w:ascii="Symbol" w:hAnsi="Symbol" w:hint="default"/>
+        <w:sz w:val="20"/>
+      </w:rPr>
+    </w:lvl>
+    <w:lvl w:ilvl="1">
+      <w:start w:val="1"/>
+      <w:numFmt w:val="bullet"/>
+      <w:lvlText w:val="o"/>
+      <w:lvlJc w:val="left"/>
+      <w:pPr>
+        <w:tabs>
+          <w:tab w:val="num" w:pos="1440"/>
+        </w:tabs>
+        <w:ind w:left="1440" w:hanging="360"/>
+      </w:pPr>
+      <w:rPr>
+        <w:rFonts w:ascii="Courier New" w:hAnsi="Courier New" w:hint="default"/>
+        <w:sz w:val="20"/>
+      </w:rPr>
+    </w:lvl>
+    <w:lvl w:ilvl="2" w:tentative="1">
+      <w:start w:val="1"/>
+      <w:numFmt w:val="bullet"/>
+      <w:lvlText w:val=""/>
+      <w:lvlJc w:val="left"/>
+      <w:pPr>
+        <w:tabs>
+          <w:tab w:val="num" w:pos="2160"/>
+        </w:tabs>
+        <w:ind w:left="2160" w:hanging="360"/>
+      </w:pPr>
+      <w:rPr>
+        <w:rFonts w:ascii="Wingdings" w:hAnsi="Wingdings" w:hint="default"/>
+        <w:sz w:val="20"/>
+      </w:rPr>
+    </w:lvl>
+    <w:lvl w:ilvl="3" w:tentative="1">
+      <w:start w:val="1"/>
+      <w:numFmt w:val="bullet"/>
+      <w:lvlText w:val=""/>
+      <w:lvlJc w:val="left"/>
+      <w:pPr>
+        <w:tabs>
+          <w:tab w:val="num" w:pos="2880"/>
+        </w:tabs>
+        <w:ind w:left="2880" w:hanging="360"/>
+      </w:pPr>
+      <w:rPr>
+        <w:rFonts w:ascii="Wingdings" w:hAnsi="Wingdings" w:hint="default"/>
+        <w:sz w:val="20"/>
+      </w:rPr>
+    </w:lvl>
+    <w:lvl w:ilvl="4" w:tentative="1">
+      <w:start w:val="1"/>
+      <w:numFmt w:val="bullet"/>
+      <w:lvlText w:val=""/>
+      <w:lvlJc w:val="left"/>
+      <w:pPr>
+        <w:tabs>
+          <w:tab w:val="num" w:pos="3600"/>
+        </w:tabs>
+        <w:ind w:left="3600" w:hanging="360"/>
+      </w:pPr>
+      <w:rPr>
+        <w:rFonts w:ascii="Wingdings" w:hAnsi="Wingdings" w:hint="default"/>
+        <w:sz w:val="20"/>
+      </w:rPr>
+    </w:lvl>
+    <w:lvl w:ilvl="5" w:tentative="1">
+      <w:start w:val="1"/>
+      <w:numFmt w:val="bullet"/>
+      <w:lvlText w:val=""/>
+      <w:lvlJc w:val="left"/>
+      <w:pPr>
+        <w:tabs>
+          <w:tab w:val="num" w:pos="4320"/>
+        </w:tabs>
+        <w:ind w:left="4320" w:hanging="360"/>
+      </w:pPr>
+      <w:rPr>
+        <w:rFonts w:ascii="Wingdings" w:hAnsi="Wingdings" w:hint="default"/>
+        <w:sz w:val="20"/>
+      </w:rPr>
+    </w:lvl>
+    <w:lvl w:ilvl="6" w:tentative="1">
+      <w:start w:val="1"/>
+      <w:numFmt w:val="bullet"/>
+      <w:lvlText w:val=""/>
+      <w:lvlJc w:val="left"/>
+      <w:pPr>
+        <w:tabs>
+          <w:tab w:val="num" w:pos="5040"/>
+        </w:tabs>
+        <w:ind w:left="5040" w:hanging="360"/>
+      </w:pPr>
+      <w:rPr>
+        <w:rFonts w:ascii="Wingdings" w:hAnsi="Wingdings" w:hint="default"/>
+        <w:sz w:val="20"/>
+      </w:rPr>
+    </w:lvl>
+    <w:lvl w:ilvl="7" w:tentative="1">
+      <w:start w:val="1"/>
+      <w:numFmt w:val="bullet"/>
+      <w:lvlText w:val=""/>
+      <w:lvlJc w:val="left"/>
+      <w:pPr>
+        <w:tabs>
+          <w:tab w:val="num" w:pos="5760"/>
+        </w:tabs>
+        <w:ind w:left="5760" w:hanging="360"/>
+      </w:pPr>
+      <w:rPr>
+        <w:rFonts w:ascii="Wingdings" w:hAnsi="Wingdings" w:hint="default"/>
+        <w:sz w:val="20"/>
+      </w:rPr>
+    </w:lvl>
+    <w:lvl w:ilvl="8" w:tentative="1">
+      <w:start w:val="1"/>
+      <w:numFmt w:val="bullet"/>
+      <w:lvlText w:val=""/>
+      <w:lvlJc w:val="left"/>
+      <w:pPr>
+        <w:tabs>
+          <w:tab w:val="num" w:pos="6480"/>
+        </w:tabs>
+        <w:ind w:left="6480" w:hanging="360"/>
+      </w:pPr>
+      <w:rPr>
+        <w:rFonts w:ascii="Wingdings" w:hAnsi="Wingdings" w:hint="default"/>
+        <w:sz w:val="20"/>
+      </w:rPr>
+    </w:lvl>
+  </w:abstractNum>
+  <w:abstractNum w:abstractNumId="78" w15:restartNumberingAfterBreak="0">
     <w:nsid w:val="6FCE7091"/>
     <w:multiLevelType w:val="multilevel"/>
     <w:tmpl w:val="DC66B4AC"/>
@@ -12189,7 +15487,7 @@
       </w:rPr>
     </w:lvl>
   </w:abstractNum>
-  <w:abstractNum w:abstractNumId="64" w15:restartNumberingAfterBreak="0">
+  <w:abstractNum w:abstractNumId="79" w15:restartNumberingAfterBreak="0">
     <w:nsid w:val="73641073"/>
     <w:multiLevelType w:val="hybridMultilevel"/>
     <w:tmpl w:val="924E6458"/>
@@ -12302,7 +15600,7 @@
       </w:rPr>
     </w:lvl>
   </w:abstractNum>
-  <w:abstractNum w:abstractNumId="65" w15:restartNumberingAfterBreak="0">
+  <w:abstractNum w:abstractNumId="80" w15:restartNumberingAfterBreak="0">
     <w:nsid w:val="73FC6AF7"/>
     <w:multiLevelType w:val="hybridMultilevel"/>
     <w:tmpl w:val="BC58F54A"/>
@@ -12415,7 +15713,7 @@
       </w:rPr>
     </w:lvl>
   </w:abstractNum>
-  <w:abstractNum w:abstractNumId="66" w15:restartNumberingAfterBreak="0">
+  <w:abstractNum w:abstractNumId="81" w15:restartNumberingAfterBreak="0">
     <w:nsid w:val="742044B7"/>
     <w:multiLevelType w:val="multilevel"/>
     <w:tmpl w:val="E806E944"/>
@@ -12564,7 +15862,7 @@
       </w:rPr>
     </w:lvl>
   </w:abstractNum>
-  <w:abstractNum w:abstractNumId="67" w15:restartNumberingAfterBreak="0">
+  <w:abstractNum w:abstractNumId="82" w15:restartNumberingAfterBreak="0">
     <w:nsid w:val="784C40E2"/>
     <w:multiLevelType w:val="hybridMultilevel"/>
     <w:tmpl w:val="9AA40C0C"/>
@@ -12677,7 +15975,7 @@
       </w:rPr>
     </w:lvl>
   </w:abstractNum>
-  <w:abstractNum w:abstractNumId="68" w15:restartNumberingAfterBreak="0">
+  <w:abstractNum w:abstractNumId="83" w15:restartNumberingAfterBreak="0">
     <w:nsid w:val="7A305AA4"/>
     <w:multiLevelType w:val="multilevel"/>
     <w:tmpl w:val="DC66B4AC"/>
@@ -12826,7 +16124,7 @@
       </w:rPr>
     </w:lvl>
   </w:abstractNum>
-  <w:abstractNum w:abstractNumId="69" w15:restartNumberingAfterBreak="0">
+  <w:abstractNum w:abstractNumId="84" w15:restartNumberingAfterBreak="0">
     <w:nsid w:val="7BCE7055"/>
     <w:multiLevelType w:val="multilevel"/>
     <w:tmpl w:val="7E589942"/>
@@ -12975,7 +16273,305 @@
       </w:rPr>
     </w:lvl>
   </w:abstractNum>
-  <w:abstractNum w:abstractNumId="70" w15:restartNumberingAfterBreak="0">
+  <w:abstractNum w:abstractNumId="85" w15:restartNumberingAfterBreak="0">
+    <w:nsid w:val="7C692AA2"/>
+    <w:multiLevelType w:val="multilevel"/>
+    <w:tmpl w:val="89E6C8E0"/>
+    <w:lvl w:ilvl="0">
+      <w:start w:val="1"/>
+      <w:numFmt w:val="bullet"/>
+      <w:lvlText w:val=""/>
+      <w:lvlJc w:val="left"/>
+      <w:pPr>
+        <w:tabs>
+          <w:tab w:val="num" w:pos="720"/>
+        </w:tabs>
+        <w:ind w:left="720" w:hanging="360"/>
+      </w:pPr>
+      <w:rPr>
+        <w:rFonts w:ascii="Symbol" w:hAnsi="Symbol" w:hint="default"/>
+        <w:sz w:val="20"/>
+      </w:rPr>
+    </w:lvl>
+    <w:lvl w:ilvl="1" w:tentative="1">
+      <w:start w:val="1"/>
+      <w:numFmt w:val="bullet"/>
+      <w:lvlText w:val="o"/>
+      <w:lvlJc w:val="left"/>
+      <w:pPr>
+        <w:tabs>
+          <w:tab w:val="num" w:pos="1440"/>
+        </w:tabs>
+        <w:ind w:left="1440" w:hanging="360"/>
+      </w:pPr>
+      <w:rPr>
+        <w:rFonts w:ascii="Courier New" w:hAnsi="Courier New" w:hint="default"/>
+        <w:sz w:val="20"/>
+      </w:rPr>
+    </w:lvl>
+    <w:lvl w:ilvl="2" w:tentative="1">
+      <w:start w:val="1"/>
+      <w:numFmt w:val="bullet"/>
+      <w:lvlText w:val=""/>
+      <w:lvlJc w:val="left"/>
+      <w:pPr>
+        <w:tabs>
+          <w:tab w:val="num" w:pos="2160"/>
+        </w:tabs>
+        <w:ind w:left="2160" w:hanging="360"/>
+      </w:pPr>
+      <w:rPr>
+        <w:rFonts w:ascii="Wingdings" w:hAnsi="Wingdings" w:hint="default"/>
+        <w:sz w:val="20"/>
+      </w:rPr>
+    </w:lvl>
+    <w:lvl w:ilvl="3" w:tentative="1">
+      <w:start w:val="1"/>
+      <w:numFmt w:val="bullet"/>
+      <w:lvlText w:val=""/>
+      <w:lvlJc w:val="left"/>
+      <w:pPr>
+        <w:tabs>
+          <w:tab w:val="num" w:pos="2880"/>
+        </w:tabs>
+        <w:ind w:left="2880" w:hanging="360"/>
+      </w:pPr>
+      <w:rPr>
+        <w:rFonts w:ascii="Wingdings" w:hAnsi="Wingdings" w:hint="default"/>
+        <w:sz w:val="20"/>
+      </w:rPr>
+    </w:lvl>
+    <w:lvl w:ilvl="4" w:tentative="1">
+      <w:start w:val="1"/>
+      <w:numFmt w:val="bullet"/>
+      <w:lvlText w:val=""/>
+      <w:lvlJc w:val="left"/>
+      <w:pPr>
+        <w:tabs>
+          <w:tab w:val="num" w:pos="3600"/>
+        </w:tabs>
+        <w:ind w:left="3600" w:hanging="360"/>
+      </w:pPr>
+      <w:rPr>
+        <w:rFonts w:ascii="Wingdings" w:hAnsi="Wingdings" w:hint="default"/>
+        <w:sz w:val="20"/>
+      </w:rPr>
+    </w:lvl>
+    <w:lvl w:ilvl="5" w:tentative="1">
+      <w:start w:val="1"/>
+      <w:numFmt w:val="bullet"/>
+      <w:lvlText w:val=""/>
+      <w:lvlJc w:val="left"/>
+      <w:pPr>
+        <w:tabs>
+          <w:tab w:val="num" w:pos="4320"/>
+        </w:tabs>
+        <w:ind w:left="4320" w:hanging="360"/>
+      </w:pPr>
+      <w:rPr>
+        <w:rFonts w:ascii="Wingdings" w:hAnsi="Wingdings" w:hint="default"/>
+        <w:sz w:val="20"/>
+      </w:rPr>
+    </w:lvl>
+    <w:lvl w:ilvl="6" w:tentative="1">
+      <w:start w:val="1"/>
+      <w:numFmt w:val="bullet"/>
+      <w:lvlText w:val=""/>
+      <w:lvlJc w:val="left"/>
+      <w:pPr>
+        <w:tabs>
+          <w:tab w:val="num" w:pos="5040"/>
+        </w:tabs>
+        <w:ind w:left="5040" w:hanging="360"/>
+      </w:pPr>
+      <w:rPr>
+        <w:rFonts w:ascii="Wingdings" w:hAnsi="Wingdings" w:hint="default"/>
+        <w:sz w:val="20"/>
+      </w:rPr>
+    </w:lvl>
+    <w:lvl w:ilvl="7" w:tentative="1">
+      <w:start w:val="1"/>
+      <w:numFmt w:val="bullet"/>
+      <w:lvlText w:val=""/>
+      <w:lvlJc w:val="left"/>
+      <w:pPr>
+        <w:tabs>
+          <w:tab w:val="num" w:pos="5760"/>
+        </w:tabs>
+        <w:ind w:left="5760" w:hanging="360"/>
+      </w:pPr>
+      <w:rPr>
+        <w:rFonts w:ascii="Wingdings" w:hAnsi="Wingdings" w:hint="default"/>
+        <w:sz w:val="20"/>
+      </w:rPr>
+    </w:lvl>
+    <w:lvl w:ilvl="8" w:tentative="1">
+      <w:start w:val="1"/>
+      <w:numFmt w:val="bullet"/>
+      <w:lvlText w:val=""/>
+      <w:lvlJc w:val="left"/>
+      <w:pPr>
+        <w:tabs>
+          <w:tab w:val="num" w:pos="6480"/>
+        </w:tabs>
+        <w:ind w:left="6480" w:hanging="360"/>
+      </w:pPr>
+      <w:rPr>
+        <w:rFonts w:ascii="Wingdings" w:hAnsi="Wingdings" w:hint="default"/>
+        <w:sz w:val="20"/>
+      </w:rPr>
+    </w:lvl>
+  </w:abstractNum>
+  <w:abstractNum w:abstractNumId="86" w15:restartNumberingAfterBreak="0">
+    <w:nsid w:val="7D67383A"/>
+    <w:multiLevelType w:val="multilevel"/>
+    <w:tmpl w:val="76089C6E"/>
+    <w:lvl w:ilvl="0">
+      <w:start w:val="1"/>
+      <w:numFmt w:val="bullet"/>
+      <w:lvlText w:val=""/>
+      <w:lvlJc w:val="left"/>
+      <w:pPr>
+        <w:tabs>
+          <w:tab w:val="num" w:pos="720"/>
+        </w:tabs>
+        <w:ind w:left="720" w:hanging="360"/>
+      </w:pPr>
+      <w:rPr>
+        <w:rFonts w:ascii="Symbol" w:hAnsi="Symbol" w:hint="default"/>
+        <w:sz w:val="20"/>
+      </w:rPr>
+    </w:lvl>
+    <w:lvl w:ilvl="1">
+      <w:start w:val="1"/>
+      <w:numFmt w:val="bullet"/>
+      <w:lvlText w:val="o"/>
+      <w:lvlJc w:val="left"/>
+      <w:pPr>
+        <w:tabs>
+          <w:tab w:val="num" w:pos="1440"/>
+        </w:tabs>
+        <w:ind w:left="1440" w:hanging="360"/>
+      </w:pPr>
+      <w:rPr>
+        <w:rFonts w:ascii="Courier New" w:hAnsi="Courier New" w:hint="default"/>
+        <w:sz w:val="20"/>
+      </w:rPr>
+    </w:lvl>
+    <w:lvl w:ilvl="2" w:tentative="1">
+      <w:start w:val="1"/>
+      <w:numFmt w:val="bullet"/>
+      <w:lvlText w:val=""/>
+      <w:lvlJc w:val="left"/>
+      <w:pPr>
+        <w:tabs>
+          <w:tab w:val="num" w:pos="2160"/>
+        </w:tabs>
+        <w:ind w:left="2160" w:hanging="360"/>
+      </w:pPr>
+      <w:rPr>
+        <w:rFonts w:ascii="Wingdings" w:hAnsi="Wingdings" w:hint="default"/>
+        <w:sz w:val="20"/>
+      </w:rPr>
+    </w:lvl>
+    <w:lvl w:ilvl="3" w:tentative="1">
+      <w:start w:val="1"/>
+      <w:numFmt w:val="bullet"/>
+      <w:lvlText w:val=""/>
+      <w:lvlJc w:val="left"/>
+      <w:pPr>
+        <w:tabs>
+          <w:tab w:val="num" w:pos="2880"/>
+        </w:tabs>
+        <w:ind w:left="2880" w:hanging="360"/>
+      </w:pPr>
+      <w:rPr>
+        <w:rFonts w:ascii="Wingdings" w:hAnsi="Wingdings" w:hint="default"/>
+        <w:sz w:val="20"/>
+      </w:rPr>
+    </w:lvl>
+    <w:lvl w:ilvl="4" w:tentative="1">
+      <w:start w:val="1"/>
+      <w:numFmt w:val="bullet"/>
+      <w:lvlText w:val=""/>
+      <w:lvlJc w:val="left"/>
+      <w:pPr>
+        <w:tabs>
+          <w:tab w:val="num" w:pos="3600"/>
+        </w:tabs>
+        <w:ind w:left="3600" w:hanging="360"/>
+      </w:pPr>
+      <w:rPr>
+        <w:rFonts w:ascii="Wingdings" w:hAnsi="Wingdings" w:hint="default"/>
+        <w:sz w:val="20"/>
+      </w:rPr>
+    </w:lvl>
+    <w:lvl w:ilvl="5" w:tentative="1">
+      <w:start w:val="1"/>
+      <w:numFmt w:val="bullet"/>
+      <w:lvlText w:val=""/>
+      <w:lvlJc w:val="left"/>
+      <w:pPr>
+        <w:tabs>
+          <w:tab w:val="num" w:pos="4320"/>
+        </w:tabs>
+        <w:ind w:left="4320" w:hanging="360"/>
+      </w:pPr>
+      <w:rPr>
+        <w:rFonts w:ascii="Wingdings" w:hAnsi="Wingdings" w:hint="default"/>
+        <w:sz w:val="20"/>
+      </w:rPr>
+    </w:lvl>
+    <w:lvl w:ilvl="6" w:tentative="1">
+      <w:start w:val="1"/>
+      <w:numFmt w:val="bullet"/>
+      <w:lvlText w:val=""/>
+      <w:lvlJc w:val="left"/>
+      <w:pPr>
+        <w:tabs>
+          <w:tab w:val="num" w:pos="5040"/>
+        </w:tabs>
+        <w:ind w:left="5040" w:hanging="360"/>
+      </w:pPr>
+      <w:rPr>
+        <w:rFonts w:ascii="Wingdings" w:hAnsi="Wingdings" w:hint="default"/>
+        <w:sz w:val="20"/>
+      </w:rPr>
+    </w:lvl>
+    <w:lvl w:ilvl="7" w:tentative="1">
+      <w:start w:val="1"/>
+      <w:numFmt w:val="bullet"/>
+      <w:lvlText w:val=""/>
+      <w:lvlJc w:val="left"/>
+      <w:pPr>
+        <w:tabs>
+          <w:tab w:val="num" w:pos="5760"/>
+        </w:tabs>
+        <w:ind w:left="5760" w:hanging="360"/>
+      </w:pPr>
+      <w:rPr>
+        <w:rFonts w:ascii="Wingdings" w:hAnsi="Wingdings" w:hint="default"/>
+        <w:sz w:val="20"/>
+      </w:rPr>
+    </w:lvl>
+    <w:lvl w:ilvl="8" w:tentative="1">
+      <w:start w:val="1"/>
+      <w:numFmt w:val="bullet"/>
+      <w:lvlText w:val=""/>
+      <w:lvlJc w:val="left"/>
+      <w:pPr>
+        <w:tabs>
+          <w:tab w:val="num" w:pos="6480"/>
+        </w:tabs>
+        <w:ind w:left="6480" w:hanging="360"/>
+      </w:pPr>
+      <w:rPr>
+        <w:rFonts w:ascii="Wingdings" w:hAnsi="Wingdings" w:hint="default"/>
+        <w:sz w:val="20"/>
+      </w:rPr>
+    </w:lvl>
+  </w:abstractNum>
+  <w:abstractNum w:abstractNumId="87" w15:restartNumberingAfterBreak="0">
     <w:nsid w:val="7DE91AD3"/>
     <w:multiLevelType w:val="multilevel"/>
     <w:tmpl w:val="9564AB9E"/>
@@ -13092,214 +16688,265 @@
     <w:abstractNumId w:val="3"/>
   </w:num>
   <w:num w:numId="2" w16cid:durableId="2068724335">
-    <w:abstractNumId w:val="19"/>
+    <w:abstractNumId w:val="23"/>
   </w:num>
   <w:num w:numId="3" w16cid:durableId="2046516116">
-    <w:abstractNumId w:val="11"/>
+    <w:abstractNumId w:val="14"/>
   </w:num>
   <w:num w:numId="4" w16cid:durableId="2015305128">
     <w:abstractNumId w:val="1"/>
   </w:num>
   <w:num w:numId="5" w16cid:durableId="1900432998">
-    <w:abstractNumId w:val="49"/>
+    <w:abstractNumId w:val="60"/>
   </w:num>
   <w:num w:numId="6" w16cid:durableId="2053919894">
-    <w:abstractNumId w:val="70"/>
+    <w:abstractNumId w:val="87"/>
   </w:num>
   <w:num w:numId="7" w16cid:durableId="1046678380">
-    <w:abstractNumId w:val="30"/>
+    <w:abstractNumId w:val="37"/>
   </w:num>
   <w:num w:numId="8" w16cid:durableId="647975550">
-    <w:abstractNumId w:val="59"/>
+    <w:abstractNumId w:val="73"/>
   </w:num>
   <w:num w:numId="9" w16cid:durableId="46950984">
-    <w:abstractNumId w:val="39"/>
+    <w:abstractNumId w:val="50"/>
   </w:num>
   <w:num w:numId="10" w16cid:durableId="243153916">
-    <w:abstractNumId w:val="68"/>
+    <w:abstractNumId w:val="83"/>
   </w:num>
   <w:num w:numId="11" w16cid:durableId="330527133">
-    <w:abstractNumId w:val="63"/>
+    <w:abstractNumId w:val="78"/>
   </w:num>
   <w:num w:numId="12" w16cid:durableId="2022470028">
-    <w:abstractNumId w:val="42"/>
+    <w:abstractNumId w:val="53"/>
   </w:num>
   <w:num w:numId="13" w16cid:durableId="99182161">
-    <w:abstractNumId w:val="62"/>
+    <w:abstractNumId w:val="76"/>
   </w:num>
   <w:num w:numId="14" w16cid:durableId="1223061012">
-    <w:abstractNumId w:val="33"/>
+    <w:abstractNumId w:val="41"/>
   </w:num>
   <w:num w:numId="15" w16cid:durableId="60954703">
-    <w:abstractNumId w:val="37"/>
+    <w:abstractNumId w:val="46"/>
   </w:num>
   <w:num w:numId="16" w16cid:durableId="1058287067">
-    <w:abstractNumId w:val="65"/>
+    <w:abstractNumId w:val="80"/>
   </w:num>
   <w:num w:numId="17" w16cid:durableId="79912535">
-    <w:abstractNumId w:val="38"/>
+    <w:abstractNumId w:val="47"/>
   </w:num>
   <w:num w:numId="18" w16cid:durableId="1454325368">
-    <w:abstractNumId w:val="36"/>
+    <w:abstractNumId w:val="45"/>
   </w:num>
   <w:num w:numId="19" w16cid:durableId="740980528">
     <w:abstractNumId w:val="0"/>
   </w:num>
   <w:num w:numId="20" w16cid:durableId="1699744614">
-    <w:abstractNumId w:val="25"/>
+    <w:abstractNumId w:val="31"/>
   </w:num>
   <w:num w:numId="21" w16cid:durableId="1556548943">
-    <w:abstractNumId w:val="43"/>
+    <w:abstractNumId w:val="54"/>
   </w:num>
   <w:num w:numId="22" w16cid:durableId="1806121921">
+    <w:abstractNumId w:val="36"/>
+  </w:num>
+  <w:num w:numId="23" w16cid:durableId="637808159">
+    <w:abstractNumId w:val="24"/>
+  </w:num>
+  <w:num w:numId="24" w16cid:durableId="475411579">
+    <w:abstractNumId w:val="13"/>
+  </w:num>
+  <w:num w:numId="25" w16cid:durableId="475495049">
+    <w:abstractNumId w:val="18"/>
+  </w:num>
+  <w:num w:numId="26" w16cid:durableId="562066451">
+    <w:abstractNumId w:val="58"/>
+  </w:num>
+  <w:num w:numId="27" w16cid:durableId="1859074713">
+    <w:abstractNumId w:val="40"/>
+  </w:num>
+  <w:num w:numId="28" w16cid:durableId="154226530">
     <w:abstractNumId w:val="29"/>
   </w:num>
-  <w:num w:numId="23" w16cid:durableId="637808159">
-    <w:abstractNumId w:val="20"/>
-  </w:num>
-  <w:num w:numId="24" w16cid:durableId="475411579">
-    <w:abstractNumId w:val="10"/>
-  </w:num>
-  <w:num w:numId="25" w16cid:durableId="475495049">
-    <w:abstractNumId w:val="14"/>
-  </w:num>
-  <w:num w:numId="26" w16cid:durableId="562066451">
-    <w:abstractNumId w:val="47"/>
-  </w:num>
-  <w:num w:numId="27" w16cid:durableId="1859074713">
-    <w:abstractNumId w:val="32"/>
-  </w:num>
-  <w:num w:numId="28" w16cid:durableId="154226530">
-    <w:abstractNumId w:val="24"/>
-  </w:num>
   <w:num w:numId="29" w16cid:durableId="702900614">
-    <w:abstractNumId w:val="67"/>
+    <w:abstractNumId w:val="82"/>
   </w:num>
   <w:num w:numId="30" w16cid:durableId="854659117">
-    <w:abstractNumId w:val="35"/>
+    <w:abstractNumId w:val="44"/>
   </w:num>
   <w:num w:numId="31" w16cid:durableId="1267736291">
-    <w:abstractNumId w:val="22"/>
+    <w:abstractNumId w:val="26"/>
   </w:num>
   <w:num w:numId="32" w16cid:durableId="1363021333">
-    <w:abstractNumId w:val="61"/>
+    <w:abstractNumId w:val="75"/>
   </w:num>
   <w:num w:numId="33" w16cid:durableId="1762681371">
-    <w:abstractNumId w:val="56"/>
+    <w:abstractNumId w:val="69"/>
   </w:num>
   <w:num w:numId="34" w16cid:durableId="484248035">
-    <w:abstractNumId w:val="64"/>
+    <w:abstractNumId w:val="79"/>
   </w:num>
   <w:num w:numId="35" w16cid:durableId="2078700863">
-    <w:abstractNumId w:val="44"/>
+    <w:abstractNumId w:val="55"/>
   </w:num>
   <w:num w:numId="36" w16cid:durableId="1183590282">
     <w:abstractNumId w:val="5"/>
   </w:num>
   <w:num w:numId="37" w16cid:durableId="2137596286">
-    <w:abstractNumId w:val="6"/>
+    <w:abstractNumId w:val="7"/>
   </w:num>
   <w:num w:numId="38" w16cid:durableId="1119907962">
-    <w:abstractNumId w:val="9"/>
+    <w:abstractNumId w:val="12"/>
   </w:num>
   <w:num w:numId="39" w16cid:durableId="1518499967">
-    <w:abstractNumId w:val="60"/>
+    <w:abstractNumId w:val="74"/>
   </w:num>
   <w:num w:numId="40" w16cid:durableId="500433935">
-    <w:abstractNumId w:val="48"/>
+    <w:abstractNumId w:val="59"/>
   </w:num>
   <w:num w:numId="41" w16cid:durableId="326052604">
-    <w:abstractNumId w:val="16"/>
+    <w:abstractNumId w:val="20"/>
   </w:num>
   <w:num w:numId="42" w16cid:durableId="1447460707">
-    <w:abstractNumId w:val="41"/>
+    <w:abstractNumId w:val="52"/>
   </w:num>
   <w:num w:numId="43" w16cid:durableId="61998251">
-    <w:abstractNumId w:val="45"/>
+    <w:abstractNumId w:val="56"/>
   </w:num>
   <w:num w:numId="44" w16cid:durableId="1622999486">
-    <w:abstractNumId w:val="31"/>
+    <w:abstractNumId w:val="38"/>
   </w:num>
   <w:num w:numId="45" w16cid:durableId="927352054">
-    <w:abstractNumId w:val="12"/>
+    <w:abstractNumId w:val="15"/>
   </w:num>
   <w:num w:numId="46" w16cid:durableId="2119249677">
-    <w:abstractNumId w:val="7"/>
+    <w:abstractNumId w:val="8"/>
   </w:num>
   <w:num w:numId="47" w16cid:durableId="1485394162">
-    <w:abstractNumId w:val="26"/>
+    <w:abstractNumId w:val="32"/>
   </w:num>
   <w:num w:numId="48" w16cid:durableId="1270237741">
-    <w:abstractNumId w:val="27"/>
+    <w:abstractNumId w:val="33"/>
   </w:num>
   <w:num w:numId="49" w16cid:durableId="1035348533">
-    <w:abstractNumId w:val="66"/>
+    <w:abstractNumId w:val="81"/>
   </w:num>
   <w:num w:numId="50" w16cid:durableId="1225490243">
-    <w:abstractNumId w:val="52"/>
+    <w:abstractNumId w:val="64"/>
   </w:num>
   <w:num w:numId="51" w16cid:durableId="1909145779">
     <w:abstractNumId w:val="4"/>
   </w:num>
   <w:num w:numId="52" w16cid:durableId="1989359688">
-    <w:abstractNumId w:val="53"/>
+    <w:abstractNumId w:val="65"/>
   </w:num>
   <w:num w:numId="53" w16cid:durableId="31810554">
-    <w:abstractNumId w:val="40"/>
+    <w:abstractNumId w:val="51"/>
   </w:num>
   <w:num w:numId="54" w16cid:durableId="421686379">
-    <w:abstractNumId w:val="58"/>
+    <w:abstractNumId w:val="71"/>
   </w:num>
   <w:num w:numId="55" w16cid:durableId="1090782940">
-    <w:abstractNumId w:val="17"/>
+    <w:abstractNumId w:val="21"/>
   </w:num>
   <w:num w:numId="56" w16cid:durableId="739526722">
-    <w:abstractNumId w:val="51"/>
+    <w:abstractNumId w:val="63"/>
   </w:num>
   <w:num w:numId="57" w16cid:durableId="2117022152">
-    <w:abstractNumId w:val="50"/>
+    <w:abstractNumId w:val="62"/>
   </w:num>
   <w:num w:numId="58" w16cid:durableId="933828759">
-    <w:abstractNumId w:val="15"/>
+    <w:abstractNumId w:val="19"/>
   </w:num>
   <w:num w:numId="59" w16cid:durableId="1998342537">
-    <w:abstractNumId w:val="13"/>
+    <w:abstractNumId w:val="16"/>
   </w:num>
   <w:num w:numId="60" w16cid:durableId="2104839558">
-    <w:abstractNumId w:val="46"/>
+    <w:abstractNumId w:val="57"/>
   </w:num>
   <w:num w:numId="61" w16cid:durableId="1619989704">
-    <w:abstractNumId w:val="54"/>
+    <w:abstractNumId w:val="66"/>
   </w:num>
   <w:num w:numId="62" w16cid:durableId="1745373551">
     <w:abstractNumId w:val="2"/>
   </w:num>
   <w:num w:numId="63" w16cid:durableId="209998076">
-    <w:abstractNumId w:val="69"/>
+    <w:abstractNumId w:val="84"/>
   </w:num>
   <w:num w:numId="64" w16cid:durableId="1106384698">
-    <w:abstractNumId w:val="21"/>
+    <w:abstractNumId w:val="25"/>
   </w:num>
   <w:num w:numId="65" w16cid:durableId="499808054">
+    <w:abstractNumId w:val="43"/>
+  </w:num>
+  <w:num w:numId="66" w16cid:durableId="2122531611">
+    <w:abstractNumId w:val="9"/>
+  </w:num>
+  <w:num w:numId="67" w16cid:durableId="130097543">
+    <w:abstractNumId w:val="22"/>
+  </w:num>
+  <w:num w:numId="68" w16cid:durableId="405567659">
+    <w:abstractNumId w:val="70"/>
+  </w:num>
+  <w:num w:numId="69" w16cid:durableId="667900594">
+    <w:abstractNumId w:val="28"/>
+  </w:num>
+  <w:num w:numId="70" w16cid:durableId="113015274">
+    <w:abstractNumId w:val="35"/>
+  </w:num>
+  <w:num w:numId="71" w16cid:durableId="1884244231">
+    <w:abstractNumId w:val="67"/>
+  </w:num>
+  <w:num w:numId="72" w16cid:durableId="133647492">
+    <w:abstractNumId w:val="17"/>
+  </w:num>
+  <w:num w:numId="73" w16cid:durableId="1836146425">
+    <w:abstractNumId w:val="42"/>
+  </w:num>
+  <w:num w:numId="74" w16cid:durableId="1085876635">
+    <w:abstractNumId w:val="48"/>
+  </w:num>
+  <w:num w:numId="75" w16cid:durableId="1306550144">
+    <w:abstractNumId w:val="61"/>
+  </w:num>
+  <w:num w:numId="76" w16cid:durableId="1196192860">
+    <w:abstractNumId w:val="86"/>
+  </w:num>
+  <w:num w:numId="77" w16cid:durableId="813449097">
+    <w:abstractNumId w:val="49"/>
+  </w:num>
+  <w:num w:numId="78" w16cid:durableId="1810976528">
+    <w:abstractNumId w:val="39"/>
+  </w:num>
+  <w:num w:numId="79" w16cid:durableId="1804225174">
+    <w:abstractNumId w:val="77"/>
+  </w:num>
+  <w:num w:numId="80" w16cid:durableId="135534234">
+    <w:abstractNumId w:val="10"/>
+  </w:num>
+  <w:num w:numId="81" w16cid:durableId="1743597743">
+    <w:abstractNumId w:val="30"/>
+  </w:num>
+  <w:num w:numId="82" w16cid:durableId="1367951181">
     <w:abstractNumId w:val="34"/>
   </w:num>
-  <w:num w:numId="66" w16cid:durableId="2122531611">
-    <w:abstractNumId w:val="8"/>
+  <w:num w:numId="83" w16cid:durableId="1128860521">
+    <w:abstractNumId w:val="27"/>
   </w:num>
-  <w:num w:numId="67" w16cid:durableId="130097543">
-    <w:abstractNumId w:val="18"/>
+  <w:num w:numId="84" w16cid:durableId="1741368065">
+    <w:abstractNumId w:val="85"/>
   </w:num>
-  <w:num w:numId="68" w16cid:durableId="405567659">
-    <w:abstractNumId w:val="57"/>
+  <w:num w:numId="85" w16cid:durableId="1296718126">
+    <w:abstractNumId w:val="6"/>
   </w:num>
-  <w:num w:numId="69" w16cid:durableId="667900594">
-    <w:abstractNumId w:val="23"/>
+  <w:num w:numId="86" w16cid:durableId="1512454760">
+    <w:abstractNumId w:val="11"/>
   </w:num>
-  <w:num w:numId="70" w16cid:durableId="113015274">
-    <w:abstractNumId w:val="28"/>
+  <w:num w:numId="87" w16cid:durableId="1270697187">
+    <w:abstractNumId w:val="72"/>
   </w:num>
-  <w:num w:numId="71" w16cid:durableId="1884244231">
-    <w:abstractNumId w:val="55"/>
+  <w:num w:numId="88" w16cid:durableId="1257327202">
+    <w:abstractNumId w:val="68"/>
   </w:num>
 </w:numbering>
 </file>
